--- a/Техническое задание.docx
+++ b/Техническое задание.docx
@@ -1,6 +1,6 @@
 
 <file path=word/document.xml><?xml version="1.0" encoding="utf-8"?>
-<w:document xmlns:wpc="http://schemas.microsoft.com/office/word/2010/wordprocessingCanvas" xmlns:cx="http://schemas.microsoft.com/office/drawing/2014/chartex" xmlns:cx1="http://schemas.microsoft.com/office/drawing/2015/9/8/chartex" xmlns:cx2="http://schemas.microsoft.com/office/drawing/2015/10/21/chartex" xmlns:cx3="http://schemas.microsoft.com/office/drawing/2016/5/9/chartex" xmlns:cx4="http://schemas.microsoft.com/office/drawing/2016/5/10/chartex" xmlns:cx5="http://schemas.microsoft.com/office/drawing/2016/5/11/chartex" xmlns:cx6="http://schemas.microsoft.com/office/drawing/2016/5/12/chartex" xmlns:cx7="http://schemas.microsoft.com/office/drawing/2016/5/13/chartex" xmlns:cx8="http://schemas.microsoft.com/office/drawing/2016/5/14/chartex" xmlns:mc="http://schemas.openxmlformats.org/markup-compatibility/2006" xmlns:aink="http://schemas.microsoft.com/office/drawing/2016/ink" xmlns:am3d="http://schemas.microsoft.com/office/drawing/2017/model3d" xmlns:o="urn:schemas-microsoft-com:office:office" xmlns:r="http://schemas.openxmlformats.org/officeDocument/2006/relationships" xmlns:m="http://schemas.openxmlformats.org/officeDocument/2006/math" xmlns:v="urn:schemas-microsoft-com:vml" xmlns:wp14="http://schemas.microsoft.com/office/word/2010/wordprocessingDrawing" xmlns:wp="http://schemas.openxmlformats.org/drawingml/2006/wordprocessingDrawing" xmlns:w10="urn:schemas-microsoft-com:office:word" xmlns:w="http://schemas.openxmlformats.org/wordprocessingml/2006/main" xmlns:w14="http://schemas.microsoft.com/office/word/2010/wordml" xmlns:w15="http://schemas.microsoft.com/office/word/2012/wordml" xmlns:w16cex="http://schemas.microsoft.com/office/word/2018/wordml/cex" xmlns:w16cid="http://schemas.microsoft.com/office/word/2016/wordml/cid" xmlns:w16="http://schemas.microsoft.com/office/word/2018/wordml" xmlns:w16sdtdh="http://schemas.microsoft.com/office/word/2020/wordml/sdtdatahash" xmlns:w16se="http://schemas.microsoft.com/office/word/2015/wordml/symex" xmlns:wpg="http://schemas.microsoft.com/office/word/2010/wordprocessingGroup" xmlns:wpi="http://schemas.microsoft.com/office/word/2010/wordprocessingInk" xmlns:wne="http://schemas.microsoft.com/office/word/2006/wordml" xmlns:wps="http://schemas.microsoft.com/office/word/2010/wordprocessingShape" mc:Ignorable="w14 w15 w16se w16cid w16 w16cex w16sdtdh wp14">
+<w:document xmlns:wpc="http://schemas.microsoft.com/office/word/2010/wordprocessingCanvas" xmlns:cx="http://schemas.microsoft.com/office/drawing/2014/chartex" xmlns:cx1="http://schemas.microsoft.com/office/drawing/2015/9/8/chartex" xmlns:cx2="http://schemas.microsoft.com/office/drawing/2015/10/21/chartex" xmlns:cx3="http://schemas.microsoft.com/office/drawing/2016/5/9/chartex" xmlns:cx4="http://schemas.microsoft.com/office/drawing/2016/5/10/chartex" xmlns:cx5="http://schemas.microsoft.com/office/drawing/2016/5/11/chartex" xmlns:cx6="http://schemas.microsoft.com/office/drawing/2016/5/12/chartex" xmlns:cx7="http://schemas.microsoft.com/office/drawing/2016/5/13/chartex" xmlns:cx8="http://schemas.microsoft.com/office/drawing/2016/5/14/chartex" xmlns:mc="http://schemas.openxmlformats.org/markup-compatibility/2006" xmlns:aink="http://schemas.microsoft.com/office/drawing/2016/ink" xmlns:am3d="http://schemas.microsoft.com/office/drawing/2017/model3d" xmlns:o="urn:schemas-microsoft-com:office:office" xmlns:oel="http://schemas.microsoft.com/office/2019/extlst" xmlns:r="http://schemas.openxmlformats.org/officeDocument/2006/relationships" xmlns:m="http://schemas.openxmlformats.org/officeDocument/2006/math" xmlns:v="urn:schemas-microsoft-com:vml" xmlns:wp14="http://schemas.microsoft.com/office/word/2010/wordprocessingDrawing" xmlns:wp="http://schemas.openxmlformats.org/drawingml/2006/wordprocessingDrawing" xmlns:w10="urn:schemas-microsoft-com:office:word" xmlns:w="http://schemas.openxmlformats.org/wordprocessingml/2006/main" xmlns:w14="http://schemas.microsoft.com/office/word/2010/wordml" xmlns:w15="http://schemas.microsoft.com/office/word/2012/wordml" xmlns:w16cex="http://schemas.microsoft.com/office/word/2018/wordml/cex" xmlns:w16cid="http://schemas.microsoft.com/office/word/2016/wordml/cid" xmlns:w16="http://schemas.microsoft.com/office/word/2018/wordml" xmlns:w16du="http://schemas.microsoft.com/office/word/2023/wordml/word16du" xmlns:w16sdtdh="http://schemas.microsoft.com/office/word/2020/wordml/sdtdatahash" xmlns:w16sdtfl="http://schemas.microsoft.com/office/word/2024/wordml/sdtformatlock" xmlns:w16se="http://schemas.microsoft.com/office/word/2015/wordml/symex" xmlns:wpg="http://schemas.microsoft.com/office/word/2010/wordprocessingGroup" xmlns:wpi="http://schemas.microsoft.com/office/word/2010/wordprocessingInk" xmlns:wne="http://schemas.microsoft.com/office/word/2006/wordml" xmlns:wps="http://schemas.microsoft.com/office/word/2010/wordprocessingShape" mc:Ignorable="w14 w15 w16se w16cid w16 w16cex w16sdtdh w16sdtfl w16du wp14">
   <w:body>
     <w:p>
       <w:pPr>
@@ -161,380 +161,6 @@
     </w:p>
     <w:p>
       <w:r>
-        <w:pict w14:anchorId="5A9C288A">
-          <v:rect id="_x0000_i1026" style="width:0;height:.75pt" o:hralign="center" o:hrstd="t" o:hr="t" fillcolor="#a0a0a0" stroked="f"/>
-        </w:pict>
-      </w:r>
-    </w:p>
-    <w:p>
-      <w:pPr>
-        <w:rPr>
-          <w:b/>
-          <w:bCs/>
-        </w:rPr>
-      </w:pPr>
-      <w:r>
-        <w:rPr>
-          <w:b/>
-          <w:bCs/>
-        </w:rPr>
-        <w:t>2. Платформа и технические требования</w:t>
-      </w:r>
-    </w:p>
-    <w:tbl>
-      <w:tblPr>
-        <w:tblW w:w="11280" w:type="dxa"/>
-        <w:tblCellMar>
-          <w:top w:w="15" w:type="dxa"/>
-          <w:left w:w="15" w:type="dxa"/>
-          <w:bottom w:w="15" w:type="dxa"/>
-          <w:right w:w="15" w:type="dxa"/>
-        </w:tblCellMar>
-        <w:tblLook w:val="04A0" w:firstRow="1" w:lastRow="0" w:firstColumn="1" w:lastColumn="0" w:noHBand="0" w:noVBand="1"/>
-      </w:tblPr>
-      <w:tblGrid>
-        <w:gridCol w:w="1670"/>
-        <w:gridCol w:w="9610"/>
-      </w:tblGrid>
-      <w:tr>
-        <w:trPr>
-          <w:tblHeader/>
-        </w:trPr>
-        <w:tc>
-          <w:tcPr>
-            <w:tcW w:w="0" w:type="auto"/>
-            <w:tcBorders>
-              <w:top w:val="nil"/>
-            </w:tcBorders>
-            <w:tcMar>
-              <w:top w:w="150" w:type="dxa"/>
-              <w:left w:w="0" w:type="dxa"/>
-              <w:bottom w:w="150" w:type="dxa"/>
-              <w:right w:w="240" w:type="dxa"/>
-            </w:tcMar>
-            <w:vAlign w:val="center"/>
-            <w:hideMark/>
-          </w:tcPr>
-          <w:p>
-            <w:r>
-              <w:t>Параметр</w:t>
-            </w:r>
-          </w:p>
-        </w:tc>
-        <w:tc>
-          <w:tcPr>
-            <w:tcW w:w="0" w:type="auto"/>
-            <w:tcBorders>
-              <w:top w:val="nil"/>
-            </w:tcBorders>
-            <w:tcMar>
-              <w:top w:w="150" w:type="dxa"/>
-              <w:left w:w="240" w:type="dxa"/>
-              <w:bottom w:w="150" w:type="dxa"/>
-              <w:right w:w="240" w:type="dxa"/>
-            </w:tcMar>
-            <w:vAlign w:val="center"/>
-            <w:hideMark/>
-          </w:tcPr>
-          <w:p>
-            <w:r>
-              <w:t>Значение</w:t>
-            </w:r>
-          </w:p>
-        </w:tc>
-      </w:tr>
-      <w:tr>
-        <w:tc>
-          <w:tcPr>
-            <w:tcW w:w="0" w:type="auto"/>
-            <w:tcMar>
-              <w:top w:w="150" w:type="dxa"/>
-              <w:left w:w="0" w:type="dxa"/>
-              <w:bottom w:w="150" w:type="dxa"/>
-              <w:right w:w="240" w:type="dxa"/>
-            </w:tcMar>
-            <w:vAlign w:val="center"/>
-            <w:hideMark/>
-          </w:tcPr>
-          <w:p>
-            <w:r>
-              <w:rPr>
-                <w:b/>
-                <w:bCs/>
-              </w:rPr>
-              <w:t>Платформы</w:t>
-            </w:r>
-          </w:p>
-        </w:tc>
-        <w:tc>
-          <w:tcPr>
-            <w:tcW w:w="0" w:type="auto"/>
-            <w:tcMar>
-              <w:top w:w="150" w:type="dxa"/>
-              <w:left w:w="240" w:type="dxa"/>
-              <w:bottom w:w="150" w:type="dxa"/>
-              <w:right w:w="0" w:type="dxa"/>
-            </w:tcMar>
-            <w:vAlign w:val="center"/>
-            <w:hideMark/>
-          </w:tcPr>
-          <w:p>
-            <w:r>
-              <w:t>PC (Windows / Mac / Linux), в перспективе — мобильные устройства (</w:t>
-            </w:r>
-            <w:proofErr w:type="spellStart"/>
-            <w:r>
-              <w:t>iOS</w:t>
-            </w:r>
-            <w:proofErr w:type="spellEnd"/>
-            <w:r>
-              <w:t>/</w:t>
-            </w:r>
-            <w:proofErr w:type="spellStart"/>
-            <w:r>
-              <w:t>Android</w:t>
-            </w:r>
-            <w:proofErr w:type="spellEnd"/>
-            <w:r>
-              <w:t>)</w:t>
-            </w:r>
-          </w:p>
-        </w:tc>
-      </w:tr>
-      <w:tr>
-        <w:tc>
-          <w:tcPr>
-            <w:tcW w:w="0" w:type="auto"/>
-            <w:tcMar>
-              <w:top w:w="150" w:type="dxa"/>
-              <w:left w:w="0" w:type="dxa"/>
-              <w:bottom w:w="150" w:type="dxa"/>
-              <w:right w:w="240" w:type="dxa"/>
-            </w:tcMar>
-            <w:vAlign w:val="center"/>
-            <w:hideMark/>
-          </w:tcPr>
-          <w:p>
-            <w:r>
-              <w:rPr>
-                <w:b/>
-                <w:bCs/>
-              </w:rPr>
-              <w:t>Движок</w:t>
-            </w:r>
-          </w:p>
-        </w:tc>
-        <w:tc>
-          <w:tcPr>
-            <w:tcW w:w="0" w:type="auto"/>
-            <w:tcMar>
-              <w:top w:w="150" w:type="dxa"/>
-              <w:left w:w="240" w:type="dxa"/>
-              <w:bottom w:w="150" w:type="dxa"/>
-              <w:right w:w="0" w:type="dxa"/>
-            </w:tcMar>
-            <w:vAlign w:val="center"/>
-            <w:hideMark/>
-          </w:tcPr>
-          <w:p>
-            <w:proofErr w:type="spellStart"/>
-            <w:r>
-              <w:t>Unity</w:t>
-            </w:r>
-            <w:proofErr w:type="spellEnd"/>
-            <w:r>
-              <w:t xml:space="preserve"> / </w:t>
-            </w:r>
-            <w:proofErr w:type="spellStart"/>
-            <w:r>
-              <w:t>Godot</w:t>
-            </w:r>
-            <w:proofErr w:type="spellEnd"/>
-            <w:r>
-              <w:t xml:space="preserve"> / </w:t>
-            </w:r>
-            <w:proofErr w:type="spellStart"/>
-            <w:r>
-              <w:t>GameMaker</w:t>
-            </w:r>
-            <w:proofErr w:type="spellEnd"/>
-            <w:r>
-              <w:t xml:space="preserve"> (2D)</w:t>
-            </w:r>
-          </w:p>
-        </w:tc>
-      </w:tr>
-      <w:tr>
-        <w:tc>
-          <w:tcPr>
-            <w:tcW w:w="0" w:type="auto"/>
-            <w:tcMar>
-              <w:top w:w="150" w:type="dxa"/>
-              <w:left w:w="0" w:type="dxa"/>
-              <w:bottom w:w="150" w:type="dxa"/>
-              <w:right w:w="240" w:type="dxa"/>
-            </w:tcMar>
-            <w:vAlign w:val="center"/>
-            <w:hideMark/>
-          </w:tcPr>
-          <w:p>
-            <w:r>
-              <w:rPr>
-                <w:b/>
-                <w:bCs/>
-              </w:rPr>
-              <w:t>Разрешение</w:t>
-            </w:r>
-          </w:p>
-        </w:tc>
-        <w:tc>
-          <w:tcPr>
-            <w:tcW w:w="0" w:type="auto"/>
-            <w:tcMar>
-              <w:top w:w="150" w:type="dxa"/>
-              <w:left w:w="240" w:type="dxa"/>
-              <w:bottom w:w="150" w:type="dxa"/>
-              <w:right w:w="0" w:type="dxa"/>
-            </w:tcMar>
-            <w:vAlign w:val="center"/>
-            <w:hideMark/>
-          </w:tcPr>
-          <w:p>
-            <w:r>
-              <w:t>1280x720 или 1920x1080 (поддержка оконного/полноэкранного режимов)</w:t>
-            </w:r>
-          </w:p>
-        </w:tc>
-      </w:tr>
-      <w:tr>
-        <w:tc>
-          <w:tcPr>
-            <w:tcW w:w="0" w:type="auto"/>
-            <w:tcMar>
-              <w:top w:w="150" w:type="dxa"/>
-              <w:left w:w="0" w:type="dxa"/>
-              <w:bottom w:w="150" w:type="dxa"/>
-              <w:right w:w="240" w:type="dxa"/>
-            </w:tcMar>
-            <w:vAlign w:val="center"/>
-            <w:hideMark/>
-          </w:tcPr>
-          <w:p>
-            <w:r>
-              <w:rPr>
-                <w:b/>
-                <w:bCs/>
-              </w:rPr>
-              <w:t>Частота кадров</w:t>
-            </w:r>
-          </w:p>
-        </w:tc>
-        <w:tc>
-          <w:tcPr>
-            <w:tcW w:w="0" w:type="auto"/>
-            <w:tcMar>
-              <w:top w:w="150" w:type="dxa"/>
-              <w:left w:w="240" w:type="dxa"/>
-              <w:bottom w:w="150" w:type="dxa"/>
-              <w:right w:w="0" w:type="dxa"/>
-            </w:tcMar>
-            <w:vAlign w:val="center"/>
-            <w:hideMark/>
-          </w:tcPr>
-          <w:p>
-            <w:r>
-              <w:t>Минимальная — 60 FPS при &gt;500 врагах на экране</w:t>
-            </w:r>
-          </w:p>
-        </w:tc>
-      </w:tr>
-      <w:tr>
-        <w:tc>
-          <w:tcPr>
-            <w:tcW w:w="0" w:type="auto"/>
-            <w:tcMar>
-              <w:top w:w="150" w:type="dxa"/>
-              <w:left w:w="0" w:type="dxa"/>
-              <w:bottom w:w="150" w:type="dxa"/>
-              <w:right w:w="240" w:type="dxa"/>
-            </w:tcMar>
-            <w:vAlign w:val="center"/>
-            <w:hideMark/>
-          </w:tcPr>
-          <w:p>
-            <w:r>
-              <w:rPr>
-                <w:b/>
-                <w:bCs/>
-              </w:rPr>
-              <w:t>Управление</w:t>
-            </w:r>
-          </w:p>
-        </w:tc>
-        <w:tc>
-          <w:tcPr>
-            <w:tcW w:w="0" w:type="auto"/>
-            <w:tcMar>
-              <w:top w:w="150" w:type="dxa"/>
-              <w:left w:w="240" w:type="dxa"/>
-              <w:bottom w:w="150" w:type="dxa"/>
-              <w:right w:w="0" w:type="dxa"/>
-            </w:tcMar>
-            <w:vAlign w:val="center"/>
-            <w:hideMark/>
-          </w:tcPr>
-          <w:p>
-            <w:r>
-              <w:t>Клавиатура (WASD / стрелки) + мышь (опционально). Для мобильных версий — виртуальный джойстик</w:t>
-            </w:r>
-          </w:p>
-        </w:tc>
-      </w:tr>
-      <w:tr>
-        <w:tc>
-          <w:tcPr>
-            <w:tcW w:w="0" w:type="auto"/>
-            <w:tcMar>
-              <w:top w:w="150" w:type="dxa"/>
-              <w:left w:w="0" w:type="dxa"/>
-              <w:bottom w:w="150" w:type="dxa"/>
-              <w:right w:w="240" w:type="dxa"/>
-            </w:tcMar>
-            <w:vAlign w:val="center"/>
-            <w:hideMark/>
-          </w:tcPr>
-          <w:p>
-            <w:r>
-              <w:rPr>
-                <w:b/>
-                <w:bCs/>
-              </w:rPr>
-              <w:t>Оптимизация</w:t>
-            </w:r>
-          </w:p>
-        </w:tc>
-        <w:tc>
-          <w:tcPr>
-            <w:tcW w:w="0" w:type="auto"/>
-            <w:tcMar>
-              <w:top w:w="150" w:type="dxa"/>
-              <w:left w:w="240" w:type="dxa"/>
-              <w:bottom w:w="150" w:type="dxa"/>
-              <w:right w:w="0" w:type="dxa"/>
-            </w:tcMar>
-            <w:vAlign w:val="center"/>
-            <w:hideMark/>
-          </w:tcPr>
-          <w:p>
-            <w:r>
-              <w:t>Обязательное использование пула объектов, ECS-подход, LOD для врагов (упрощение спрайтов при большом скоплении)</w:t>
-            </w:r>
-          </w:p>
-        </w:tc>
-      </w:tr>
-    </w:tbl>
-    <w:p>
-      <w:r>
         <w:pict w14:anchorId="33CC113F">
           <v:rect id="_x0000_i1027" style="width:0;height:.75pt" o:hralign="center" o:hrstd="t" o:hr="t" fillcolor="#a0a0a0" stroked="f"/>
         </w:pict>
@@ -552,22 +178,36 @@
           <w:b/>
           <w:bCs/>
         </w:rPr>
-        <w:t>3. Основная механика игры (ядро)</w:t>
-      </w:r>
-    </w:p>
-    <w:p>
-      <w:pPr>
-        <w:rPr>
-          <w:b/>
-          <w:bCs/>
-        </w:rPr>
-      </w:pPr>
-      <w:r>
-        <w:rPr>
-          <w:b/>
-          <w:bCs/>
-        </w:rPr>
-        <w:t>3.1. Автоматическая атака</w:t>
+        <w:t>2</w:t>
+      </w:r>
+      <w:r>
+        <w:rPr>
+          <w:b/>
+          <w:bCs/>
+        </w:rPr>
+        <w:t>. Основная механика игры (ядро)</w:t>
+      </w:r>
+    </w:p>
+    <w:p>
+      <w:pPr>
+        <w:rPr>
+          <w:b/>
+          <w:bCs/>
+        </w:rPr>
+      </w:pPr>
+      <w:r>
+        <w:rPr>
+          <w:b/>
+          <w:bCs/>
+        </w:rPr>
+        <w:t>2</w:t>
+      </w:r>
+      <w:r>
+        <w:rPr>
+          <w:b/>
+          <w:bCs/>
+        </w:rPr>
+        <w:t>.1. Автоматическая атака</w:t>
       </w:r>
     </w:p>
     <w:p>
@@ -614,7 +254,14 @@
           <w:b/>
           <w:bCs/>
         </w:rPr>
-        <w:t>3.2. Выживание</w:t>
+        <w:t>2</w:t>
+      </w:r>
+      <w:r>
+        <w:rPr>
+          <w:b/>
+          <w:bCs/>
+        </w:rPr>
+        <w:t>.2. Выживание</w:t>
       </w:r>
     </w:p>
     <w:p>
@@ -655,7 +302,6 @@
         </w:numPr>
       </w:pPr>
       <w:r>
-        <w:lastRenderedPageBreak/>
         <w:t>У персонажа </w:t>
       </w:r>
       <w:r>
@@ -681,7 +327,14 @@
           <w:b/>
           <w:bCs/>
         </w:rPr>
-        <w:t>3.3. Петля прогресса забега</w:t>
+        <w:t>2</w:t>
+      </w:r>
+      <w:r>
+        <w:rPr>
+          <w:b/>
+          <w:bCs/>
+        </w:rPr>
+        <w:t>.3. Петля прогресса забега</w:t>
       </w:r>
     </w:p>
     <w:p>
@@ -701,7 +354,14 @@
           <w:b/>
           <w:bCs/>
         </w:rPr>
-        <w:t>3.4. Ограничение по времени</w:t>
+        <w:t>2</w:t>
+      </w:r>
+      <w:r>
+        <w:rPr>
+          <w:b/>
+          <w:bCs/>
+        </w:rPr>
+        <w:t>.4. Ограничение по времени</w:t>
       </w:r>
     </w:p>
     <w:p>
@@ -765,22 +425,36 @@
           <w:b/>
           <w:bCs/>
         </w:rPr>
-        <w:t>4. Система временного прогресса (внутри забега)</w:t>
-      </w:r>
-    </w:p>
-    <w:p>
-      <w:pPr>
-        <w:rPr>
-          <w:b/>
-          <w:bCs/>
-        </w:rPr>
-      </w:pPr>
-      <w:r>
-        <w:rPr>
-          <w:b/>
-          <w:bCs/>
-        </w:rPr>
-        <w:t>4.1. Уровни и выбор улучшений</w:t>
+        <w:t>3</w:t>
+      </w:r>
+      <w:r>
+        <w:rPr>
+          <w:b/>
+          <w:bCs/>
+        </w:rPr>
+        <w:t>. Система временного прогресса (внутри забега)</w:t>
+      </w:r>
+    </w:p>
+    <w:p>
+      <w:pPr>
+        <w:rPr>
+          <w:b/>
+          <w:bCs/>
+        </w:rPr>
+      </w:pPr>
+      <w:r>
+        <w:rPr>
+          <w:b/>
+          <w:bCs/>
+        </w:rPr>
+        <w:t>3.</w:t>
+      </w:r>
+      <w:r>
+        <w:rPr>
+          <w:b/>
+          <w:bCs/>
+        </w:rPr>
+        <w:t>1. Уровни и выбор улучшений</w:t>
       </w:r>
     </w:p>
     <w:p>
@@ -848,7 +522,14 @@
           <w:b/>
           <w:bCs/>
         </w:rPr>
-        <w:t>4.2. Типы улучшений</w:t>
+        <w:t>3</w:t>
+      </w:r>
+      <w:r>
+        <w:rPr>
+          <w:b/>
+          <w:bCs/>
+        </w:rPr>
+        <w:t>.2. Типы улучшений</w:t>
       </w:r>
     </w:p>
     <w:p>
@@ -868,7 +549,7 @@
     </w:p>
     <w:tbl>
       <w:tblPr>
-        <w:tblW w:w="11280" w:type="dxa"/>
+        <w:tblW w:w="9067" w:type="dxa"/>
         <w:tblBorders>
           <w:top w:val="single" w:sz="4" w:space="0" w:color="auto"/>
           <w:left w:val="single" w:sz="4" w:space="0" w:color="auto"/>
@@ -887,7 +568,7 @@
       </w:tblPr>
       <w:tblGrid>
         <w:gridCol w:w="3703"/>
-        <w:gridCol w:w="7577"/>
+        <w:gridCol w:w="5364"/>
       </w:tblGrid>
       <w:tr>
         <w:trPr>
@@ -907,13 +588,14 @@
           </w:tcPr>
           <w:p>
             <w:r>
+              <w:lastRenderedPageBreak/>
               <w:t>Пример</w:t>
             </w:r>
           </w:p>
         </w:tc>
         <w:tc>
           <w:tcPr>
-            <w:tcW w:w="0" w:type="auto"/>
+            <w:tcW w:w="5364" w:type="dxa"/>
             <w:tcMar>
               <w:top w:w="150" w:type="dxa"/>
               <w:left w:w="240" w:type="dxa"/>
@@ -951,7 +633,7 @@
         </w:tc>
         <w:tc>
           <w:tcPr>
-            <w:tcW w:w="0" w:type="auto"/>
+            <w:tcW w:w="5364" w:type="dxa"/>
             <w:tcMar>
               <w:top w:w="150" w:type="dxa"/>
               <w:left w:w="240" w:type="dxa"/>
@@ -989,7 +671,7 @@
         </w:tc>
         <w:tc>
           <w:tcPr>
-            <w:tcW w:w="0" w:type="auto"/>
+            <w:tcW w:w="5364" w:type="dxa"/>
             <w:tcMar>
               <w:top w:w="150" w:type="dxa"/>
               <w:left w:w="240" w:type="dxa"/>
@@ -1027,7 +709,7 @@
         </w:tc>
         <w:tc>
           <w:tcPr>
-            <w:tcW w:w="0" w:type="auto"/>
+            <w:tcW w:w="5364" w:type="dxa"/>
             <w:tcMar>
               <w:top w:w="150" w:type="dxa"/>
               <w:left w:w="240" w:type="dxa"/>
@@ -1065,7 +747,7 @@
         </w:tc>
         <w:tc>
           <w:tcPr>
-            <w:tcW w:w="0" w:type="auto"/>
+            <w:tcW w:w="5364" w:type="dxa"/>
             <w:tcMar>
               <w:top w:w="150" w:type="dxa"/>
               <w:left w:w="240" w:type="dxa"/>
@@ -1108,7 +790,7 @@
         </w:tc>
         <w:tc>
           <w:tcPr>
-            <w:tcW w:w="0" w:type="auto"/>
+            <w:tcW w:w="5364" w:type="dxa"/>
             <w:tcMar>
               <w:top w:w="150" w:type="dxa"/>
               <w:left w:w="240" w:type="dxa"/>
@@ -1215,7 +897,6 @@
         </w:numPr>
       </w:pPr>
       <w:r>
-        <w:lastRenderedPageBreak/>
         <w:t>Притягивание опыта</w:t>
       </w:r>
     </w:p>
@@ -1231,7 +912,14 @@
           <w:b/>
           <w:bCs/>
         </w:rPr>
-        <w:t>4.3. Эволюция оружия (ключевая фишка)</w:t>
+        <w:t>3</w:t>
+      </w:r>
+      <w:r>
+        <w:rPr>
+          <w:b/>
+          <w:bCs/>
+        </w:rPr>
+        <w:t>.3. Эволюция оружия (ключевая фишка)</w:t>
       </w:r>
     </w:p>
     <w:p>
@@ -1300,22 +988,36 @@
           <w:b/>
           <w:bCs/>
         </w:rPr>
-        <w:t>5. Система постоянного прогресса (вне забега)</w:t>
-      </w:r>
-    </w:p>
-    <w:p>
-      <w:pPr>
-        <w:rPr>
-          <w:b/>
-          <w:bCs/>
-        </w:rPr>
-      </w:pPr>
-      <w:r>
-        <w:rPr>
-          <w:b/>
-          <w:bCs/>
-        </w:rPr>
-        <w:t>5.1. Валюта</w:t>
+        <w:t>4</w:t>
+      </w:r>
+      <w:r>
+        <w:rPr>
+          <w:b/>
+          <w:bCs/>
+        </w:rPr>
+        <w:t>. Система постоянного прогресса (вне забега)</w:t>
+      </w:r>
+    </w:p>
+    <w:p>
+      <w:pPr>
+        <w:rPr>
+          <w:b/>
+          <w:bCs/>
+        </w:rPr>
+      </w:pPr>
+      <w:r>
+        <w:rPr>
+          <w:b/>
+          <w:bCs/>
+        </w:rPr>
+        <w:t>4</w:t>
+      </w:r>
+      <w:r>
+        <w:rPr>
+          <w:b/>
+          <w:bCs/>
+        </w:rPr>
+        <w:t>.1. Валюта</w:t>
       </w:r>
     </w:p>
     <w:p>
@@ -1352,12 +1054,20 @@
           <w:b/>
           <w:bCs/>
         </w:rPr>
-        <w:t>5.2. Магазин / Дерево улучшений (одноразовые апгрейды)</w:t>
+        <w:t>4</w:t>
+      </w:r>
+      <w:r>
+        <w:rPr>
+          <w:b/>
+          <w:bCs/>
+        </w:rPr>
+        <w:t>.2. Магазин / Дерево улучшений (одноразовые апгрейды)</w:t>
       </w:r>
     </w:p>
     <w:tbl>
       <w:tblPr>
-        <w:tblW w:w="11280" w:type="dxa"/>
+        <w:tblW w:w="9639" w:type="dxa"/>
+        <w:tblInd w:w="-572" w:type="dxa"/>
         <w:tblBorders>
           <w:top w:val="single" w:sz="4" w:space="0" w:color="auto"/>
           <w:left w:val="single" w:sz="4" w:space="0" w:color="auto"/>
@@ -1375,9 +1085,9 @@
         <w:tblLook w:val="04A0" w:firstRow="1" w:lastRow="0" w:firstColumn="1" w:lastColumn="0" w:noHBand="0" w:noVBand="1"/>
       </w:tblPr>
       <w:tblGrid>
-        <w:gridCol w:w="3802"/>
-        <w:gridCol w:w="5089"/>
-        <w:gridCol w:w="2389"/>
+        <w:gridCol w:w="3544"/>
+        <w:gridCol w:w="3119"/>
+        <w:gridCol w:w="2976"/>
       </w:tblGrid>
       <w:tr>
         <w:trPr>
@@ -1385,7 +1095,7 @@
         </w:trPr>
         <w:tc>
           <w:tcPr>
-            <w:tcW w:w="0" w:type="auto"/>
+            <w:tcW w:w="3544" w:type="dxa"/>
             <w:tcMar>
               <w:top w:w="150" w:type="dxa"/>
               <w:left w:w="0" w:type="dxa"/>
@@ -1403,7 +1113,7 @@
         </w:tc>
         <w:tc>
           <w:tcPr>
-            <w:tcW w:w="0" w:type="auto"/>
+            <w:tcW w:w="3119" w:type="dxa"/>
             <w:tcMar>
               <w:top w:w="150" w:type="dxa"/>
               <w:left w:w="240" w:type="dxa"/>
@@ -1421,7 +1131,7 @@
         </w:tc>
         <w:tc>
           <w:tcPr>
-            <w:tcW w:w="0" w:type="auto"/>
+            <w:tcW w:w="2976" w:type="dxa"/>
             <w:tcMar>
               <w:top w:w="150" w:type="dxa"/>
               <w:left w:w="240" w:type="dxa"/>
@@ -1441,7 +1151,7 @@
       <w:tr>
         <w:tc>
           <w:tcPr>
-            <w:tcW w:w="0" w:type="auto"/>
+            <w:tcW w:w="3544" w:type="dxa"/>
             <w:tcMar>
               <w:top w:w="150" w:type="dxa"/>
               <w:left w:w="0" w:type="dxa"/>
@@ -1459,7 +1169,7 @@
         </w:tc>
         <w:tc>
           <w:tcPr>
-            <w:tcW w:w="0" w:type="auto"/>
+            <w:tcW w:w="3119" w:type="dxa"/>
             <w:tcMar>
               <w:top w:w="150" w:type="dxa"/>
               <w:left w:w="240" w:type="dxa"/>
@@ -1477,7 +1187,7 @@
         </w:tc>
         <w:tc>
           <w:tcPr>
-            <w:tcW w:w="0" w:type="auto"/>
+            <w:tcW w:w="2976" w:type="dxa"/>
             <w:tcMar>
               <w:top w:w="150" w:type="dxa"/>
               <w:left w:w="240" w:type="dxa"/>
@@ -1497,7 +1207,7 @@
       <w:tr>
         <w:tc>
           <w:tcPr>
-            <w:tcW w:w="0" w:type="auto"/>
+            <w:tcW w:w="3544" w:type="dxa"/>
             <w:tcMar>
               <w:top w:w="150" w:type="dxa"/>
               <w:left w:w="0" w:type="dxa"/>
@@ -1509,13 +1219,14 @@
           </w:tcPr>
           <w:p>
             <w:r>
+              <w:lastRenderedPageBreak/>
               <w:t>+Удача</w:t>
             </w:r>
           </w:p>
         </w:tc>
         <w:tc>
           <w:tcPr>
-            <w:tcW w:w="0" w:type="auto"/>
+            <w:tcW w:w="3119" w:type="dxa"/>
             <w:tcMar>
               <w:top w:w="150" w:type="dxa"/>
               <w:left w:w="240" w:type="dxa"/>
@@ -1541,7 +1252,7 @@
         </w:tc>
         <w:tc>
           <w:tcPr>
-            <w:tcW w:w="0" w:type="auto"/>
+            <w:tcW w:w="2976" w:type="dxa"/>
             <w:tcMar>
               <w:top w:w="150" w:type="dxa"/>
               <w:left w:w="240" w:type="dxa"/>
@@ -1561,7 +1272,7 @@
       <w:tr>
         <w:tc>
           <w:tcPr>
-            <w:tcW w:w="0" w:type="auto"/>
+            <w:tcW w:w="3544" w:type="dxa"/>
             <w:tcMar>
               <w:top w:w="150" w:type="dxa"/>
               <w:left w:w="0" w:type="dxa"/>
@@ -1579,7 +1290,7 @@
         </w:tc>
         <w:tc>
           <w:tcPr>
-            <w:tcW w:w="0" w:type="auto"/>
+            <w:tcW w:w="3119" w:type="dxa"/>
             <w:tcMar>
               <w:top w:w="150" w:type="dxa"/>
               <w:left w:w="240" w:type="dxa"/>
@@ -1597,7 +1308,7 @@
         </w:tc>
         <w:tc>
           <w:tcPr>
-            <w:tcW w:w="0" w:type="auto"/>
+            <w:tcW w:w="2976" w:type="dxa"/>
             <w:tcMar>
               <w:top w:w="150" w:type="dxa"/>
               <w:left w:w="240" w:type="dxa"/>
@@ -1617,7 +1328,7 @@
       <w:tr>
         <w:tc>
           <w:tcPr>
-            <w:tcW w:w="0" w:type="auto"/>
+            <w:tcW w:w="3544" w:type="dxa"/>
             <w:tcMar>
               <w:top w:w="150" w:type="dxa"/>
               <w:left w:w="0" w:type="dxa"/>
@@ -1635,7 +1346,7 @@
         </w:tc>
         <w:tc>
           <w:tcPr>
-            <w:tcW w:w="0" w:type="auto"/>
+            <w:tcW w:w="3119" w:type="dxa"/>
             <w:tcMar>
               <w:top w:w="150" w:type="dxa"/>
               <w:left w:w="240" w:type="dxa"/>
@@ -1658,7 +1369,7 @@
         </w:tc>
         <w:tc>
           <w:tcPr>
-            <w:tcW w:w="0" w:type="auto"/>
+            <w:tcW w:w="2976" w:type="dxa"/>
             <w:tcMar>
               <w:top w:w="150" w:type="dxa"/>
               <w:left w:w="240" w:type="dxa"/>
@@ -1678,7 +1389,7 @@
       <w:tr>
         <w:tc>
           <w:tcPr>
-            <w:tcW w:w="0" w:type="auto"/>
+            <w:tcW w:w="3544" w:type="dxa"/>
             <w:tcMar>
               <w:top w:w="150" w:type="dxa"/>
               <w:left w:w="0" w:type="dxa"/>
@@ -1696,7 +1407,7 @@
         </w:tc>
         <w:tc>
           <w:tcPr>
-            <w:tcW w:w="0" w:type="auto"/>
+            <w:tcW w:w="3119" w:type="dxa"/>
             <w:tcMar>
               <w:top w:w="150" w:type="dxa"/>
               <w:left w:w="240" w:type="dxa"/>
@@ -1714,7 +1425,7 @@
         </w:tc>
         <w:tc>
           <w:tcPr>
-            <w:tcW w:w="0" w:type="auto"/>
+            <w:tcW w:w="2976" w:type="dxa"/>
             <w:tcMar>
               <w:top w:w="150" w:type="dxa"/>
               <w:left w:w="240" w:type="dxa"/>
@@ -1744,28 +1455,19 @@
           <w:b/>
           <w:bCs/>
         </w:rPr>
-        <w:t>5.3. Персонажи (</w:t>
-      </w:r>
-      <w:proofErr w:type="spellStart"/>
-      <w:r>
-        <w:rPr>
-          <w:b/>
-          <w:bCs/>
-        </w:rPr>
-        <w:t>разблокируются</w:t>
-      </w:r>
-      <w:proofErr w:type="spellEnd"/>
-      <w:r>
-        <w:rPr>
-          <w:b/>
-          <w:bCs/>
-        </w:rPr>
-        <w:t xml:space="preserve"> за достижения)</w:t>
+        <w:t>4</w:t>
+      </w:r>
+      <w:r>
+        <w:rPr>
+          <w:b/>
+          <w:bCs/>
+        </w:rPr>
+        <w:t>.3. Персонажи (разблокируются за достижения)</w:t>
       </w:r>
     </w:p>
     <w:tbl>
       <w:tblPr>
-        <w:tblW w:w="11280" w:type="dxa"/>
+        <w:tblW w:w="9639" w:type="dxa"/>
         <w:tblCellMar>
           <w:top w:w="15" w:type="dxa"/>
           <w:left w:w="15" w:type="dxa"/>
@@ -1777,7 +1479,7 @@
       <w:tblGrid>
         <w:gridCol w:w="1827"/>
         <w:gridCol w:w="3754"/>
-        <w:gridCol w:w="5699"/>
+        <w:gridCol w:w="4058"/>
       </w:tblGrid>
       <w:tr>
         <w:trPr>
@@ -1829,7 +1531,7 @@
         </w:tc>
         <w:tc>
           <w:tcPr>
-            <w:tcW w:w="0" w:type="auto"/>
+            <w:tcW w:w="4058" w:type="dxa"/>
             <w:tcBorders>
               <w:top w:val="nil"/>
               <w:bottom w:val="single" w:sz="4" w:space="0" w:color="auto"/>
@@ -1901,6 +1603,32 @@
         </w:tc>
         <w:tc>
           <w:tcPr>
+            <w:tcW w:w="4058" w:type="dxa"/>
+            <w:tcBorders>
+              <w:top w:val="single" w:sz="4" w:space="0" w:color="auto"/>
+              <w:left w:val="single" w:sz="4" w:space="0" w:color="auto"/>
+              <w:bottom w:val="single" w:sz="4" w:space="0" w:color="auto"/>
+              <w:right w:val="single" w:sz="4" w:space="0" w:color="auto"/>
+            </w:tcBorders>
+            <w:tcMar>
+              <w:top w:w="150" w:type="dxa"/>
+              <w:left w:w="240" w:type="dxa"/>
+              <w:bottom w:w="150" w:type="dxa"/>
+              <w:right w:w="0" w:type="dxa"/>
+            </w:tcMar>
+            <w:vAlign w:val="center"/>
+            <w:hideMark/>
+          </w:tcPr>
+          <w:p>
+            <w:r>
+              <w:t>+10% скорости атаки</w:t>
+            </w:r>
+          </w:p>
+        </w:tc>
+      </w:tr>
+      <w:tr>
+        <w:tc>
+          <w:tcPr>
             <w:tcW w:w="0" w:type="auto"/>
             <w:tcBorders>
               <w:top w:val="single" w:sz="4" w:space="0" w:color="auto"/>
@@ -1910,21 +1638,19 @@
             </w:tcBorders>
             <w:tcMar>
               <w:top w:w="150" w:type="dxa"/>
-              <w:left w:w="240" w:type="dxa"/>
-              <w:bottom w:w="150" w:type="dxa"/>
-              <w:right w:w="0" w:type="dxa"/>
-            </w:tcMar>
-            <w:vAlign w:val="center"/>
-            <w:hideMark/>
-          </w:tcPr>
-          <w:p>
-            <w:r>
-              <w:t>+10% скорости атаки</w:t>
-            </w:r>
-          </w:p>
-        </w:tc>
-      </w:tr>
-      <w:tr>
+              <w:left w:w="0" w:type="dxa"/>
+              <w:bottom w:w="150" w:type="dxa"/>
+              <w:right w:w="240" w:type="dxa"/>
+            </w:tcMar>
+            <w:vAlign w:val="center"/>
+            <w:hideMark/>
+          </w:tcPr>
+          <w:p>
+            <w:r>
+              <w:t>Маг</w:t>
+            </w:r>
+          </w:p>
+        </w:tc>
         <w:tc>
           <w:tcPr>
             <w:tcW w:w="0" w:type="auto"/>
@@ -1936,7 +1662,7 @@
             </w:tcBorders>
             <w:tcMar>
               <w:top w:w="150" w:type="dxa"/>
-              <w:left w:w="0" w:type="dxa"/>
+              <w:left w:w="240" w:type="dxa"/>
               <w:bottom w:w="150" w:type="dxa"/>
               <w:right w:w="240" w:type="dxa"/>
             </w:tcMar>
@@ -1945,10 +1671,36 @@
           </w:tcPr>
           <w:p>
             <w:r>
-              <w:t>Маг</w:t>
-            </w:r>
-          </w:p>
-        </w:tc>
+              <w:t>Огненный шар</w:t>
+            </w:r>
+          </w:p>
+        </w:tc>
+        <w:tc>
+          <w:tcPr>
+            <w:tcW w:w="4058" w:type="dxa"/>
+            <w:tcBorders>
+              <w:top w:val="single" w:sz="4" w:space="0" w:color="auto"/>
+              <w:left w:val="single" w:sz="4" w:space="0" w:color="auto"/>
+              <w:bottom w:val="single" w:sz="4" w:space="0" w:color="auto"/>
+              <w:right w:val="single" w:sz="4" w:space="0" w:color="auto"/>
+            </w:tcBorders>
+            <w:tcMar>
+              <w:top w:w="150" w:type="dxa"/>
+              <w:left w:w="240" w:type="dxa"/>
+              <w:bottom w:w="150" w:type="dxa"/>
+              <w:right w:w="0" w:type="dxa"/>
+            </w:tcMar>
+            <w:vAlign w:val="center"/>
+            <w:hideMark/>
+          </w:tcPr>
+          <w:p>
+            <w:r>
+              <w:t>+15% зоны атаки</w:t>
+            </w:r>
+          </w:p>
+        </w:tc>
+      </w:tr>
+      <w:tr>
         <w:tc>
           <w:tcPr>
             <w:tcW w:w="0" w:type="auto"/>
@@ -1960,7 +1712,7 @@
             </w:tcBorders>
             <w:tcMar>
               <w:top w:w="150" w:type="dxa"/>
-              <w:left w:w="240" w:type="dxa"/>
+              <w:left w:w="0" w:type="dxa"/>
               <w:bottom w:w="150" w:type="dxa"/>
               <w:right w:w="240" w:type="dxa"/>
             </w:tcMar>
@@ -1969,7 +1721,7 @@
           </w:tcPr>
           <w:p>
             <w:r>
-              <w:t>Огненный шар</w:t>
+              <w:t>Вампир</w:t>
             </w:r>
           </w:p>
         </w:tc>
@@ -1986,6 +1738,30 @@
               <w:top w:w="150" w:type="dxa"/>
               <w:left w:w="240" w:type="dxa"/>
               <w:bottom w:w="150" w:type="dxa"/>
+              <w:right w:w="240" w:type="dxa"/>
+            </w:tcMar>
+            <w:vAlign w:val="center"/>
+            <w:hideMark/>
+          </w:tcPr>
+          <w:p>
+            <w:r>
+              <w:t>Когти (ближний бой)</w:t>
+            </w:r>
+          </w:p>
+        </w:tc>
+        <w:tc>
+          <w:tcPr>
+            <w:tcW w:w="4058" w:type="dxa"/>
+            <w:tcBorders>
+              <w:top w:val="single" w:sz="4" w:space="0" w:color="auto"/>
+              <w:left w:val="single" w:sz="4" w:space="0" w:color="auto"/>
+              <w:bottom w:val="single" w:sz="4" w:space="0" w:color="auto"/>
+              <w:right w:val="single" w:sz="4" w:space="0" w:color="auto"/>
+            </w:tcBorders>
+            <w:tcMar>
+              <w:top w:w="150" w:type="dxa"/>
+              <w:left w:w="240" w:type="dxa"/>
+              <w:bottom w:w="150" w:type="dxa"/>
               <w:right w:w="0" w:type="dxa"/>
             </w:tcMar>
             <w:vAlign w:val="center"/>
@@ -1993,7 +1769,7 @@
           </w:tcPr>
           <w:p>
             <w:r>
-              <w:t>+15% зоны атаки</w:t>
+              <w:t>Восстанавливает 1 HP за 100 убийств</w:t>
             </w:r>
           </w:p>
         </w:tc>
@@ -2019,7 +1795,7 @@
           </w:tcPr>
           <w:p>
             <w:r>
-              <w:t>Вампир</w:t>
+              <w:t>Странник</w:t>
             </w:r>
           </w:p>
         </w:tc>
@@ -2043,13 +1819,13 @@
           </w:tcPr>
           <w:p>
             <w:r>
-              <w:t>Когти (ближний бой)</w:t>
-            </w:r>
-          </w:p>
-        </w:tc>
-        <w:tc>
-          <w:tcPr>
-            <w:tcW w:w="0" w:type="auto"/>
+              <w:t>Нож (метательный)</w:t>
+            </w:r>
+          </w:p>
+        </w:tc>
+        <w:tc>
+          <w:tcPr>
+            <w:tcW w:w="4058" w:type="dxa"/>
             <w:tcBorders>
               <w:top w:val="single" w:sz="4" w:space="0" w:color="auto"/>
               <w:left w:val="single" w:sz="4" w:space="0" w:color="auto"/>
@@ -2067,80 +1843,6 @@
           </w:tcPr>
           <w:p>
             <w:r>
-              <w:t>Восстанавливает 1 HP за 100 убийств</w:t>
-            </w:r>
-          </w:p>
-        </w:tc>
-      </w:tr>
-      <w:tr>
-        <w:tc>
-          <w:tcPr>
-            <w:tcW w:w="0" w:type="auto"/>
-            <w:tcBorders>
-              <w:top w:val="single" w:sz="4" w:space="0" w:color="auto"/>
-              <w:left w:val="single" w:sz="4" w:space="0" w:color="auto"/>
-              <w:bottom w:val="single" w:sz="4" w:space="0" w:color="auto"/>
-              <w:right w:val="single" w:sz="4" w:space="0" w:color="auto"/>
-            </w:tcBorders>
-            <w:tcMar>
-              <w:top w:w="150" w:type="dxa"/>
-              <w:left w:w="0" w:type="dxa"/>
-              <w:bottom w:w="150" w:type="dxa"/>
-              <w:right w:w="240" w:type="dxa"/>
-            </w:tcMar>
-            <w:vAlign w:val="center"/>
-            <w:hideMark/>
-          </w:tcPr>
-          <w:p>
-            <w:r>
-              <w:t>Странник</w:t>
-            </w:r>
-          </w:p>
-        </w:tc>
-        <w:tc>
-          <w:tcPr>
-            <w:tcW w:w="0" w:type="auto"/>
-            <w:tcBorders>
-              <w:top w:val="single" w:sz="4" w:space="0" w:color="auto"/>
-              <w:left w:val="single" w:sz="4" w:space="0" w:color="auto"/>
-              <w:bottom w:val="single" w:sz="4" w:space="0" w:color="auto"/>
-              <w:right w:val="single" w:sz="4" w:space="0" w:color="auto"/>
-            </w:tcBorders>
-            <w:tcMar>
-              <w:top w:w="150" w:type="dxa"/>
-              <w:left w:w="240" w:type="dxa"/>
-              <w:bottom w:w="150" w:type="dxa"/>
-              <w:right w:w="240" w:type="dxa"/>
-            </w:tcMar>
-            <w:vAlign w:val="center"/>
-            <w:hideMark/>
-          </w:tcPr>
-          <w:p>
-            <w:r>
-              <w:t>Нож (метательный)</w:t>
-            </w:r>
-          </w:p>
-        </w:tc>
-        <w:tc>
-          <w:tcPr>
-            <w:tcW w:w="0" w:type="auto"/>
-            <w:tcBorders>
-              <w:top w:val="single" w:sz="4" w:space="0" w:color="auto"/>
-              <w:left w:val="single" w:sz="4" w:space="0" w:color="auto"/>
-              <w:bottom w:val="single" w:sz="4" w:space="0" w:color="auto"/>
-              <w:right w:val="single" w:sz="4" w:space="0" w:color="auto"/>
-            </w:tcBorders>
-            <w:tcMar>
-              <w:top w:w="150" w:type="dxa"/>
-              <w:left w:w="240" w:type="dxa"/>
-              <w:bottom w:w="150" w:type="dxa"/>
-              <w:right w:w="0" w:type="dxa"/>
-            </w:tcMar>
-            <w:vAlign w:val="center"/>
-            <w:hideMark/>
-          </w:tcPr>
-          <w:p>
-            <w:r>
               <w:t>+20% скорость передвижения</w:t>
             </w:r>
           </w:p>
@@ -2166,23 +1868,36 @@
           <w:b/>
           <w:bCs/>
         </w:rPr>
-        <w:t>6. Контент (карты, враги, боссы)</w:t>
-      </w:r>
-    </w:p>
-    <w:p>
-      <w:pPr>
-        <w:rPr>
-          <w:b/>
-          <w:bCs/>
-        </w:rPr>
-      </w:pPr>
-      <w:r>
-        <w:rPr>
-          <w:b/>
-          <w:bCs/>
-        </w:rPr>
-        <w:lastRenderedPageBreak/>
-        <w:t>6.1. Карты (локации)</w:t>
+        <w:t>5</w:t>
+      </w:r>
+      <w:r>
+        <w:rPr>
+          <w:b/>
+          <w:bCs/>
+        </w:rPr>
+        <w:t>. Контент (карты, враги, боссы)</w:t>
+      </w:r>
+    </w:p>
+    <w:p>
+      <w:pPr>
+        <w:rPr>
+          <w:b/>
+          <w:bCs/>
+        </w:rPr>
+      </w:pPr>
+      <w:r>
+        <w:rPr>
+          <w:b/>
+          <w:bCs/>
+        </w:rPr>
+        <w:t>5</w:t>
+      </w:r>
+      <w:r>
+        <w:rPr>
+          <w:b/>
+          <w:bCs/>
+        </w:rPr>
+        <w:t>.1. Карты (локации)</w:t>
       </w:r>
     </w:p>
     <w:p>
@@ -2192,7 +1907,7 @@
     </w:p>
     <w:tbl>
       <w:tblPr>
-        <w:tblW w:w="11280" w:type="dxa"/>
+        <w:tblW w:w="9634" w:type="dxa"/>
         <w:tblBorders>
           <w:top w:val="single" w:sz="4" w:space="0" w:color="auto"/>
           <w:left w:val="single" w:sz="4" w:space="0" w:color="auto"/>
@@ -2211,7 +1926,7 @@
       </w:tblPr>
       <w:tblGrid>
         <w:gridCol w:w="2329"/>
-        <w:gridCol w:w="8951"/>
+        <w:gridCol w:w="7305"/>
       </w:tblGrid>
       <w:tr>
         <w:trPr>
@@ -2237,7 +1952,7 @@
         </w:tc>
         <w:tc>
           <w:tcPr>
-            <w:tcW w:w="0" w:type="auto"/>
+            <w:tcW w:w="7305" w:type="dxa"/>
             <w:tcMar>
               <w:top w:w="150" w:type="dxa"/>
               <w:left w:w="240" w:type="dxa"/>
@@ -2275,7 +1990,7 @@
         </w:tc>
         <w:tc>
           <w:tcPr>
-            <w:tcW w:w="0" w:type="auto"/>
+            <w:tcW w:w="7305" w:type="dxa"/>
             <w:tcMar>
               <w:top w:w="150" w:type="dxa"/>
               <w:left w:w="240" w:type="dxa"/>
@@ -2318,7 +2033,7 @@
         </w:tc>
         <w:tc>
           <w:tcPr>
-            <w:tcW w:w="0" w:type="auto"/>
+            <w:tcW w:w="7305" w:type="dxa"/>
             <w:tcMar>
               <w:top w:w="150" w:type="dxa"/>
               <w:left w:w="240" w:type="dxa"/>
@@ -2356,7 +2071,7 @@
         </w:tc>
         <w:tc>
           <w:tcPr>
-            <w:tcW w:w="0" w:type="auto"/>
+            <w:tcW w:w="7305" w:type="dxa"/>
             <w:tcMar>
               <w:top w:w="150" w:type="dxa"/>
               <w:left w:w="240" w:type="dxa"/>
@@ -2394,7 +2109,7 @@
         </w:tc>
         <w:tc>
           <w:tcPr>
-            <w:tcW w:w="0" w:type="auto"/>
+            <w:tcW w:w="7305" w:type="dxa"/>
             <w:tcMar>
               <w:top w:w="150" w:type="dxa"/>
               <w:left w:w="240" w:type="dxa"/>
@@ -2424,12 +2139,19 @@
           <w:b/>
           <w:bCs/>
         </w:rPr>
-        <w:t>6.2. Типы врагов (уровни сложности)</w:t>
+        <w:t>5</w:t>
+      </w:r>
+      <w:r>
+        <w:rPr>
+          <w:b/>
+          <w:bCs/>
+        </w:rPr>
+        <w:t>.2. Типы врагов (уровни сложности)</w:t>
       </w:r>
     </w:p>
     <w:tbl>
       <w:tblPr>
-        <w:tblW w:w="11280" w:type="dxa"/>
+        <w:tblW w:w="8926" w:type="dxa"/>
         <w:tblBorders>
           <w:top w:val="single" w:sz="4" w:space="0" w:color="auto"/>
           <w:left w:val="single" w:sz="4" w:space="0" w:color="auto"/>
@@ -2447,9 +2169,9 @@
         <w:tblLook w:val="04A0" w:firstRow="1" w:lastRow="0" w:firstColumn="1" w:lastColumn="0" w:noHBand="0" w:noVBand="1"/>
       </w:tblPr>
       <w:tblGrid>
-        <w:gridCol w:w="2084"/>
-        <w:gridCol w:w="4928"/>
-        <w:gridCol w:w="4268"/>
+        <w:gridCol w:w="1615"/>
+        <w:gridCol w:w="3723"/>
+        <w:gridCol w:w="3588"/>
       </w:tblGrid>
       <w:tr>
         <w:trPr>
@@ -2469,6 +2191,7 @@
           </w:tcPr>
           <w:p>
             <w:r>
+              <w:lastRenderedPageBreak/>
               <w:t>Тип</w:t>
             </w:r>
           </w:p>
@@ -2493,7 +2216,7 @@
         </w:tc>
         <w:tc>
           <w:tcPr>
-            <w:tcW w:w="0" w:type="auto"/>
+            <w:tcW w:w="3588" w:type="dxa"/>
             <w:tcMar>
               <w:top w:w="150" w:type="dxa"/>
               <w:left w:w="240" w:type="dxa"/>
@@ -2549,7 +2272,7 @@
         </w:tc>
         <w:tc>
           <w:tcPr>
-            <w:tcW w:w="0" w:type="auto"/>
+            <w:tcW w:w="3588" w:type="dxa"/>
             <w:tcMar>
               <w:top w:w="150" w:type="dxa"/>
               <w:left w:w="240" w:type="dxa"/>
@@ -2605,7 +2328,7 @@
         </w:tc>
         <w:tc>
           <w:tcPr>
-            <w:tcW w:w="0" w:type="auto"/>
+            <w:tcW w:w="3588" w:type="dxa"/>
             <w:tcMar>
               <w:top w:w="150" w:type="dxa"/>
               <w:left w:w="240" w:type="dxa"/>
@@ -2661,7 +2384,7 @@
         </w:tc>
         <w:tc>
           <w:tcPr>
-            <w:tcW w:w="0" w:type="auto"/>
+            <w:tcW w:w="3588" w:type="dxa"/>
             <w:tcMar>
               <w:top w:w="150" w:type="dxa"/>
               <w:left w:w="240" w:type="dxa"/>
@@ -2701,7 +2424,7 @@
         </w:tc>
         <w:tc>
           <w:tcPr>
-            <w:tcW w:w="0" w:type="auto"/>
+            <w:tcW w:w="3723" w:type="dxa"/>
             <w:tcMar>
               <w:top w:w="150" w:type="dxa"/>
               <w:left w:w="240" w:type="dxa"/>
@@ -2727,7 +2450,7 @@
         </w:tc>
         <w:tc>
           <w:tcPr>
-            <w:tcW w:w="0" w:type="auto"/>
+            <w:tcW w:w="3588" w:type="dxa"/>
             <w:tcMar>
               <w:top w:w="150" w:type="dxa"/>
               <w:left w:w="240" w:type="dxa"/>
@@ -2783,7 +2506,7 @@
         </w:tc>
         <w:tc>
           <w:tcPr>
-            <w:tcW w:w="0" w:type="auto"/>
+            <w:tcW w:w="3588" w:type="dxa"/>
             <w:tcMar>
               <w:top w:w="150" w:type="dxa"/>
               <w:left w:w="240" w:type="dxa"/>
@@ -2813,7 +2536,14 @@
           <w:b/>
           <w:bCs/>
         </w:rPr>
-        <w:t>6.3. Боссы</w:t>
+        <w:t>5</w:t>
+      </w:r>
+      <w:r>
+        <w:rPr>
+          <w:b/>
+          <w:bCs/>
+        </w:rPr>
+        <w:t>.3. Боссы</w:t>
       </w:r>
     </w:p>
     <w:p>
@@ -2885,7 +2615,14 @@
           <w:b/>
           <w:bCs/>
         </w:rPr>
-        <w:t>7. Эмоциональные фишки и синергии</w:t>
+        <w:t>6</w:t>
+      </w:r>
+      <w:r>
+        <w:rPr>
+          <w:b/>
+          <w:bCs/>
+        </w:rPr>
+        <w:t>. Эмоциональные фишки и синергии</w:t>
       </w:r>
     </w:p>
     <w:p>
@@ -2956,7 +2693,6 @@
     </w:p>
     <w:p>
       <w:r>
-        <w:lastRenderedPageBreak/>
         <w:pict w14:anchorId="100A0BF0">
           <v:rect id="_x0000_i1032" style="width:0;height:.75pt" o:hralign="center" o:hrstd="t" o:hr="t" fillcolor="#a0a0a0" stroked="f"/>
         </w:pict>
@@ -2974,27 +2710,41 @@
           <w:b/>
           <w:bCs/>
         </w:rPr>
-        <w:t>8. Интерфейс (UI/UX) и управление</w:t>
-      </w:r>
-    </w:p>
-    <w:p>
-      <w:pPr>
-        <w:rPr>
-          <w:b/>
-          <w:bCs/>
-        </w:rPr>
-      </w:pPr>
-      <w:r>
-        <w:rPr>
-          <w:b/>
-          <w:bCs/>
-        </w:rPr>
-        <w:t>8.1. В игре (HUD)</w:t>
+        <w:t>7</w:t>
+      </w:r>
+      <w:r>
+        <w:rPr>
+          <w:b/>
+          <w:bCs/>
+        </w:rPr>
+        <w:t>. Интерфейс (UI/UX) и управление</w:t>
+      </w:r>
+    </w:p>
+    <w:p>
+      <w:pPr>
+        <w:rPr>
+          <w:b/>
+          <w:bCs/>
+        </w:rPr>
+      </w:pPr>
+      <w:r>
+        <w:rPr>
+          <w:b/>
+          <w:bCs/>
+        </w:rPr>
+        <w:t>7</w:t>
+      </w:r>
+      <w:r>
+        <w:rPr>
+          <w:b/>
+          <w:bCs/>
+        </w:rPr>
+        <w:t>.1. В игре (HUD)</w:t>
       </w:r>
     </w:p>
     <w:tbl>
       <w:tblPr>
-        <w:tblW w:w="11280" w:type="dxa"/>
+        <w:tblW w:w="8926" w:type="dxa"/>
         <w:tblBorders>
           <w:top w:val="single" w:sz="4" w:space="0" w:color="auto"/>
           <w:left w:val="single" w:sz="4" w:space="0" w:color="auto"/>
@@ -3012,8 +2762,8 @@
         <w:tblLook w:val="04A0" w:firstRow="1" w:lastRow="0" w:firstColumn="1" w:lastColumn="0" w:noHBand="0" w:noVBand="1"/>
       </w:tblPr>
       <w:tblGrid>
-        <w:gridCol w:w="5095"/>
-        <w:gridCol w:w="6185"/>
+        <w:gridCol w:w="2879"/>
+        <w:gridCol w:w="6047"/>
       </w:tblGrid>
       <w:tr>
         <w:trPr>
@@ -3039,7 +2789,7 @@
         </w:tc>
         <w:tc>
           <w:tcPr>
-            <w:tcW w:w="0" w:type="auto"/>
+            <w:tcW w:w="6047" w:type="dxa"/>
             <w:tcMar>
               <w:top w:w="150" w:type="dxa"/>
               <w:left w:w="240" w:type="dxa"/>
@@ -3059,7 +2809,7 @@
       <w:tr>
         <w:tc>
           <w:tcPr>
-            <w:tcW w:w="0" w:type="auto"/>
+            <w:tcW w:w="2879" w:type="dxa"/>
             <w:tcMar>
               <w:top w:w="150" w:type="dxa"/>
               <w:left w:w="0" w:type="dxa"/>
@@ -3077,7 +2827,7 @@
         </w:tc>
         <w:tc>
           <w:tcPr>
-            <w:tcW w:w="0" w:type="auto"/>
+            <w:tcW w:w="6047" w:type="dxa"/>
             <w:tcMar>
               <w:top w:w="150" w:type="dxa"/>
               <w:left w:w="240" w:type="dxa"/>
@@ -3115,7 +2865,7 @@
         </w:tc>
         <w:tc>
           <w:tcPr>
-            <w:tcW w:w="0" w:type="auto"/>
+            <w:tcW w:w="6047" w:type="dxa"/>
             <w:tcMar>
               <w:top w:w="150" w:type="dxa"/>
               <w:left w:w="240" w:type="dxa"/>
@@ -3163,7 +2913,7 @@
         </w:tc>
         <w:tc>
           <w:tcPr>
-            <w:tcW w:w="0" w:type="auto"/>
+            <w:tcW w:w="6047" w:type="dxa"/>
             <w:tcMar>
               <w:top w:w="150" w:type="dxa"/>
               <w:left w:w="240" w:type="dxa"/>
@@ -3195,13 +2945,14 @@
           </w:tcPr>
           <w:p>
             <w:r>
+              <w:lastRenderedPageBreak/>
               <w:t>Выпавшие кристаллы опыта</w:t>
             </w:r>
           </w:p>
         </w:tc>
         <w:tc>
           <w:tcPr>
-            <w:tcW w:w="0" w:type="auto"/>
+            <w:tcW w:w="6047" w:type="dxa"/>
             <w:tcMar>
               <w:top w:w="150" w:type="dxa"/>
               <w:left w:w="240" w:type="dxa"/>
@@ -3239,7 +2990,7 @@
         </w:tc>
         <w:tc>
           <w:tcPr>
-            <w:tcW w:w="0" w:type="auto"/>
+            <w:tcW w:w="6047" w:type="dxa"/>
             <w:tcMar>
               <w:top w:w="150" w:type="dxa"/>
               <w:left w:w="240" w:type="dxa"/>
@@ -3251,13 +3002,8 @@
           </w:tcPr>
           <w:p>
             <w:r>
-              <w:t xml:space="preserve">ESC / </w:t>
-            </w:r>
-            <w:proofErr w:type="spellStart"/>
-            <w:r>
-              <w:t>Tab</w:t>
-            </w:r>
-            <w:proofErr w:type="spellEnd"/>
+              <w:t>ESC / Tab</w:t>
+            </w:r>
           </w:p>
         </w:tc>
       </w:tr>
@@ -3274,7 +3020,14 @@
           <w:b/>
           <w:bCs/>
         </w:rPr>
-        <w:t>8.2. Меню выбора улучшений</w:t>
+        <w:t>7</w:t>
+      </w:r>
+      <w:r>
+        <w:rPr>
+          <w:b/>
+          <w:bCs/>
+        </w:rPr>
+        <w:t>.2. Меню выбора улучшений</w:t>
       </w:r>
     </w:p>
     <w:p>
@@ -3319,7 +3072,14 @@
           <w:b/>
           <w:bCs/>
         </w:rPr>
-        <w:t>8.3. Экран окончания забега</w:t>
+        <w:t>7</w:t>
+      </w:r>
+      <w:r>
+        <w:rPr>
+          <w:b/>
+          <w:bCs/>
+        </w:rPr>
+        <w:t>.3. Экран окончания забега</w:t>
       </w:r>
     </w:p>
     <w:p>
@@ -3407,22 +3167,36 @@
           <w:b/>
           <w:bCs/>
         </w:rPr>
-        <w:t>9. Визуальный и звуковой стиль</w:t>
-      </w:r>
-    </w:p>
-    <w:p>
-      <w:pPr>
-        <w:rPr>
-          <w:b/>
-          <w:bCs/>
-        </w:rPr>
-      </w:pPr>
-      <w:r>
-        <w:rPr>
-          <w:b/>
-          <w:bCs/>
-        </w:rPr>
-        <w:t>9.1. Визуальный стиль</w:t>
+        <w:t>8</w:t>
+      </w:r>
+      <w:r>
+        <w:rPr>
+          <w:b/>
+          <w:bCs/>
+        </w:rPr>
+        <w:t>. Визуальный и звуковой стиль</w:t>
+      </w:r>
+    </w:p>
+    <w:p>
+      <w:pPr>
+        <w:rPr>
+          <w:b/>
+          <w:bCs/>
+        </w:rPr>
+      </w:pPr>
+      <w:r>
+        <w:rPr>
+          <w:b/>
+          <w:bCs/>
+        </w:rPr>
+        <w:t>8</w:t>
+      </w:r>
+      <w:r>
+        <w:rPr>
+          <w:b/>
+          <w:bCs/>
+        </w:rPr>
+        <w:t>.1. Визуальный стиль</w:t>
       </w:r>
     </w:p>
     <w:p>
@@ -3480,7 +3254,14 @@
           <w:b/>
           <w:bCs/>
         </w:rPr>
-        <w:t>9.2. Звук и музыка</w:t>
+        <w:t>8</w:t>
+      </w:r>
+      <w:r>
+        <w:rPr>
+          <w:b/>
+          <w:bCs/>
+        </w:rPr>
+        <w:t>.2. Звук и музыка</w:t>
       </w:r>
     </w:p>
     <w:p>
@@ -3491,15 +3272,7 @@
         </w:numPr>
       </w:pPr>
       <w:r>
-        <w:t xml:space="preserve">Фоновая музыка: </w:t>
-      </w:r>
-      <w:proofErr w:type="spellStart"/>
-      <w:r>
-        <w:t>Lo</w:t>
-      </w:r>
-      <w:proofErr w:type="spellEnd"/>
-      <w:r>
-        <w:t xml:space="preserve">-Fi / </w:t>
+        <w:t xml:space="preserve">Фоновая музыка: Lo-Fi / </w:t>
       </w:r>
       <w:proofErr w:type="spellStart"/>
       <w:r>
@@ -3526,7 +3299,6 @@
         </w:numPr>
       </w:pPr>
       <w:r>
-        <w:lastRenderedPageBreak/>
         <w:t>Звуки: короткие «</w:t>
       </w:r>
       <w:proofErr w:type="spellStart"/>
@@ -3564,14 +3336,7 @@
           <w:b/>
           <w:bCs/>
         </w:rPr>
-        <w:t>1</w:t>
-      </w:r>
-      <w:r>
-        <w:rPr>
-          <w:b/>
-          <w:bCs/>
-        </w:rPr>
-        <w:t>0</w:t>
+        <w:t>9</w:t>
       </w:r>
       <w:r>
         <w:rPr>
@@ -3654,15 +3419,7 @@
         </w:numPr>
       </w:pPr>
       <w:r>
-        <w:t xml:space="preserve">Эволюция оружия работает и ощущается как мощный </w:t>
-      </w:r>
-      <w:proofErr w:type="spellStart"/>
-      <w:r>
-        <w:t>буст</w:t>
-      </w:r>
-      <w:proofErr w:type="spellEnd"/>
-      <w:r>
-        <w:t>.</w:t>
+        <w:t>Эволюция оружия работает и ощущается как мощный буст.</w:t>
       </w:r>
     </w:p>
     <w:p>
@@ -3673,6 +3430,7 @@
         </w:numPr>
       </w:pPr>
       <w:r>
+        <w:lastRenderedPageBreak/>
         <w:t>После каждого забега игрок получает прогресс (золото, разблокировки).</w:t>
       </w:r>
     </w:p>
@@ -3699,7 +3457,7 @@
 </file>
 
 <file path=word/numbering.xml><?xml version="1.0" encoding="utf-8"?>
-<w:numbering xmlns:wpc="http://schemas.microsoft.com/office/word/2010/wordprocessingCanvas" xmlns:cx="http://schemas.microsoft.com/office/drawing/2014/chartex" xmlns:cx1="http://schemas.microsoft.com/office/drawing/2015/9/8/chartex" xmlns:cx2="http://schemas.microsoft.com/office/drawing/2015/10/21/chartex" xmlns:cx3="http://schemas.microsoft.com/office/drawing/2016/5/9/chartex" xmlns:cx4="http://schemas.microsoft.com/office/drawing/2016/5/10/chartex" xmlns:cx5="http://schemas.microsoft.com/office/drawing/2016/5/11/chartex" xmlns:cx6="http://schemas.microsoft.com/office/drawing/2016/5/12/chartex" xmlns:cx7="http://schemas.microsoft.com/office/drawing/2016/5/13/chartex" xmlns:cx8="http://schemas.microsoft.com/office/drawing/2016/5/14/chartex" xmlns:mc="http://schemas.openxmlformats.org/markup-compatibility/2006" xmlns:aink="http://schemas.microsoft.com/office/drawing/2016/ink" xmlns:am3d="http://schemas.microsoft.com/office/drawing/2017/model3d" xmlns:o="urn:schemas-microsoft-com:office:office" xmlns:r="http://schemas.openxmlformats.org/officeDocument/2006/relationships" xmlns:m="http://schemas.openxmlformats.org/officeDocument/2006/math" xmlns:v="urn:schemas-microsoft-com:vml" xmlns:wp14="http://schemas.microsoft.com/office/word/2010/wordprocessingDrawing" xmlns:wp="http://schemas.openxmlformats.org/drawingml/2006/wordprocessingDrawing" xmlns:w10="urn:schemas-microsoft-com:office:word" xmlns:w="http://schemas.openxmlformats.org/wordprocessingml/2006/main" xmlns:w14="http://schemas.microsoft.com/office/word/2010/wordml" xmlns:w15="http://schemas.microsoft.com/office/word/2012/wordml" xmlns:w16cex="http://schemas.microsoft.com/office/word/2018/wordml/cex" xmlns:w16cid="http://schemas.microsoft.com/office/word/2016/wordml/cid" xmlns:w16="http://schemas.microsoft.com/office/word/2018/wordml" xmlns:w16sdtdh="http://schemas.microsoft.com/office/word/2020/wordml/sdtdatahash" xmlns:w16se="http://schemas.microsoft.com/office/word/2015/wordml/symex" xmlns:wpg="http://schemas.microsoft.com/office/word/2010/wordprocessingGroup" xmlns:wpi="http://schemas.microsoft.com/office/word/2010/wordprocessingInk" xmlns:wne="http://schemas.microsoft.com/office/word/2006/wordml" xmlns:wps="http://schemas.microsoft.com/office/word/2010/wordprocessingShape" mc:Ignorable="w14 w15 w16se w16cid w16 w16cex w16sdtdh wp14">
+<w:numbering xmlns:wpc="http://schemas.microsoft.com/office/word/2010/wordprocessingCanvas" xmlns:cx="http://schemas.microsoft.com/office/drawing/2014/chartex" xmlns:cx1="http://schemas.microsoft.com/office/drawing/2015/9/8/chartex" xmlns:cx2="http://schemas.microsoft.com/office/drawing/2015/10/21/chartex" xmlns:cx3="http://schemas.microsoft.com/office/drawing/2016/5/9/chartex" xmlns:cx4="http://schemas.microsoft.com/office/drawing/2016/5/10/chartex" xmlns:cx5="http://schemas.microsoft.com/office/drawing/2016/5/11/chartex" xmlns:cx6="http://schemas.microsoft.com/office/drawing/2016/5/12/chartex" xmlns:cx7="http://schemas.microsoft.com/office/drawing/2016/5/13/chartex" xmlns:cx8="http://schemas.microsoft.com/office/drawing/2016/5/14/chartex" xmlns:mc="http://schemas.openxmlformats.org/markup-compatibility/2006" xmlns:aink="http://schemas.microsoft.com/office/drawing/2016/ink" xmlns:am3d="http://schemas.microsoft.com/office/drawing/2017/model3d" xmlns:o="urn:schemas-microsoft-com:office:office" xmlns:oel="http://schemas.microsoft.com/office/2019/extlst" xmlns:r="http://schemas.openxmlformats.org/officeDocument/2006/relationships" xmlns:m="http://schemas.openxmlformats.org/officeDocument/2006/math" xmlns:v="urn:schemas-microsoft-com:vml" xmlns:wp14="http://schemas.microsoft.com/office/word/2010/wordprocessingDrawing" xmlns:wp="http://schemas.openxmlformats.org/drawingml/2006/wordprocessingDrawing" xmlns:w10="urn:schemas-microsoft-com:office:word" xmlns:w="http://schemas.openxmlformats.org/wordprocessingml/2006/main" xmlns:w14="http://schemas.microsoft.com/office/word/2010/wordml" xmlns:w15="http://schemas.microsoft.com/office/word/2012/wordml" xmlns:w16cex="http://schemas.microsoft.com/office/word/2018/wordml/cex" xmlns:w16cid="http://schemas.microsoft.com/office/word/2016/wordml/cid" xmlns:w16="http://schemas.microsoft.com/office/word/2018/wordml" xmlns:w16du="http://schemas.microsoft.com/office/word/2023/wordml/word16du" xmlns:w16sdtdh="http://schemas.microsoft.com/office/word/2020/wordml/sdtdatahash" xmlns:w16sdtfl="http://schemas.microsoft.com/office/word/2024/wordml/sdtformatlock" xmlns:w16se="http://schemas.microsoft.com/office/word/2015/wordml/symex" xmlns:wpg="http://schemas.microsoft.com/office/word/2010/wordprocessingGroup" xmlns:wpi="http://schemas.microsoft.com/office/word/2010/wordprocessingInk" xmlns:wne="http://schemas.microsoft.com/office/word/2006/wordml" xmlns:wps="http://schemas.microsoft.com/office/word/2010/wordprocessingShape" mc:Ignorable="w14 w15 w16se w16cid w16 w16cex w16sdtdh w16sdtfl w16du wp14">
   <w:abstractNum w:abstractNumId="0" w15:restartNumberingAfterBreak="0">
     <w:nsid w:val="19F44A29"/>
     <w:multiLevelType w:val="multilevel"/>
@@ -6233,62 +5991,62 @@
       </w:rPr>
     </w:lvl>
   </w:abstractNum>
-  <w:num w:numId="1">
+  <w:num w:numId="1" w16cid:durableId="673994609">
     <w:abstractNumId w:val="15"/>
   </w:num>
-  <w:num w:numId="2">
+  <w:num w:numId="2" w16cid:durableId="1735618735">
     <w:abstractNumId w:val="12"/>
   </w:num>
-  <w:num w:numId="3">
+  <w:num w:numId="3" w16cid:durableId="33894117">
     <w:abstractNumId w:val="14"/>
   </w:num>
-  <w:num w:numId="4">
+  <w:num w:numId="4" w16cid:durableId="690568900">
     <w:abstractNumId w:val="5"/>
   </w:num>
-  <w:num w:numId="5">
+  <w:num w:numId="5" w16cid:durableId="2058773590">
     <w:abstractNumId w:val="4"/>
   </w:num>
-  <w:num w:numId="6">
+  <w:num w:numId="6" w16cid:durableId="1266155653">
     <w:abstractNumId w:val="11"/>
   </w:num>
-  <w:num w:numId="7">
+  <w:num w:numId="7" w16cid:durableId="1512992862">
     <w:abstractNumId w:val="6"/>
   </w:num>
-  <w:num w:numId="8">
+  <w:num w:numId="8" w16cid:durableId="571820028">
     <w:abstractNumId w:val="13"/>
   </w:num>
-  <w:num w:numId="9">
+  <w:num w:numId="9" w16cid:durableId="504174718">
     <w:abstractNumId w:val="10"/>
   </w:num>
-  <w:num w:numId="10">
+  <w:num w:numId="10" w16cid:durableId="7098577">
     <w:abstractNumId w:val="16"/>
   </w:num>
-  <w:num w:numId="11">
+  <w:num w:numId="11" w16cid:durableId="1193425095">
     <w:abstractNumId w:val="2"/>
   </w:num>
-  <w:num w:numId="12">
+  <w:num w:numId="12" w16cid:durableId="96490336">
     <w:abstractNumId w:val="1"/>
   </w:num>
-  <w:num w:numId="13">
+  <w:num w:numId="13" w16cid:durableId="1426341785">
     <w:abstractNumId w:val="7"/>
   </w:num>
-  <w:num w:numId="14">
+  <w:num w:numId="14" w16cid:durableId="126630625">
     <w:abstractNumId w:val="9"/>
   </w:num>
-  <w:num w:numId="15">
+  <w:num w:numId="15" w16cid:durableId="968557436">
     <w:abstractNumId w:val="0"/>
   </w:num>
-  <w:num w:numId="16">
+  <w:num w:numId="16" w16cid:durableId="2026901801">
     <w:abstractNumId w:val="8"/>
   </w:num>
-  <w:num w:numId="17">
+  <w:num w:numId="17" w16cid:durableId="1120997193">
     <w:abstractNumId w:val="3"/>
   </w:num>
 </w:numbering>
 </file>
 
 <file path=word/styles.xml><?xml version="1.0" encoding="utf-8"?>
-<w:styles xmlns:mc="http://schemas.openxmlformats.org/markup-compatibility/2006" xmlns:r="http://schemas.openxmlformats.org/officeDocument/2006/relationships" xmlns:w="http://schemas.openxmlformats.org/wordprocessingml/2006/main" xmlns:w14="http://schemas.microsoft.com/office/word/2010/wordml" xmlns:w15="http://schemas.microsoft.com/office/word/2012/wordml" xmlns:w16cex="http://schemas.microsoft.com/office/word/2018/wordml/cex" xmlns:w16cid="http://schemas.microsoft.com/office/word/2016/wordml/cid" xmlns:w16="http://schemas.microsoft.com/office/word/2018/wordml" xmlns:w16sdtdh="http://schemas.microsoft.com/office/word/2020/wordml/sdtdatahash" xmlns:w16se="http://schemas.microsoft.com/office/word/2015/wordml/symex" mc:Ignorable="w14 w15 w16se w16cid w16 w16cex w16sdtdh">
+<w:styles xmlns:mc="http://schemas.openxmlformats.org/markup-compatibility/2006" xmlns:r="http://schemas.openxmlformats.org/officeDocument/2006/relationships" xmlns:w="http://schemas.openxmlformats.org/wordprocessingml/2006/main" xmlns:w14="http://schemas.microsoft.com/office/word/2010/wordml" xmlns:w15="http://schemas.microsoft.com/office/word/2012/wordml" xmlns:w16cex="http://schemas.microsoft.com/office/word/2018/wordml/cex" xmlns:w16cid="http://schemas.microsoft.com/office/word/2016/wordml/cid" xmlns:w16="http://schemas.microsoft.com/office/word/2018/wordml" xmlns:w16du="http://schemas.microsoft.com/office/word/2023/wordml/word16du" xmlns:w16sdtdh="http://schemas.microsoft.com/office/word/2020/wordml/sdtdatahash" xmlns:w16sdtfl="http://schemas.microsoft.com/office/word/2024/wordml/sdtformatlock" xmlns:w16se="http://schemas.microsoft.com/office/word/2015/wordml/symex" mc:Ignorable="w14 w15 w16se w16cid w16 w16cex w16sdtdh w16sdtfl w16du">
   <w:docDefaults>
     <w:rPrDefault>
       <w:rPr>

--- a/Техническое задание.docx
+++ b/Техническое задание.docx
@@ -4,20 +4,18 @@
   <w:body>
     <w:p>
       <w:pPr>
-        <w:rPr>
-          <w:b/>
-          <w:bCs/>
-        </w:rPr>
-      </w:pPr>
-      <w:r>
-        <w:rPr>
-          <w:b/>
-          <w:bCs/>
-        </w:rPr>
+        <w:jc w:val="center"/>
+      </w:pPr>
+      <w:r>
         <w:t>Техническое задание (ТЗ) на разработку игры</w:t>
       </w:r>
     </w:p>
     <w:p>
+      <w:pPr>
+        <w:pStyle w:val="a5"/>
+        <w:ind w:firstLine="0"/>
+        <w:jc w:val="left"/>
+      </w:pPr>
       <w:r>
         <w:rPr>
           <w:b/>
@@ -26,39 +24,10 @@
         <w:t>Жанр:</w:t>
       </w:r>
       <w:r>
-        <w:t> «</w:t>
-      </w:r>
-      <w:proofErr w:type="spellStart"/>
-      <w:r>
-        <w:t>Выживач</w:t>
-      </w:r>
-      <w:proofErr w:type="spellEnd"/>
-      <w:r>
-        <w:t xml:space="preserve"> с автоматической атакой» (</w:t>
-      </w:r>
-      <w:proofErr w:type="spellStart"/>
-      <w:r>
-        <w:t>Roguelite</w:t>
-      </w:r>
-      <w:proofErr w:type="spellEnd"/>
-      <w:r>
-        <w:t xml:space="preserve"> / </w:t>
-      </w:r>
-      <w:proofErr w:type="spellStart"/>
-      <w:r>
-        <w:t>Bullet</w:t>
-      </w:r>
-      <w:proofErr w:type="spellEnd"/>
-      <w:r>
         <w:t xml:space="preserve"> </w:t>
       </w:r>
-      <w:proofErr w:type="spellStart"/>
-      <w:r>
-        <w:t>Heaven</w:t>
-      </w:r>
-      <w:proofErr w:type="spellEnd"/>
-      <w:r>
-        <w:t>)</w:t>
+      <w:r>
+        <w:t>«Выживач с автоматической атакой» (Roguelite / Bullet Heaven)</w:t>
       </w:r>
       <w:r>
         <w:br/>
@@ -71,308 +40,205 @@
         <w:t>Референс:</w:t>
       </w:r>
       <w:r>
-        <w:t> </w:t>
-      </w:r>
-      <w:proofErr w:type="spellStart"/>
-      <w:r>
-        <w:t>Vampire</w:t>
-      </w:r>
-      <w:proofErr w:type="spellEnd"/>
-      <w:r>
         <w:t xml:space="preserve"> </w:t>
       </w:r>
-      <w:proofErr w:type="spellStart"/>
-      <w:r>
-        <w:t>Survivors</w:t>
-      </w:r>
-      <w:proofErr w:type="spellEnd"/>
-      <w:r>
-        <w:t xml:space="preserve">, </w:t>
-      </w:r>
-      <w:proofErr w:type="spellStart"/>
-      <w:r>
-        <w:t>Brotato</w:t>
-      </w:r>
-      <w:proofErr w:type="spellEnd"/>
-      <w:r>
-        <w:t xml:space="preserve">, 20 </w:t>
-      </w:r>
-      <w:proofErr w:type="spellStart"/>
-      <w:r>
-        <w:t>Minutes</w:t>
-      </w:r>
-      <w:proofErr w:type="spellEnd"/>
-      <w:r>
-        <w:t xml:space="preserve"> </w:t>
-      </w:r>
-      <w:proofErr w:type="spellStart"/>
-      <w:r>
-        <w:t>Till</w:t>
-      </w:r>
-      <w:proofErr w:type="spellEnd"/>
-      <w:r>
-        <w:t xml:space="preserve"> </w:t>
-      </w:r>
-      <w:proofErr w:type="spellStart"/>
-      <w:r>
-        <w:t>Dawn</w:t>
-      </w:r>
-      <w:proofErr w:type="spellEnd"/>
-      <w:r>
-        <w:br/>
-      </w:r>
-      <w:r>
+      <w:r>
+        <w:t>Vampire Survivors, Brotato, 20 Minutes Till Dawn</w:t>
+      </w:r>
+    </w:p>
+    <w:p>
+      <w:r>
+        <w:rPr>
+          <w:noProof/>
+        </w:rPr>
+        <w:pict w14:anchorId="4D504215">
+          <v:rect id="_x0000_i1032" alt="" style="width:467.75pt;height:.05pt;mso-width-percent:0;mso-height-percent:0;mso-width-percent:0;mso-height-percent:0" o:hralign="center" o:hrstd="t" o:hr="t" fillcolor="#a0a0a0" stroked="f"/>
+        </w:pict>
+      </w:r>
+    </w:p>
+    <w:p>
+      <w:pPr>
+        <w:pStyle w:val="1"/>
+        <w:ind w:firstLine="709"/>
         <w:rPr>
           <w:b/>
-          <w:bCs/>
         </w:rPr>
-        <w:t>Версия документа:</w:t>
-      </w:r>
-      <w:r>
-        <w:t> 1.0</w:t>
+      </w:pPr>
+      <w:r>
+        <w:t>Цель проекта</w:t>
       </w:r>
     </w:p>
     <w:p>
-      <w:r>
-        <w:pict w14:anchorId="0E0E6DEF">
-          <v:rect id="_x0000_i1025" style="width:0;height:.75pt" o:hralign="center" o:hrstd="t" o:hr="t" fillcolor="#a0a0a0" stroked="f"/>
-        </w:pict>
+      <w:pPr>
+        <w:pStyle w:val="a5"/>
+      </w:pPr>
+      <w:r>
+        <w:t>Разработать игру, в которой управление сводится только к движению персонажа, а атака происходит автоматически. Основной геймплей — выживание против волн врагов в течение 15–30 минут с прокачкой способностей внутри одного забега и постоянным прогрессом между забегами.</w:t>
       </w:r>
     </w:p>
     <w:p>
       <w:pPr>
+        <w:ind w:firstLine="0"/>
+      </w:pPr>
+      <w:r>
+        <w:rPr>
+          <w:noProof/>
+        </w:rPr>
+        <w:pict w14:anchorId="7A28F92B">
+          <v:rect id="_x0000_i1031" alt="" style="width:467.75pt;height:.05pt;mso-width-percent:0;mso-height-percent:0;mso-width-percent:0;mso-height-percent:0" o:hralign="center" o:hrstd="t" o:hr="t" fillcolor="#a0a0a0" stroked="f"/>
+        </w:pict>
+      </w:r>
+    </w:p>
+    <w:p>
+      <w:pPr>
+        <w:pStyle w:val="1"/>
+        <w:ind w:firstLine="709"/>
+      </w:pPr>
+      <w:r>
+        <w:t>Основная механика игры (ядро)</w:t>
+      </w:r>
+    </w:p>
+    <w:p>
+      <w:pPr>
+        <w:pStyle w:val="1"/>
+        <w:numPr>
+          <w:ilvl w:val="1"/>
+          <w:numId w:val="18"/>
+        </w:numPr>
+        <w:ind w:left="1418" w:firstLine="0"/>
+      </w:pPr>
+      <w:r>
+        <w:t>Автоматическая атака</w:t>
+      </w:r>
+    </w:p>
+    <w:p>
+      <w:pPr>
+        <w:pStyle w:val="a5"/>
+        <w:numPr>
+          <w:ilvl w:val="0"/>
+          <w:numId w:val="21"/>
+        </w:numPr>
+      </w:pPr>
+      <w:r>
+        <w:t>Все оружие активируется автоматически с заданной скоростью и направлением.</w:t>
+      </w:r>
+    </w:p>
+    <w:p>
+      <w:pPr>
+        <w:pStyle w:val="a5"/>
+        <w:numPr>
+          <w:ilvl w:val="0"/>
+          <w:numId w:val="21"/>
+        </w:numPr>
+      </w:pPr>
+      <w:r>
+        <w:t>Игрок</w:t>
+      </w:r>
+      <w:r>
+        <w:t xml:space="preserve"> </w:t>
+      </w:r>
+      <w:r>
+        <w:t>не может</w:t>
+      </w:r>
+      <w:r>
+        <w:t xml:space="preserve"> </w:t>
+      </w:r>
+      <w:r>
+        <w:t>выбирать цель вручную, только двигать персонажа.</w:t>
+      </w:r>
+    </w:p>
+    <w:p>
+      <w:pPr>
+        <w:pStyle w:val="a5"/>
+        <w:numPr>
+          <w:ilvl w:val="0"/>
+          <w:numId w:val="21"/>
+        </w:numPr>
+      </w:pPr>
+      <w:r>
+        <w:t>На экране одновременно присутствует от 50 до 500+ врагов.</w:t>
+      </w:r>
+    </w:p>
+    <w:p>
+      <w:pPr>
+        <w:pStyle w:val="a5"/>
+        <w:numPr>
+          <w:ilvl w:val="0"/>
+          <w:numId w:val="21"/>
+        </w:numPr>
+      </w:pPr>
+      <w:r>
+        <w:t>Враги постоянно спавнятся волнами (раз в 5–15 секунд).</w:t>
+      </w:r>
+    </w:p>
+    <w:p>
+      <w:pPr>
+        <w:pStyle w:val="a5"/>
+        <w:numPr>
+          <w:ilvl w:val="0"/>
+          <w:numId w:val="21"/>
+        </w:numPr>
+        <w:spacing w:after="120"/>
+        <w:ind w:hanging="357"/>
+      </w:pPr>
+      <w:r>
+        <w:t>У персонажа</w:t>
+      </w:r>
+      <w:r>
+        <w:t xml:space="preserve"> </w:t>
+      </w:r>
+      <w:r>
+        <w:t>1–3 единицы здоровья. Лечение — редкий ресурс.</w:t>
+      </w:r>
+    </w:p>
+    <w:p>
+      <w:pPr>
+        <w:pStyle w:val="1"/>
+        <w:numPr>
+          <w:ilvl w:val="1"/>
+          <w:numId w:val="18"/>
+        </w:numPr>
+        <w:ind w:left="1418" w:firstLine="0"/>
+      </w:pPr>
+      <w:r>
+        <w:t>Петля прогресса забега</w:t>
+      </w:r>
+    </w:p>
+    <w:p>
+      <w:pPr>
+        <w:pStyle w:val="a5"/>
+        <w:spacing w:after="120"/>
+      </w:pPr>
+      <w:r>
+        <w:t>Убивай врагов → подбирай кристаллы опыта → получай уровень (максимум 100+) → выбирай улучшение → становись сильнее → выживай дальше.</w:t>
+      </w:r>
+    </w:p>
+    <w:p>
+      <w:pPr>
+        <w:pStyle w:val="1"/>
+        <w:numPr>
+          <w:ilvl w:val="1"/>
+          <w:numId w:val="18"/>
+        </w:numPr>
+        <w:ind w:left="1418" w:firstLine="0"/>
         <w:rPr>
           <w:b/>
-          <w:bCs/>
+          <w:bCs w:val="0"/>
         </w:rPr>
       </w:pPr>
       <w:r>
-        <w:rPr>
-          <w:b/>
-          <w:bCs/>
-        </w:rPr>
-        <w:t>1. Цель проекта</w:t>
+        <w:t>Ограничение по времени</w:t>
       </w:r>
     </w:p>
     <w:p>
-      <w:r>
-        <w:t>Разработать игру, в которой управление сводится только к движению персонажа, а атака происходит автоматически. Основной геймплей — выживание против волн врагов в течение 15–30 минут с прокачкой способностей внутри одного забега и постоянным прогрессом между забегами.</w:t>
-      </w:r>
-    </w:p>
-    <w:p>
-      <w:r>
-        <w:pict w14:anchorId="33CC113F">
-          <v:rect id="_x0000_i1027" style="width:0;height:.75pt" o:hralign="center" o:hrstd="t" o:hr="t" fillcolor="#a0a0a0" stroked="f"/>
-        </w:pict>
-      </w:r>
-    </w:p>
-    <w:p>
-      <w:pPr>
-        <w:rPr>
-          <w:b/>
-          <w:bCs/>
-        </w:rPr>
-      </w:pPr>
-      <w:r>
-        <w:rPr>
-          <w:b/>
-          <w:bCs/>
-        </w:rPr>
-        <w:t>2</w:t>
-      </w:r>
-      <w:r>
-        <w:rPr>
-          <w:b/>
-          <w:bCs/>
-        </w:rPr>
-        <w:t>. Основная механика игры (ядро)</w:t>
-      </w:r>
-    </w:p>
-    <w:p>
-      <w:pPr>
-        <w:rPr>
-          <w:b/>
-          <w:bCs/>
-        </w:rPr>
-      </w:pPr>
-      <w:r>
-        <w:rPr>
-          <w:b/>
-          <w:bCs/>
-        </w:rPr>
-        <w:t>2</w:t>
-      </w:r>
-      <w:r>
-        <w:rPr>
-          <w:b/>
-          <w:bCs/>
-        </w:rPr>
-        <w:t>.1. Автоматическая атака</w:t>
-      </w:r>
-    </w:p>
-    <w:p>
-      <w:pPr>
-        <w:numPr>
-          <w:ilvl w:val="0"/>
-          <w:numId w:val="1"/>
-        </w:numPr>
-      </w:pPr>
-      <w:r>
-        <w:t>Все оружие активируется автоматически с заданной скоростью и направлением.</w:t>
-      </w:r>
-    </w:p>
-    <w:p>
-      <w:pPr>
-        <w:numPr>
-          <w:ilvl w:val="0"/>
-          <w:numId w:val="1"/>
-        </w:numPr>
-      </w:pPr>
-      <w:r>
-        <w:t>Игрок </w:t>
-      </w:r>
-      <w:r>
-        <w:rPr>
-          <w:b/>
-          <w:bCs/>
-        </w:rPr>
-        <w:t>не может</w:t>
-      </w:r>
-      <w:r>
-        <w:t> выбирать цель вручную, только двигать персонажа.</w:t>
-      </w:r>
-    </w:p>
-    <w:p>
-      <w:pPr>
-        <w:rPr>
-          <w:b/>
-          <w:bCs/>
-        </w:rPr>
-      </w:pPr>
-      <w:r>
-        <w:rPr>
-          <w:b/>
-          <w:bCs/>
-        </w:rPr>
-        <w:t>2</w:t>
-      </w:r>
-      <w:r>
-        <w:rPr>
-          <w:b/>
-          <w:bCs/>
-        </w:rPr>
-        <w:t>.2. Выживание</w:t>
-      </w:r>
-    </w:p>
-    <w:p>
-      <w:pPr>
-        <w:numPr>
-          <w:ilvl w:val="0"/>
-          <w:numId w:val="2"/>
-        </w:numPr>
-      </w:pPr>
-      <w:r>
-        <w:t>На экране одновременно присутствует от 50 до 500+ врагов.</w:t>
-      </w:r>
-    </w:p>
-    <w:p>
-      <w:pPr>
-        <w:numPr>
-          <w:ilvl w:val="0"/>
-          <w:numId w:val="2"/>
-        </w:numPr>
-      </w:pPr>
-      <w:r>
-        <w:t xml:space="preserve">Враги постоянно </w:t>
-      </w:r>
-      <w:proofErr w:type="spellStart"/>
-      <w:r>
-        <w:t>спавнятся</w:t>
-      </w:r>
-      <w:proofErr w:type="spellEnd"/>
-      <w:r>
-        <w:t xml:space="preserve"> волнами (раз в 5–15 секунд).</w:t>
-      </w:r>
-    </w:p>
-    <w:p>
-      <w:pPr>
-        <w:numPr>
-          <w:ilvl w:val="0"/>
-          <w:numId w:val="2"/>
-        </w:numPr>
-      </w:pPr>
-      <w:r>
-        <w:t>У персонажа </w:t>
-      </w:r>
-      <w:r>
-        <w:rPr>
-          <w:b/>
-          <w:bCs/>
-        </w:rPr>
-        <w:t>1–3 единицы здоровья</w:t>
-      </w:r>
-      <w:r>
-        <w:t>. Лечение — редкий ресурс.</w:t>
-      </w:r>
-    </w:p>
-    <w:p>
-      <w:pPr>
-        <w:rPr>
-          <w:b/>
-          <w:bCs/>
-        </w:rPr>
-      </w:pPr>
-      <w:r>
-        <w:rPr>
-          <w:b/>
-          <w:bCs/>
-        </w:rPr>
-        <w:t>2</w:t>
-      </w:r>
-      <w:r>
-        <w:rPr>
-          <w:b/>
-          <w:bCs/>
-        </w:rPr>
-        <w:t>.3. Петля прогресса забега</w:t>
-      </w:r>
-    </w:p>
-    <w:p>
-      <w:r>
-        <w:t>Убивай врагов → подбирай кристаллы опыта → получай уровень (максимум 100+) → выбирай улучшение → становись сильнее → выживай дальше.</w:t>
-      </w:r>
-    </w:p>
-    <w:p>
-      <w:pPr>
-        <w:rPr>
-          <w:b/>
-          <w:bCs/>
-        </w:rPr>
-      </w:pPr>
-      <w:r>
-        <w:rPr>
-          <w:b/>
-          <w:bCs/>
-        </w:rPr>
-        <w:t>2</w:t>
-      </w:r>
-      <w:r>
-        <w:rPr>
-          <w:b/>
-          <w:bCs/>
-        </w:rPr>
-        <w:t>.4. Ограничение по времени</w:t>
-      </w:r>
-    </w:p>
-    <w:p>
-      <w:pPr>
-        <w:numPr>
-          <w:ilvl w:val="0"/>
-          <w:numId w:val="3"/>
-        </w:numPr>
-      </w:pPr>
-      <w:r>
-        <w:t>Один забег длится </w:t>
+      <w:pPr>
+        <w:pStyle w:val="a5"/>
+      </w:pPr>
+      <w:r>
+        <w:t>Один забег длится</w:t>
+      </w:r>
+      <w:r>
+        <w:t xml:space="preserve"> </w:t>
       </w:r>
       <w:r>
         <w:rPr>
@@ -382,18 +248,28 @@
         <w:t>15 или 30 минут</w:t>
       </w:r>
       <w:r>
-        <w:t> (выбирается перед началом).</w:t>
+        <w:t>.</w:t>
       </w:r>
     </w:p>
     <w:p>
       <w:pPr>
-        <w:numPr>
-          <w:ilvl w:val="0"/>
-          <w:numId w:val="3"/>
-        </w:numPr>
-      </w:pPr>
-      <w:r>
-        <w:t>После таймера появляется </w:t>
+        <w:pStyle w:val="a5"/>
+      </w:pPr>
+      <w:r>
+        <w:t>После таймера появляется</w:t>
+      </w:r>
+      <w:r>
+        <w:t xml:space="preserve"> </w:t>
+      </w:r>
+      <w:r>
+        <w:rPr>
+          <w:b/>
+          <w:bCs/>
+        </w:rPr>
+        <w:t>почти</w:t>
+      </w:r>
+      <w:r>
+        <w:t xml:space="preserve"> </w:t>
       </w:r>
       <w:r>
         <w:rPr>
@@ -403,65 +279,59 @@
         <w:t>неубиваемый финальный босс</w:t>
       </w:r>
       <w:r>
-        <w:t> (Жнец), который гарантированно убивает игрока через 1–2 минуты.</w:t>
+        <w:t xml:space="preserve"> (</w:t>
+      </w:r>
+      <w:r>
+        <w:t xml:space="preserve">Жнец), который гарантированно убивает игрока </w:t>
+      </w:r>
+      <w:r>
+        <w:t>если попадет</w:t>
+      </w:r>
+      <w:r>
+        <w:t>.</w:t>
       </w:r>
     </w:p>
     <w:p>
-      <w:r>
-        <w:pict w14:anchorId="36BE72EE">
-          <v:rect id="_x0000_i1028" style="width:0;height:.75pt" o:hralign="center" o:hrstd="t" o:hr="t" fillcolor="#a0a0a0" stroked="f"/>
+      <w:pPr>
+        <w:ind w:firstLine="0"/>
+      </w:pPr>
+      <w:r>
+        <w:rPr>
+          <w:noProof/>
+        </w:rPr>
+        <w:pict w14:anchorId="4E7FD085">
+          <v:rect id="_x0000_i1030" alt="" style="width:467.75pt;height:.05pt;mso-width-percent:0;mso-height-percent:0;mso-width-percent:0;mso-height-percent:0" o:hralign="center" o:hrstd="t" o:hr="t" fillcolor="#a0a0a0" stroked="f"/>
         </w:pict>
       </w:r>
     </w:p>
     <w:p>
       <w:pPr>
-        <w:rPr>
-          <w:b/>
-          <w:bCs/>
-        </w:rPr>
-      </w:pPr>
-      <w:r>
-        <w:rPr>
-          <w:b/>
-          <w:bCs/>
-        </w:rPr>
-        <w:t>3</w:t>
-      </w:r>
-      <w:r>
-        <w:rPr>
-          <w:b/>
-          <w:bCs/>
-        </w:rPr>
-        <w:t>. Система временного прогресса (внутри забега)</w:t>
+        <w:pStyle w:val="1"/>
+        <w:ind w:firstLine="709"/>
+      </w:pPr>
+      <w:r>
+        <w:t>Система временного прогресса (внутри забега)</w:t>
       </w:r>
     </w:p>
     <w:p>
       <w:pPr>
-        <w:rPr>
-          <w:b/>
-          <w:bCs/>
-        </w:rPr>
-      </w:pPr>
-      <w:r>
-        <w:rPr>
-          <w:b/>
-          <w:bCs/>
-        </w:rPr>
-        <w:t>3.</w:t>
-      </w:r>
-      <w:r>
-        <w:rPr>
-          <w:b/>
-          <w:bCs/>
-        </w:rPr>
-        <w:t>1. Уровни и выбор улучшений</w:t>
+        <w:pStyle w:val="1"/>
+        <w:numPr>
+          <w:ilvl w:val="1"/>
+          <w:numId w:val="18"/>
+        </w:numPr>
+        <w:ind w:left="1418" w:firstLine="11"/>
+      </w:pPr>
+      <w:r>
+        <w:t>Уровни и выбор улучшений</w:t>
       </w:r>
     </w:p>
     <w:p>
       <w:pPr>
+        <w:pStyle w:val="a5"/>
         <w:numPr>
           <w:ilvl w:val="0"/>
-          <w:numId w:val="4"/>
+          <w:numId w:val="27"/>
         </w:numPr>
       </w:pPr>
       <w:r>
@@ -470,13 +340,18 @@
     </w:p>
     <w:p>
       <w:pPr>
+        <w:pStyle w:val="a5"/>
         <w:numPr>
           <w:ilvl w:val="0"/>
-          <w:numId w:val="4"/>
+          <w:numId w:val="27"/>
         </w:numPr>
       </w:pPr>
       <w:r>
-        <w:t>При получении нового уровня игра </w:t>
+        <w:lastRenderedPageBreak/>
+        <w:t>При получении нового уровня игра</w:t>
+      </w:r>
+      <w:r>
+        <w:t xml:space="preserve"> </w:t>
       </w:r>
       <w:r>
         <w:rPr>
@@ -486,18 +361,24 @@
         <w:t>ставится на паузу</w:t>
       </w:r>
       <w:r>
-        <w:t> или сильно замедляется.</w:t>
+        <w:t>.</w:t>
       </w:r>
     </w:p>
     <w:p>
       <w:pPr>
+        <w:pStyle w:val="a5"/>
         <w:numPr>
           <w:ilvl w:val="0"/>
-          <w:numId w:val="4"/>
+          <w:numId w:val="27"/>
         </w:numPr>
-      </w:pPr>
-      <w:r>
-        <w:t>Появляется выбор из </w:t>
+        <w:spacing w:after="120"/>
+        <w:ind w:hanging="357"/>
+      </w:pPr>
+      <w:r>
+        <w:t>Появляется выбор из</w:t>
+      </w:r>
+      <w:r>
+        <w:t xml:space="preserve"> </w:t>
       </w:r>
       <w:r>
         <w:rPr>
@@ -512,39 +393,28 @@
     </w:p>
     <w:p>
       <w:pPr>
-        <w:rPr>
-          <w:b/>
-          <w:bCs/>
-        </w:rPr>
-      </w:pPr>
-      <w:r>
-        <w:rPr>
-          <w:b/>
-          <w:bCs/>
-        </w:rPr>
-        <w:t>3</w:t>
-      </w:r>
-      <w:r>
-        <w:rPr>
-          <w:b/>
-          <w:bCs/>
-        </w:rPr>
-        <w:t>.2. Типы улучшений</w:t>
+        <w:pStyle w:val="1"/>
+        <w:numPr>
+          <w:ilvl w:val="1"/>
+          <w:numId w:val="18"/>
+        </w:numPr>
+        <w:ind w:left="1418" w:firstLine="11"/>
+      </w:pPr>
+      <w:r>
+        <w:t>Типы улучшений</w:t>
       </w:r>
     </w:p>
     <w:p>
       <w:pPr>
+        <w:pStyle w:val="a5"/>
+        <w:ind w:firstLine="0"/>
+        <w:jc w:val="left"/>
         <w:rPr>
-          <w:b/>
-          <w:bCs/>
+          <w:lang w:val="en-US"/>
         </w:rPr>
       </w:pPr>
       <w:r>
-        <w:rPr>
-          <w:b/>
-          <w:bCs/>
-        </w:rPr>
-        <w:t>Оружие (8 слотов)</w:t>
+        <w:t>Оружие</w:t>
       </w:r>
     </w:p>
     <w:tbl>
@@ -587,8 +457,11 @@
             <w:hideMark/>
           </w:tcPr>
           <w:p>
+            <w:pPr>
+              <w:pStyle w:val="a5"/>
+              <w:jc w:val="center"/>
+            </w:pPr>
             <w:r>
-              <w:lastRenderedPageBreak/>
               <w:t>Пример</w:t>
             </w:r>
           </w:p>
@@ -606,6 +479,10 @@
             <w:hideMark/>
           </w:tcPr>
           <w:p>
+            <w:pPr>
+              <w:pStyle w:val="a5"/>
+              <w:jc w:val="center"/>
+            </w:pPr>
             <w:r>
               <w:t>Характеристики</w:t>
             </w:r>
@@ -626,6 +503,11 @@
             <w:hideMark/>
           </w:tcPr>
           <w:p>
+            <w:pPr>
+              <w:pStyle w:val="a5"/>
+              <w:ind w:firstLine="0"/>
+              <w:jc w:val="left"/>
+            </w:pPr>
             <w:r>
               <w:t>Кинжалы</w:t>
             </w:r>
@@ -644,6 +526,11 @@
             <w:hideMark/>
           </w:tcPr>
           <w:p>
+            <w:pPr>
+              <w:pStyle w:val="a5"/>
+              <w:ind w:firstLine="0"/>
+              <w:jc w:val="left"/>
+            </w:pPr>
             <w:r>
               <w:t>Высокая скорость, прямое направление</w:t>
             </w:r>
@@ -664,6 +551,11 @@
             <w:hideMark/>
           </w:tcPr>
           <w:p>
+            <w:pPr>
+              <w:pStyle w:val="a5"/>
+              <w:ind w:firstLine="0"/>
+              <w:jc w:val="left"/>
+            </w:pPr>
             <w:r>
               <w:t>Магический огонь</w:t>
             </w:r>
@@ -682,6 +574,11 @@
             <w:hideMark/>
           </w:tcPr>
           <w:p>
+            <w:pPr>
+              <w:pStyle w:val="a5"/>
+              <w:ind w:firstLine="0"/>
+              <w:jc w:val="left"/>
+            </w:pPr>
             <w:r>
               <w:t>Низкая скорость, большой урон, зона</w:t>
             </w:r>
@@ -702,6 +599,11 @@
             <w:hideMark/>
           </w:tcPr>
           <w:p>
+            <w:pPr>
+              <w:pStyle w:val="a5"/>
+              <w:ind w:firstLine="0"/>
+              <w:jc w:val="left"/>
+            </w:pPr>
             <w:r>
               <w:t>Книга заклинаний</w:t>
             </w:r>
@@ -720,6 +622,11 @@
             <w:hideMark/>
           </w:tcPr>
           <w:p>
+            <w:pPr>
+              <w:pStyle w:val="a5"/>
+              <w:ind w:firstLine="0"/>
+              <w:jc w:val="left"/>
+            </w:pPr>
             <w:r>
               <w:t>Вращается вокруг игрока</w:t>
             </w:r>
@@ -740,6 +647,11 @@
             <w:hideMark/>
           </w:tcPr>
           <w:p>
+            <w:pPr>
+              <w:pStyle w:val="a5"/>
+              <w:ind w:firstLine="0"/>
+              <w:jc w:val="left"/>
+            </w:pPr>
             <w:r>
               <w:t>Святая вода</w:t>
             </w:r>
@@ -758,18 +670,21 @@
             <w:hideMark/>
           </w:tcPr>
           <w:p>
+            <w:pPr>
+              <w:pStyle w:val="a5"/>
+              <w:ind w:firstLine="0"/>
+              <w:jc w:val="left"/>
+            </w:pPr>
             <w:r>
-              <w:t xml:space="preserve">Падает на землю, зона </w:t>
+              <w:t>Падает на землю, зона ДоТ</w:t>
             </w:r>
-            <w:proofErr w:type="spellStart"/>
-            <w:r>
-              <w:t>ДоТ</w:t>
-            </w:r>
-            <w:proofErr w:type="spellEnd"/>
           </w:p>
         </w:tc>
       </w:tr>
       <w:tr>
+        <w:trPr>
+          <w:trHeight w:val="27"/>
+        </w:trPr>
         <w:tc>
           <w:tcPr>
             <w:tcW w:w="0" w:type="auto"/>
@@ -783,6 +698,11 @@
             <w:hideMark/>
           </w:tcPr>
           <w:p>
+            <w:pPr>
+              <w:pStyle w:val="a5"/>
+              <w:ind w:firstLine="0"/>
+              <w:jc w:val="left"/>
+            </w:pPr>
             <w:r>
               <w:t>Молнии</w:t>
             </w:r>
@@ -801,6 +721,11 @@
             <w:hideMark/>
           </w:tcPr>
           <w:p>
+            <w:pPr>
+              <w:pStyle w:val="a5"/>
+              <w:ind w:firstLine="0"/>
+              <w:jc w:val="left"/>
+            </w:pPr>
             <w:r>
               <w:t>Бьют случайных врагов</w:t>
             </w:r>
@@ -810,24 +735,19 @@
     </w:tbl>
     <w:p>
       <w:pPr>
-        <w:rPr>
-          <w:b/>
-          <w:bCs/>
-        </w:rPr>
-      </w:pPr>
-      <w:r>
-        <w:rPr>
-          <w:b/>
-          <w:bCs/>
-        </w:rPr>
+        <w:pStyle w:val="a5"/>
+        <w:spacing w:before="240"/>
+      </w:pPr>
+      <w:r>
         <w:t>Пассивные предметы</w:t>
       </w:r>
     </w:p>
     <w:p>
       <w:pPr>
+        <w:pStyle w:val="a5"/>
         <w:numPr>
           <w:ilvl w:val="0"/>
-          <w:numId w:val="5"/>
+          <w:numId w:val="28"/>
         </w:numPr>
       </w:pPr>
       <w:r>
@@ -836,9 +756,10 @@
     </w:p>
     <w:p>
       <w:pPr>
+        <w:pStyle w:val="a5"/>
         <w:numPr>
           <w:ilvl w:val="0"/>
-          <w:numId w:val="5"/>
+          <w:numId w:val="28"/>
         </w:numPr>
       </w:pPr>
       <w:r>
@@ -847,9 +768,10 @@
     </w:p>
     <w:p>
       <w:pPr>
+        <w:pStyle w:val="a5"/>
         <w:numPr>
           <w:ilvl w:val="0"/>
-          <w:numId w:val="5"/>
+          <w:numId w:val="28"/>
         </w:numPr>
       </w:pPr>
       <w:r>
@@ -858,9 +780,10 @@
     </w:p>
     <w:p>
       <w:pPr>
+        <w:pStyle w:val="a5"/>
         <w:numPr>
           <w:ilvl w:val="0"/>
-          <w:numId w:val="5"/>
+          <w:numId w:val="28"/>
         </w:numPr>
       </w:pPr>
       <w:r>
@@ -869,9 +792,10 @@
     </w:p>
     <w:p>
       <w:pPr>
+        <w:pStyle w:val="a5"/>
         <w:numPr>
           <w:ilvl w:val="0"/>
-          <w:numId w:val="5"/>
+          <w:numId w:val="28"/>
         </w:numPr>
       </w:pPr>
       <w:r>
@@ -880,9 +804,10 @@
     </w:p>
     <w:p>
       <w:pPr>
+        <w:pStyle w:val="a5"/>
         <w:numPr>
           <w:ilvl w:val="0"/>
-          <w:numId w:val="5"/>
+          <w:numId w:val="28"/>
         </w:numPr>
       </w:pPr>
       <w:r>
@@ -891,10 +816,13 @@
     </w:p>
     <w:p>
       <w:pPr>
+        <w:pStyle w:val="a5"/>
         <w:numPr>
           <w:ilvl w:val="0"/>
-          <w:numId w:val="5"/>
+          <w:numId w:val="28"/>
         </w:numPr>
+        <w:spacing w:after="120"/>
+        <w:ind w:hanging="357"/>
       </w:pPr>
       <w:r>
         <w:t>Притягивание опыта</w:t>
@@ -902,27 +830,21 @@
     </w:p>
     <w:p>
       <w:pPr>
-        <w:rPr>
-          <w:b/>
-          <w:bCs/>
-        </w:rPr>
-      </w:pPr>
-      <w:r>
-        <w:rPr>
-          <w:b/>
-          <w:bCs/>
-        </w:rPr>
-        <w:t>3</w:t>
-      </w:r>
-      <w:r>
-        <w:rPr>
-          <w:b/>
-          <w:bCs/>
-        </w:rPr>
-        <w:t>.3. Эволюция оружия (ключевая фишка)</w:t>
+        <w:pStyle w:val="1"/>
+        <w:numPr>
+          <w:ilvl w:val="1"/>
+          <w:numId w:val="18"/>
+        </w:numPr>
+        <w:ind w:left="1418" w:firstLine="11"/>
+      </w:pPr>
+      <w:r>
+        <w:t>Эволюция оружия</w:t>
       </w:r>
     </w:p>
     <w:p>
+      <w:pPr>
+        <w:pStyle w:val="a5"/>
+      </w:pPr>
       <w:r>
         <w:rPr>
           <w:b/>
@@ -931,7 +853,10 @@
         <w:t>Условие:</w:t>
       </w:r>
       <w:r>
-        <w:t> Оружие прокачано до 8 уровня + есть соответствующий пассивный предмет.</w:t>
+        <w:t xml:space="preserve"> </w:t>
+      </w:r>
+      <w:r>
+        <w:t>Оружие прокачано до 8 уровня + есть соответствующий пассивный предмет.</w:t>
       </w:r>
       <w:r>
         <w:br/>
@@ -941,22 +866,16 @@
           <w:b/>
           <w:bCs/>
         </w:rPr>
-        <w:t>Результат</w:t>
-      </w:r>
-      <w:proofErr w:type="gramStart"/>
-      <w:r>
-        <w:rPr>
-          <w:b/>
-          <w:bCs/>
-        </w:rPr>
-        <w:t>:</w:t>
-      </w:r>
-      <w:r>
-        <w:t> Из</w:t>
-      </w:r>
-      <w:proofErr w:type="gramEnd"/>
-      <w:r>
-        <w:t xml:space="preserve"> сундука (выпадает с босса) выпадает </w:t>
+        <w:t>Результат:</w:t>
+      </w:r>
+      <w:r>
+        <w:t xml:space="preserve"> </w:t>
+      </w:r>
+      <w:r>
+        <w:t>Из сундука выпадает</w:t>
+      </w:r>
+      <w:r>
+        <w:t xml:space="preserve"> </w:t>
       </w:r>
       <w:r>
         <w:rPr>
@@ -966,66 +885,49 @@
         <w:t>эволюционировавшая версия</w:t>
       </w:r>
       <w:r>
-        <w:t> оружия, значительно более мощная (например: нож → тысяча ножей).</w:t>
+        <w:t xml:space="preserve"> </w:t>
+      </w:r>
+      <w:r>
+        <w:t>оружия, значительно более мощная (например: нож → тысяча ножей).</w:t>
       </w:r>
     </w:p>
     <w:p>
-      <w:r>
-        <w:pict w14:anchorId="434BF485">
-          <v:rect id="_x0000_i1029" style="width:0;height:.75pt" o:hralign="center" o:hrstd="t" o:hr="t" fillcolor="#a0a0a0" stroked="f"/>
+      <w:pPr>
+        <w:ind w:firstLine="0"/>
+      </w:pPr>
+      <w:r>
+        <w:rPr>
+          <w:noProof/>
+        </w:rPr>
+        <w:pict w14:anchorId="1C0F1DE1">
+          <v:rect id="_x0000_i1029" alt="" style="width:467.75pt;height:.05pt;mso-width-percent:0;mso-height-percent:0;mso-width-percent:0;mso-height-percent:0" o:hralign="center" o:hrstd="t" o:hr="t" fillcolor="#a0a0a0" stroked="f"/>
         </w:pict>
       </w:r>
     </w:p>
     <w:p>
       <w:pPr>
-        <w:rPr>
-          <w:b/>
-          <w:bCs/>
-        </w:rPr>
-      </w:pPr>
-      <w:r>
-        <w:rPr>
-          <w:b/>
-          <w:bCs/>
-        </w:rPr>
-        <w:t>4</w:t>
-      </w:r>
-      <w:r>
-        <w:rPr>
-          <w:b/>
-          <w:bCs/>
-        </w:rPr>
-        <w:t>. Система постоянного прогресса (вне забега)</w:t>
+        <w:pStyle w:val="1"/>
+      </w:pPr>
+      <w:r>
+        <w:t>Система постоянного прогресса (вне забега)</w:t>
       </w:r>
     </w:p>
     <w:p>
       <w:pPr>
-        <w:rPr>
-          <w:b/>
-          <w:bCs/>
-        </w:rPr>
-      </w:pPr>
-      <w:r>
-        <w:rPr>
-          <w:b/>
-          <w:bCs/>
-        </w:rPr>
-        <w:t>4</w:t>
-      </w:r>
-      <w:r>
-        <w:rPr>
-          <w:b/>
-          <w:bCs/>
-        </w:rPr>
-        <w:t>.1. Валюта</w:t>
+        <w:pStyle w:val="1"/>
+        <w:numPr>
+          <w:ilvl w:val="1"/>
+          <w:numId w:val="18"/>
+        </w:numPr>
+        <w:ind w:left="1418" w:firstLine="11"/>
+      </w:pPr>
+      <w:r>
+        <w:t>Валюта</w:t>
       </w:r>
     </w:p>
     <w:p>
       <w:pPr>
-        <w:numPr>
-          <w:ilvl w:val="0"/>
-          <w:numId w:val="6"/>
-        </w:numPr>
+        <w:pStyle w:val="a5"/>
       </w:pPr>
       <w:r>
         <w:t>Золото выдается после каждого забега.</w:t>
@@ -1033,35 +935,25 @@
     </w:p>
     <w:p>
       <w:pPr>
-        <w:numPr>
-          <w:ilvl w:val="0"/>
-          <w:numId w:val="6"/>
-        </w:numPr>
-      </w:pPr>
-      <w:r>
+        <w:pStyle w:val="a5"/>
+        <w:spacing w:after="120"/>
+      </w:pPr>
+      <w:r>
+        <w:lastRenderedPageBreak/>
         <w:t>Формула: (убитые враги × 1) + (минуты выживания × 10) + (боссы × 50).</w:t>
       </w:r>
     </w:p>
     <w:p>
       <w:pPr>
-        <w:rPr>
-          <w:b/>
-          <w:bCs/>
-        </w:rPr>
-      </w:pPr>
-      <w:r>
-        <w:rPr>
-          <w:b/>
-          <w:bCs/>
-        </w:rPr>
-        <w:t>4</w:t>
-      </w:r>
-      <w:r>
-        <w:rPr>
-          <w:b/>
-          <w:bCs/>
-        </w:rPr>
-        <w:t>.2. Магазин / Дерево улучшений (одноразовые апгрейды)</w:t>
+        <w:pStyle w:val="1"/>
+        <w:numPr>
+          <w:ilvl w:val="1"/>
+          <w:numId w:val="18"/>
+        </w:numPr>
+        <w:ind w:left="1418" w:firstLine="11"/>
+      </w:pPr>
+      <w:r>
+        <w:t>Магазин / Дерево улучшений</w:t>
       </w:r>
     </w:p>
     <w:tbl>
@@ -1106,6 +998,11 @@
             <w:hideMark/>
           </w:tcPr>
           <w:p>
+            <w:pPr>
+              <w:pStyle w:val="a5"/>
+              <w:ind w:firstLine="2"/>
+              <w:jc w:val="center"/>
+            </w:pPr>
             <w:r>
               <w:t>Апгрейд</w:t>
             </w:r>
@@ -1124,6 +1021,11 @@
             <w:hideMark/>
           </w:tcPr>
           <w:p>
+            <w:pPr>
+              <w:pStyle w:val="a5"/>
+              <w:ind w:firstLine="2"/>
+              <w:jc w:val="center"/>
+            </w:pPr>
             <w:r>
               <w:t>Эффект</w:t>
             </w:r>
@@ -1142,6 +1044,11 @@
             <w:hideMark/>
           </w:tcPr>
           <w:p>
+            <w:pPr>
+              <w:pStyle w:val="a5"/>
+              <w:ind w:firstLine="2"/>
+              <w:jc w:val="center"/>
+            </w:pPr>
             <w:r>
               <w:t>Стоимость</w:t>
             </w:r>
@@ -1162,6 +1069,11 @@
             <w:hideMark/>
           </w:tcPr>
           <w:p>
+            <w:pPr>
+              <w:pStyle w:val="a5"/>
+              <w:ind w:firstLine="2"/>
+              <w:jc w:val="left"/>
+            </w:pPr>
             <w:r>
               <w:t>+Сила</w:t>
             </w:r>
@@ -1180,6 +1092,11 @@
             <w:hideMark/>
           </w:tcPr>
           <w:p>
+            <w:pPr>
+              <w:pStyle w:val="a5"/>
+              <w:ind w:firstLine="2"/>
+              <w:jc w:val="left"/>
+            </w:pPr>
             <w:r>
               <w:t>+1% / уровень</w:t>
             </w:r>
@@ -1198,6 +1115,11 @@
             <w:hideMark/>
           </w:tcPr>
           <w:p>
+            <w:pPr>
+              <w:pStyle w:val="a5"/>
+              <w:ind w:firstLine="2"/>
+              <w:jc w:val="left"/>
+            </w:pPr>
             <w:r>
               <w:t>100 золота</w:t>
             </w:r>
@@ -1218,8 +1140,12 @@
             <w:hideMark/>
           </w:tcPr>
           <w:p>
+            <w:pPr>
+              <w:pStyle w:val="a5"/>
+              <w:ind w:firstLine="2"/>
+              <w:jc w:val="left"/>
+            </w:pPr>
             <w:r>
-              <w:lastRenderedPageBreak/>
               <w:t>+Удача</w:t>
             </w:r>
           </w:p>
@@ -1237,16 +1163,13 @@
             <w:hideMark/>
           </w:tcPr>
           <w:p>
+            <w:pPr>
+              <w:pStyle w:val="a5"/>
+              <w:ind w:firstLine="2"/>
+              <w:jc w:val="left"/>
+            </w:pPr>
             <w:r>
-              <w:t xml:space="preserve">+1% </w:t>
-            </w:r>
-            <w:proofErr w:type="spellStart"/>
-            <w:r>
-              <w:t>крит</w:t>
-            </w:r>
-            <w:proofErr w:type="spellEnd"/>
-            <w:r>
-              <w:t>. кристаллов опыта</w:t>
+              <w:t>+1% крит. кристаллов опыта</w:t>
             </w:r>
           </w:p>
         </w:tc>
@@ -1263,6 +1186,11 @@
             <w:hideMark/>
           </w:tcPr>
           <w:p>
+            <w:pPr>
+              <w:pStyle w:val="a5"/>
+              <w:ind w:firstLine="2"/>
+              <w:jc w:val="left"/>
+            </w:pPr>
             <w:r>
               <w:t>150</w:t>
             </w:r>
@@ -1283,6 +1211,11 @@
             <w:hideMark/>
           </w:tcPr>
           <w:p>
+            <w:pPr>
+              <w:pStyle w:val="a5"/>
+              <w:ind w:firstLine="2"/>
+              <w:jc w:val="left"/>
+            </w:pPr>
             <w:r>
               <w:t>+Регенерация</w:t>
             </w:r>
@@ -1301,6 +1234,11 @@
             <w:hideMark/>
           </w:tcPr>
           <w:p>
+            <w:pPr>
+              <w:pStyle w:val="a5"/>
+              <w:ind w:firstLine="2"/>
+              <w:jc w:val="left"/>
+            </w:pPr>
             <w:r>
               <w:t>+0.1 HP/сек</w:t>
             </w:r>
@@ -1319,150 +1257,30 @@
             <w:hideMark/>
           </w:tcPr>
           <w:p>
+            <w:pPr>
+              <w:pStyle w:val="a5"/>
+              <w:ind w:firstLine="2"/>
+              <w:jc w:val="left"/>
+            </w:pPr>
             <w:r>
               <w:t>200</w:t>
             </w:r>
           </w:p>
         </w:tc>
       </w:tr>
-      <w:tr>
-        <w:tc>
-          <w:tcPr>
-            <w:tcW w:w="3544" w:type="dxa"/>
-            <w:tcMar>
-              <w:top w:w="150" w:type="dxa"/>
-              <w:left w:w="0" w:type="dxa"/>
-              <w:bottom w:w="150" w:type="dxa"/>
-              <w:right w:w="240" w:type="dxa"/>
-            </w:tcMar>
-            <w:vAlign w:val="center"/>
-            <w:hideMark/>
-          </w:tcPr>
-          <w:p>
-            <w:r>
-              <w:t>+Стартовый уровень</w:t>
-            </w:r>
-          </w:p>
-        </w:tc>
-        <w:tc>
-          <w:tcPr>
-            <w:tcW w:w="3119" w:type="dxa"/>
-            <w:tcMar>
-              <w:top w:w="150" w:type="dxa"/>
-              <w:left w:w="240" w:type="dxa"/>
-              <w:bottom w:w="150" w:type="dxa"/>
-              <w:right w:w="240" w:type="dxa"/>
-            </w:tcMar>
-            <w:vAlign w:val="center"/>
-            <w:hideMark/>
-          </w:tcPr>
-          <w:p>
-            <w:r>
-              <w:t xml:space="preserve">Начинать с 2 </w:t>
-            </w:r>
-            <w:proofErr w:type="spellStart"/>
-            <w:r>
-              <w:t>лвл</w:t>
-            </w:r>
-            <w:proofErr w:type="spellEnd"/>
-          </w:p>
-        </w:tc>
-        <w:tc>
-          <w:tcPr>
-            <w:tcW w:w="2976" w:type="dxa"/>
-            <w:tcMar>
-              <w:top w:w="150" w:type="dxa"/>
-              <w:left w:w="240" w:type="dxa"/>
-              <w:bottom w:w="150" w:type="dxa"/>
-              <w:right w:w="0" w:type="dxa"/>
-            </w:tcMar>
-            <w:vAlign w:val="center"/>
-            <w:hideMark/>
-          </w:tcPr>
-          <w:p>
-            <w:r>
-              <w:t>500</w:t>
-            </w:r>
-          </w:p>
-        </w:tc>
-      </w:tr>
-      <w:tr>
-        <w:tc>
-          <w:tcPr>
-            <w:tcW w:w="3544" w:type="dxa"/>
-            <w:tcMar>
-              <w:top w:w="150" w:type="dxa"/>
-              <w:left w:w="0" w:type="dxa"/>
-              <w:bottom w:w="150" w:type="dxa"/>
-              <w:right w:w="240" w:type="dxa"/>
-            </w:tcMar>
-            <w:vAlign w:val="center"/>
-            <w:hideMark/>
-          </w:tcPr>
-          <w:p>
-            <w:r>
-              <w:t>+Слот оружия (макс 8)</w:t>
-            </w:r>
-          </w:p>
-        </w:tc>
-        <w:tc>
-          <w:tcPr>
-            <w:tcW w:w="3119" w:type="dxa"/>
-            <w:tcMar>
-              <w:top w:w="150" w:type="dxa"/>
-              <w:left w:w="240" w:type="dxa"/>
-              <w:bottom w:w="150" w:type="dxa"/>
-              <w:right w:w="240" w:type="dxa"/>
-            </w:tcMar>
-            <w:vAlign w:val="center"/>
-            <w:hideMark/>
-          </w:tcPr>
-          <w:p>
-            <w:r>
-              <w:t>+1 слот</w:t>
-            </w:r>
-          </w:p>
-        </w:tc>
-        <w:tc>
-          <w:tcPr>
-            <w:tcW w:w="2976" w:type="dxa"/>
-            <w:tcMar>
-              <w:top w:w="150" w:type="dxa"/>
-              <w:left w:w="240" w:type="dxa"/>
-              <w:bottom w:w="150" w:type="dxa"/>
-              <w:right w:w="0" w:type="dxa"/>
-            </w:tcMar>
-            <w:vAlign w:val="center"/>
-            <w:hideMark/>
-          </w:tcPr>
-          <w:p>
-            <w:r>
-              <w:t>1000</w:t>
-            </w:r>
-          </w:p>
-        </w:tc>
-      </w:tr>
     </w:tbl>
     <w:p>
       <w:pPr>
-        <w:rPr>
-          <w:b/>
-          <w:bCs/>
-        </w:rPr>
-      </w:pPr>
-      <w:r>
-        <w:rPr>
-          <w:b/>
-          <w:bCs/>
-        </w:rPr>
-        <w:t>4</w:t>
-      </w:r>
-      <w:r>
-        <w:rPr>
-          <w:b/>
-          <w:bCs/>
-        </w:rPr>
-        <w:t>.3. Персонажи (разблокируются за достижения)</w:t>
+        <w:pStyle w:val="1"/>
+        <w:numPr>
+          <w:ilvl w:val="1"/>
+          <w:numId w:val="18"/>
+        </w:numPr>
+        <w:spacing w:before="240"/>
+        <w:ind w:left="1418" w:firstLine="11"/>
+      </w:pPr>
+      <w:r>
+        <w:t>Персонажи (разблокируются за достижения)</w:t>
       </w:r>
     </w:p>
     <w:tbl>
@@ -1477,8 +1295,8 @@
         <w:tblLook w:val="04A0" w:firstRow="1" w:lastRow="0" w:firstColumn="1" w:lastColumn="0" w:noHBand="0" w:noVBand="1"/>
       </w:tblPr>
       <w:tblGrid>
-        <w:gridCol w:w="1827"/>
-        <w:gridCol w:w="3754"/>
+        <w:gridCol w:w="1800"/>
+        <w:gridCol w:w="3781"/>
         <w:gridCol w:w="4058"/>
       </w:tblGrid>
       <w:tr>
@@ -1489,8 +1307,10 @@
           <w:tcPr>
             <w:tcW w:w="0" w:type="auto"/>
             <w:tcBorders>
-              <w:top w:val="nil"/>
+              <w:top w:val="single" w:sz="4" w:space="0" w:color="auto"/>
+              <w:left w:val="single" w:sz="4" w:space="0" w:color="auto"/>
               <w:bottom w:val="single" w:sz="4" w:space="0" w:color="auto"/>
+              <w:right w:val="single" w:sz="4" w:space="0" w:color="auto"/>
             </w:tcBorders>
             <w:tcMar>
               <w:top w:w="150" w:type="dxa"/>
@@ -1502,6 +1322,11 @@
             <w:hideMark/>
           </w:tcPr>
           <w:p>
+            <w:pPr>
+              <w:pStyle w:val="a5"/>
+              <w:ind w:firstLine="0"/>
+              <w:jc w:val="center"/>
+            </w:pPr>
             <w:r>
               <w:t>Персонаж</w:t>
             </w:r>
@@ -1511,8 +1336,10 @@
           <w:tcPr>
             <w:tcW w:w="0" w:type="auto"/>
             <w:tcBorders>
-              <w:top w:val="nil"/>
+              <w:top w:val="single" w:sz="4" w:space="0" w:color="auto"/>
+              <w:left w:val="single" w:sz="4" w:space="0" w:color="auto"/>
               <w:bottom w:val="single" w:sz="4" w:space="0" w:color="auto"/>
+              <w:right w:val="single" w:sz="4" w:space="0" w:color="auto"/>
             </w:tcBorders>
             <w:tcMar>
               <w:top w:w="150" w:type="dxa"/>
@@ -1524,6 +1351,11 @@
             <w:hideMark/>
           </w:tcPr>
           <w:p>
+            <w:pPr>
+              <w:pStyle w:val="a5"/>
+              <w:ind w:firstLine="0"/>
+              <w:jc w:val="center"/>
+            </w:pPr>
             <w:r>
               <w:t>Стартовое оружие</w:t>
             </w:r>
@@ -1533,8 +1365,10 @@
           <w:tcPr>
             <w:tcW w:w="4058" w:type="dxa"/>
             <w:tcBorders>
-              <w:top w:val="nil"/>
+              <w:top w:val="single" w:sz="4" w:space="0" w:color="auto"/>
+              <w:left w:val="single" w:sz="4" w:space="0" w:color="auto"/>
               <w:bottom w:val="single" w:sz="4" w:space="0" w:color="auto"/>
+              <w:right w:val="single" w:sz="4" w:space="0" w:color="auto"/>
             </w:tcBorders>
             <w:tcMar>
               <w:top w:w="150" w:type="dxa"/>
@@ -1546,6 +1380,11 @@
             <w:hideMark/>
           </w:tcPr>
           <w:p>
+            <w:pPr>
+              <w:pStyle w:val="a5"/>
+              <w:ind w:firstLine="0"/>
+              <w:jc w:val="center"/>
+            </w:pPr>
             <w:r>
               <w:t>Уникальная способность</w:t>
             </w:r>
@@ -1572,6 +1411,11 @@
             <w:hideMark/>
           </w:tcPr>
           <w:p>
+            <w:pPr>
+              <w:pStyle w:val="a5"/>
+              <w:ind w:firstLine="0"/>
+              <w:jc w:val="left"/>
+            </w:pPr>
             <w:r>
               <w:t>Воин</w:t>
             </w:r>
@@ -1596,6 +1440,11 @@
             <w:hideMark/>
           </w:tcPr>
           <w:p>
+            <w:pPr>
+              <w:pStyle w:val="a5"/>
+              <w:ind w:firstLine="0"/>
+              <w:jc w:val="left"/>
+            </w:pPr>
             <w:r>
               <w:t>Меч</w:t>
             </w:r>
@@ -1620,6 +1469,11 @@
             <w:hideMark/>
           </w:tcPr>
           <w:p>
+            <w:pPr>
+              <w:pStyle w:val="a5"/>
+              <w:ind w:firstLine="0"/>
+              <w:jc w:val="left"/>
+            </w:pPr>
             <w:r>
               <w:t>+10% скорости атаки</w:t>
             </w:r>
@@ -1646,6 +1500,11 @@
             <w:hideMark/>
           </w:tcPr>
           <w:p>
+            <w:pPr>
+              <w:pStyle w:val="a5"/>
+              <w:ind w:firstLine="0"/>
+              <w:jc w:val="left"/>
+            </w:pPr>
             <w:r>
               <w:t>Маг</w:t>
             </w:r>
@@ -1670,6 +1529,11 @@
             <w:hideMark/>
           </w:tcPr>
           <w:p>
+            <w:pPr>
+              <w:pStyle w:val="a5"/>
+              <w:ind w:firstLine="0"/>
+              <w:jc w:val="left"/>
+            </w:pPr>
             <w:r>
               <w:t>Огненный шар</w:t>
             </w:r>
@@ -1694,6 +1558,11 @@
             <w:hideMark/>
           </w:tcPr>
           <w:p>
+            <w:pPr>
+              <w:pStyle w:val="a5"/>
+              <w:ind w:firstLine="0"/>
+              <w:jc w:val="left"/>
+            </w:pPr>
             <w:r>
               <w:t>+15% зоны атаки</w:t>
             </w:r>
@@ -1720,6 +1589,11 @@
             <w:hideMark/>
           </w:tcPr>
           <w:p>
+            <w:pPr>
+              <w:pStyle w:val="a5"/>
+              <w:ind w:firstLine="0"/>
+              <w:jc w:val="left"/>
+            </w:pPr>
             <w:r>
               <w:t>Вампир</w:t>
             </w:r>
@@ -1744,6 +1618,11 @@
             <w:hideMark/>
           </w:tcPr>
           <w:p>
+            <w:pPr>
+              <w:pStyle w:val="a5"/>
+              <w:ind w:firstLine="0"/>
+              <w:jc w:val="left"/>
+            </w:pPr>
             <w:r>
               <w:t>Когти (ближний бой)</w:t>
             </w:r>
@@ -1768,6 +1647,11 @@
             <w:hideMark/>
           </w:tcPr>
           <w:p>
+            <w:pPr>
+              <w:pStyle w:val="a5"/>
+              <w:ind w:firstLine="0"/>
+              <w:jc w:val="left"/>
+            </w:pPr>
             <w:r>
               <w:t>Восстанавливает 1 HP за 100 убийств</w:t>
             </w:r>
@@ -1794,6 +1678,11 @@
             <w:hideMark/>
           </w:tcPr>
           <w:p>
+            <w:pPr>
+              <w:pStyle w:val="a5"/>
+              <w:ind w:firstLine="0"/>
+              <w:jc w:val="left"/>
+            </w:pPr>
             <w:r>
               <w:t>Странник</w:t>
             </w:r>
@@ -1818,6 +1707,11 @@
             <w:hideMark/>
           </w:tcPr>
           <w:p>
+            <w:pPr>
+              <w:pStyle w:val="a5"/>
+              <w:ind w:firstLine="0"/>
+              <w:jc w:val="left"/>
+            </w:pPr>
             <w:r>
               <w:t>Нож (метательный)</w:t>
             </w:r>
@@ -1842,6 +1736,11 @@
             <w:hideMark/>
           </w:tcPr>
           <w:p>
+            <w:pPr>
+              <w:pStyle w:val="a5"/>
+              <w:ind w:firstLine="0"/>
+              <w:jc w:val="left"/>
+            </w:pPr>
             <w:r>
               <w:t>+20% скорость передвижения</w:t>
             </w:r>
@@ -1851,56 +1750,41 @@
     </w:tbl>
     <w:p>
       <w:r>
-        <w:pict w14:anchorId="53F066E9">
-          <v:rect id="_x0000_i1030" style="width:0;height:.75pt" o:hralign="center" o:hrstd="t" o:hr="t" fillcolor="#a0a0a0" stroked="f"/>
+        <w:rPr>
+          <w:noProof/>
+        </w:rPr>
+        <w:pict w14:anchorId="69859758">
+          <v:rect id="_x0000_i1028" alt="" style="width:467.75pt;height:.05pt;mso-width-percent:0;mso-height-percent:0;mso-width-percent:0;mso-height-percent:0" o:hralign="center" o:hrstd="t" o:hr="t" fillcolor="#a0a0a0" stroked="f"/>
         </w:pict>
       </w:r>
     </w:p>
     <w:p>
       <w:pPr>
-        <w:rPr>
-          <w:b/>
-          <w:bCs/>
-        </w:rPr>
-      </w:pPr>
-      <w:r>
-        <w:rPr>
-          <w:b/>
-          <w:bCs/>
-        </w:rPr>
-        <w:t>5</w:t>
-      </w:r>
-      <w:r>
-        <w:rPr>
-          <w:b/>
-          <w:bCs/>
-        </w:rPr>
-        <w:t>. Контент (карты, враги, боссы)</w:t>
+        <w:pStyle w:val="1"/>
+      </w:pPr>
+      <w:r>
+        <w:t>Контент (карты, враги, боссы)</w:t>
       </w:r>
     </w:p>
     <w:p>
       <w:pPr>
-        <w:rPr>
-          <w:b/>
-          <w:bCs/>
-        </w:rPr>
-      </w:pPr>
-      <w:r>
-        <w:rPr>
-          <w:b/>
-          <w:bCs/>
-        </w:rPr>
-        <w:t>5</w:t>
-      </w:r>
-      <w:r>
-        <w:rPr>
-          <w:b/>
-          <w:bCs/>
-        </w:rPr>
-        <w:t>.1. Карты (локации)</w:t>
+        <w:pStyle w:val="1"/>
+        <w:numPr>
+          <w:ilvl w:val="1"/>
+          <w:numId w:val="18"/>
+        </w:numPr>
+        <w:ind w:left="1418" w:firstLine="11"/>
+      </w:pPr>
+      <w:r>
+        <w:t>Карты (локации)</w:t>
       </w:r>
     </w:p>
     <w:p>
+      <w:pPr>
+        <w:pStyle w:val="a5"/>
+        <w:ind w:firstLine="0"/>
+        <w:jc w:val="left"/>
+      </w:pPr>
       <w:r>
         <w:t>Каждая карта отличается механикой, не только оформлением.</w:t>
       </w:r>
@@ -1945,6 +1829,11 @@
             <w:hideMark/>
           </w:tcPr>
           <w:p>
+            <w:pPr>
+              <w:pStyle w:val="a5"/>
+              <w:ind w:firstLine="0"/>
+              <w:jc w:val="center"/>
+            </w:pPr>
             <w:r>
               <w:t>Название</w:t>
             </w:r>
@@ -1963,6 +1852,11 @@
             <w:hideMark/>
           </w:tcPr>
           <w:p>
+            <w:pPr>
+              <w:pStyle w:val="a5"/>
+              <w:ind w:firstLine="0"/>
+              <w:jc w:val="center"/>
+            </w:pPr>
             <w:r>
               <w:t>Особенность</w:t>
             </w:r>
@@ -1983,6 +1877,10 @@
             <w:hideMark/>
           </w:tcPr>
           <w:p>
+            <w:pPr>
+              <w:pStyle w:val="a5"/>
+              <w:ind w:firstLine="0"/>
+            </w:pPr>
             <w:r>
               <w:t>Лес</w:t>
             </w:r>
@@ -2001,14 +1899,13 @@
             <w:hideMark/>
           </w:tcPr>
           <w:p>
+            <w:pPr>
+              <w:pStyle w:val="a5"/>
+              <w:ind w:firstLine="0"/>
+            </w:pPr>
             <w:r>
-              <w:t xml:space="preserve">Враги идут </w:t>
+              <w:t>Враги идут волнами с одной стороны</w:t>
             </w:r>
-            <w:proofErr w:type="gramStart"/>
-            <w:r>
-              <w:t>волнами с одной стороны</w:t>
-            </w:r>
-            <w:proofErr w:type="gramEnd"/>
           </w:p>
         </w:tc>
       </w:tr>
@@ -2026,6 +1923,10 @@
             <w:hideMark/>
           </w:tcPr>
           <w:p>
+            <w:pPr>
+              <w:pStyle w:val="a5"/>
+              <w:ind w:firstLine="0"/>
+            </w:pPr>
             <w:r>
               <w:t>Библиотека</w:t>
             </w:r>
@@ -2044,6 +1945,10 @@
             <w:hideMark/>
           </w:tcPr>
           <w:p>
+            <w:pPr>
+              <w:pStyle w:val="a5"/>
+              <w:ind w:firstLine="0"/>
+            </w:pPr>
             <w:r>
               <w:t>Узкие коридоры, сложно маневрировать</w:t>
             </w:r>
@@ -2064,6 +1969,10 @@
             <w:hideMark/>
           </w:tcPr>
           <w:p>
+            <w:pPr>
+              <w:pStyle w:val="a5"/>
+              <w:ind w:firstLine="0"/>
+            </w:pPr>
             <w:r>
               <w:t>Башня</w:t>
             </w:r>
@@ -2082,6 +1991,10 @@
             <w:hideMark/>
           </w:tcPr>
           <w:p>
+            <w:pPr>
+              <w:pStyle w:val="a5"/>
+              <w:ind w:firstLine="0"/>
+            </w:pPr>
             <w:r>
               <w:t>С неба падают снаряды от боссов на верхних этажах</w:t>
             </w:r>
@@ -2102,7 +2015,12 @@
             <w:hideMark/>
           </w:tcPr>
           <w:p>
+            <w:pPr>
+              <w:pStyle w:val="a5"/>
+              <w:ind w:firstLine="0"/>
+            </w:pPr>
             <w:r>
+              <w:lastRenderedPageBreak/>
               <w:t>Гробница</w:t>
             </w:r>
           </w:p>
@@ -2120,6 +2038,10 @@
             <w:hideMark/>
           </w:tcPr>
           <w:p>
+            <w:pPr>
+              <w:pStyle w:val="a5"/>
+              <w:ind w:firstLine="0"/>
+            </w:pPr>
             <w:r>
               <w:t>Враги воскресают 1 раз со 50% HP</w:t>
             </w:r>
@@ -2129,24 +2051,15 @@
     </w:tbl>
     <w:p>
       <w:pPr>
-        <w:rPr>
-          <w:b/>
-          <w:bCs/>
-        </w:rPr>
-      </w:pPr>
-      <w:r>
-        <w:rPr>
-          <w:b/>
-          <w:bCs/>
-        </w:rPr>
-        <w:t>5</w:t>
-      </w:r>
-      <w:r>
-        <w:rPr>
-          <w:b/>
-          <w:bCs/>
-        </w:rPr>
-        <w:t>.2. Типы врагов (уровни сложности)</w:t>
+        <w:pStyle w:val="1"/>
+        <w:numPr>
+          <w:ilvl w:val="1"/>
+          <w:numId w:val="18"/>
+        </w:numPr>
+        <w:spacing w:before="240"/>
+      </w:pPr>
+      <w:r>
+        <w:t>Типы врагов (уровни сложности)</w:t>
       </w:r>
     </w:p>
     <w:tbl>
@@ -2169,9 +2082,9 @@
         <w:tblLook w:val="04A0" w:firstRow="1" w:lastRow="0" w:firstColumn="1" w:lastColumn="0" w:noHBand="0" w:noVBand="1"/>
       </w:tblPr>
       <w:tblGrid>
-        <w:gridCol w:w="1615"/>
-        <w:gridCol w:w="3723"/>
-        <w:gridCol w:w="3588"/>
+        <w:gridCol w:w="1598"/>
+        <w:gridCol w:w="3778"/>
+        <w:gridCol w:w="3550"/>
       </w:tblGrid>
       <w:tr>
         <w:trPr>
@@ -2190,8 +2103,12 @@
             <w:hideMark/>
           </w:tcPr>
           <w:p>
+            <w:pPr>
+              <w:pStyle w:val="a5"/>
+              <w:ind w:firstLine="0"/>
+              <w:jc w:val="center"/>
+            </w:pPr>
             <w:r>
-              <w:lastRenderedPageBreak/>
               <w:t>Тип</w:t>
             </w:r>
           </w:p>
@@ -2209,6 +2126,11 @@
             <w:hideMark/>
           </w:tcPr>
           <w:p>
+            <w:pPr>
+              <w:pStyle w:val="a5"/>
+              <w:ind w:firstLine="0"/>
+              <w:jc w:val="center"/>
+            </w:pPr>
             <w:r>
               <w:t>Поведение</w:t>
             </w:r>
@@ -2227,6 +2149,11 @@
             <w:hideMark/>
           </w:tcPr>
           <w:p>
+            <w:pPr>
+              <w:pStyle w:val="a5"/>
+              <w:ind w:firstLine="0"/>
+              <w:jc w:val="center"/>
+            </w:pPr>
             <w:r>
               <w:t>Характеристики</w:t>
             </w:r>
@@ -2247,6 +2174,11 @@
             <w:hideMark/>
           </w:tcPr>
           <w:p>
+            <w:pPr>
+              <w:pStyle w:val="a5"/>
+              <w:ind w:firstLine="0"/>
+              <w:jc w:val="left"/>
+            </w:pPr>
             <w:r>
               <w:t>Пехота</w:t>
             </w:r>
@@ -2265,6 +2197,11 @@
             <w:hideMark/>
           </w:tcPr>
           <w:p>
+            <w:pPr>
+              <w:pStyle w:val="a5"/>
+              <w:ind w:firstLine="0"/>
+              <w:jc w:val="left"/>
+            </w:pPr>
             <w:r>
               <w:t>Бегут прямо</w:t>
             </w:r>
@@ -2283,6 +2220,11 @@
             <w:hideMark/>
           </w:tcPr>
           <w:p>
+            <w:pPr>
+              <w:pStyle w:val="a5"/>
+              <w:ind w:firstLine="0"/>
+              <w:jc w:val="left"/>
+            </w:pPr>
             <w:r>
               <w:t>Низкие HP, средняя скорость</w:t>
             </w:r>
@@ -2303,6 +2245,11 @@
             <w:hideMark/>
           </w:tcPr>
           <w:p>
+            <w:pPr>
+              <w:pStyle w:val="a5"/>
+              <w:ind w:firstLine="0"/>
+              <w:jc w:val="left"/>
+            </w:pPr>
             <w:r>
               <w:t>Быстрые</w:t>
             </w:r>
@@ -2321,6 +2268,11 @@
             <w:hideMark/>
           </w:tcPr>
           <w:p>
+            <w:pPr>
+              <w:pStyle w:val="a5"/>
+              <w:ind w:firstLine="0"/>
+              <w:jc w:val="left"/>
+            </w:pPr>
             <w:r>
               <w:t>Рывки к игроку</w:t>
             </w:r>
@@ -2339,6 +2291,11 @@
             <w:hideMark/>
           </w:tcPr>
           <w:p>
+            <w:pPr>
+              <w:pStyle w:val="a5"/>
+              <w:ind w:firstLine="0"/>
+              <w:jc w:val="left"/>
+            </w:pPr>
             <w:r>
               <w:t>Низкие HP, высокая скорость</w:t>
             </w:r>
@@ -2359,6 +2316,11 @@
             <w:hideMark/>
           </w:tcPr>
           <w:p>
+            <w:pPr>
+              <w:pStyle w:val="a5"/>
+              <w:ind w:firstLine="0"/>
+              <w:jc w:val="left"/>
+            </w:pPr>
             <w:r>
               <w:t>Танки</w:t>
             </w:r>
@@ -2377,6 +2339,11 @@
             <w:hideMark/>
           </w:tcPr>
           <w:p>
+            <w:pPr>
+              <w:pStyle w:val="a5"/>
+              <w:ind w:firstLine="0"/>
+              <w:jc w:val="left"/>
+            </w:pPr>
             <w:r>
               <w:t>Медленно, толкают</w:t>
             </w:r>
@@ -2395,6 +2362,11 @@
             <w:hideMark/>
           </w:tcPr>
           <w:p>
+            <w:pPr>
+              <w:pStyle w:val="a5"/>
+              <w:ind w:firstLine="0"/>
+              <w:jc w:val="left"/>
+            </w:pPr>
             <w:r>
               <w:t>Высокие HP, наносят 2 урона</w:t>
             </w:r>
@@ -2415,11 +2387,14 @@
             <w:hideMark/>
           </w:tcPr>
           <w:p>
-            <w:proofErr w:type="spellStart"/>
+            <w:pPr>
+              <w:pStyle w:val="a5"/>
+              <w:ind w:firstLine="0"/>
+              <w:jc w:val="left"/>
+            </w:pPr>
             <w:r>
               <w:t>Призыватели</w:t>
             </w:r>
-            <w:proofErr w:type="spellEnd"/>
           </w:p>
         </w:tc>
         <w:tc>
@@ -2435,16 +2410,13 @@
             <w:hideMark/>
           </w:tcPr>
           <w:p>
+            <w:pPr>
+              <w:pStyle w:val="a5"/>
+              <w:ind w:firstLine="0"/>
+              <w:jc w:val="left"/>
+            </w:pPr>
             <w:r>
-              <w:t xml:space="preserve">Стоят на месте, </w:t>
-            </w:r>
-            <w:proofErr w:type="spellStart"/>
-            <w:r>
-              <w:t>спавнят</w:t>
-            </w:r>
-            <w:proofErr w:type="spellEnd"/>
-            <w:r>
-              <w:t xml:space="preserve"> пехоту</w:t>
+              <w:t>Стоят на месте, спавнят пехоту</w:t>
             </w:r>
           </w:p>
         </w:tc>
@@ -2461,6 +2433,11 @@
             <w:hideMark/>
           </w:tcPr>
           <w:p>
+            <w:pPr>
+              <w:pStyle w:val="a5"/>
+              <w:ind w:firstLine="0"/>
+              <w:jc w:val="left"/>
+            </w:pPr>
             <w:r>
               <w:t>Средние HP</w:t>
             </w:r>
@@ -2481,6 +2458,11 @@
             <w:hideMark/>
           </w:tcPr>
           <w:p>
+            <w:pPr>
+              <w:pStyle w:val="a5"/>
+              <w:ind w:firstLine="0"/>
+              <w:jc w:val="left"/>
+            </w:pPr>
             <w:r>
               <w:t>Летучие</w:t>
             </w:r>
@@ -2499,6 +2481,11 @@
             <w:hideMark/>
           </w:tcPr>
           <w:p>
+            <w:pPr>
+              <w:pStyle w:val="a5"/>
+              <w:ind w:firstLine="0"/>
+              <w:jc w:val="left"/>
+            </w:pPr>
             <w:r>
               <w:t>Пролетают сквозь других врагов</w:t>
             </w:r>
@@ -2517,6 +2504,11 @@
             <w:hideMark/>
           </w:tcPr>
           <w:p>
+            <w:pPr>
+              <w:pStyle w:val="a5"/>
+              <w:ind w:firstLine="0"/>
+              <w:jc w:val="left"/>
+            </w:pPr>
             <w:r>
               <w:t>Не имеют коллизии с мобами</w:t>
             </w:r>
@@ -2526,35 +2518,29 @@
     </w:tbl>
     <w:p>
       <w:pPr>
-        <w:rPr>
-          <w:b/>
-          <w:bCs/>
-        </w:rPr>
-      </w:pPr>
-      <w:r>
-        <w:rPr>
-          <w:b/>
-          <w:bCs/>
-        </w:rPr>
-        <w:t>5</w:t>
-      </w:r>
-      <w:r>
-        <w:rPr>
-          <w:b/>
-          <w:bCs/>
-        </w:rPr>
-        <w:t>.3. Боссы</w:t>
+        <w:pStyle w:val="1"/>
+        <w:numPr>
+          <w:ilvl w:val="1"/>
+          <w:numId w:val="18"/>
+        </w:numPr>
+        <w:spacing w:before="240"/>
+      </w:pPr>
+      <w:r>
+        <w:t>Боссы</w:t>
       </w:r>
     </w:p>
     <w:p>
       <w:pPr>
-        <w:numPr>
-          <w:ilvl w:val="0"/>
-          <w:numId w:val="7"/>
-        </w:numPr>
-      </w:pPr>
-      <w:r>
-        <w:t>Появляются каждые </w:t>
+        <w:pStyle w:val="a5"/>
+      </w:pPr>
+      <w:r>
+        <w:t>Появляются каждые</w:t>
+      </w:r>
+      <w:r>
+        <w:rPr>
+          <w:lang w:val="en-US"/>
+        </w:rPr>
+        <w:t xml:space="preserve"> </w:t>
       </w:r>
       <w:r>
         <w:rPr>
@@ -2569,10 +2555,7 @@
     </w:p>
     <w:p>
       <w:pPr>
-        <w:numPr>
-          <w:ilvl w:val="0"/>
-          <w:numId w:val="7"/>
-        </w:numPr>
+        <w:pStyle w:val="a5"/>
       </w:pPr>
       <w:r>
         <w:t>В 2–3 раза больше обычных врагов.</w:t>
@@ -2580,10 +2563,7 @@
     </w:p>
     <w:p>
       <w:pPr>
-        <w:numPr>
-          <w:ilvl w:val="0"/>
-          <w:numId w:val="7"/>
-        </w:numPr>
+        <w:pStyle w:val="a5"/>
       </w:pPr>
       <w:r>
         <w:rPr>
@@ -2597,149 +2577,78 @@
       </w:r>
     </w:p>
     <w:p>
-      <w:r>
-        <w:pict w14:anchorId="48A8D541">
-          <v:rect id="_x0000_i1031" style="width:0;height:.75pt" o:hralign="center" o:hrstd="t" o:hr="t" fillcolor="#a0a0a0" stroked="f"/>
+      <w:pPr>
+        <w:ind w:firstLine="0"/>
+      </w:pPr>
+      <w:r>
+        <w:rPr>
+          <w:noProof/>
+        </w:rPr>
+        <w:pict w14:anchorId="7CFA262A">
+          <v:rect id="_x0000_i1027" alt="" style="width:467.75pt;height:.05pt;mso-width-percent:0;mso-height-percent:0;mso-width-percent:0;mso-height-percent:0" o:hralign="center" o:hrstd="t" o:hr="t" fillcolor="#a0a0a0" stroked="f"/>
         </w:pict>
       </w:r>
     </w:p>
     <w:p>
       <w:pPr>
+        <w:pStyle w:val="1"/>
+        <w:rPr>
+          <w:b/>
+        </w:rPr>
+      </w:pPr>
+      <w:r>
+        <w:t>Эмоциональные фишки и синергии</w:t>
+      </w:r>
+    </w:p>
+    <w:p>
+      <w:pPr>
+        <w:pStyle w:val="a5"/>
+      </w:pPr>
+      <w:r>
         <w:rPr>
           <w:b/>
           <w:bCs/>
         </w:rPr>
-      </w:pPr>
-      <w:r>
-        <w:rPr>
-          <w:b/>
-          <w:bCs/>
-        </w:rPr>
-        <w:t>6</w:t>
-      </w:r>
-      <w:r>
-        <w:rPr>
-          <w:b/>
-          <w:bCs/>
-        </w:rPr>
-        <w:t>. Эмоциональные фишки и синергии</w:t>
+        <w:t>Синергия предметов:</w:t>
+      </w:r>
+      <w:r>
+        <w:t xml:space="preserve"> </w:t>
+      </w:r>
+      <w:r>
+        <w:t>Например, свеча (+зона) + меч (вращается) → меч увеличивает радиус.</w:t>
       </w:r>
     </w:p>
     <w:p>
       <w:pPr>
-        <w:numPr>
-          <w:ilvl w:val="0"/>
-          <w:numId w:val="8"/>
-        </w:numPr>
+        <w:ind w:firstLine="0"/>
       </w:pPr>
       <w:r>
         <w:rPr>
-          <w:b/>
-          <w:bCs/>
+          <w:noProof/>
         </w:rPr>
-        <w:t>Синергия предметов</w:t>
-      </w:r>
-      <w:proofErr w:type="gramStart"/>
-      <w:r>
-        <w:rPr>
-          <w:b/>
-          <w:bCs/>
-        </w:rPr>
-        <w:t>:</w:t>
-      </w:r>
-      <w:r>
-        <w:t> Например</w:t>
-      </w:r>
-      <w:proofErr w:type="gramEnd"/>
-      <w:r>
-        <w:t>, свеча (+зона) + меч (вращается) → меч увеличивает радиус.</w:t>
+        <w:pict w14:anchorId="4B161F82">
+          <v:rect id="_x0000_i1026" alt="" style="width:467.75pt;height:.05pt;mso-width-percent:0;mso-height-percent:0;mso-width-percent:0;mso-height-percent:0" o:hralign="center" o:hrstd="t" o:hr="t" fillcolor="#a0a0a0" stroked="f"/>
+        </w:pict>
       </w:r>
     </w:p>
     <w:p>
       <w:pPr>
-        <w:numPr>
-          <w:ilvl w:val="0"/>
-          <w:numId w:val="8"/>
-        </w:numPr>
-      </w:pPr>
-      <w:r>
-        <w:rPr>
-          <w:b/>
-          <w:bCs/>
-        </w:rPr>
-        <w:t>Риск-награда:</w:t>
-      </w:r>
-      <w:r>
-        <w:t> Сундук может взорваться, отнять 5 уровней или дать эволюцию двух оружий сразу.</w:t>
+        <w:pStyle w:val="1"/>
+      </w:pPr>
+      <w:r>
+        <w:t>Интерфейс (UI/UX) и управление</w:t>
       </w:r>
     </w:p>
     <w:p>
       <w:pPr>
+        <w:pStyle w:val="1"/>
         <w:numPr>
-          <w:ilvl w:val="0"/>
-          <w:numId w:val="8"/>
+          <w:ilvl w:val="1"/>
+          <w:numId w:val="18"/>
         </w:numPr>
       </w:pPr>
       <w:r>
-        <w:rPr>
-          <w:b/>
-          <w:bCs/>
-        </w:rPr>
-        <w:t>«Комбо-момент»:</w:t>
-      </w:r>
-      <w:r>
-        <w:t> Визуальное и звуковое сопровождение, когда игрок убивает 30+ врагов за 1 секунду.</w:t>
-      </w:r>
-    </w:p>
-    <w:p>
-      <w:r>
-        <w:pict w14:anchorId="100A0BF0">
-          <v:rect id="_x0000_i1032" style="width:0;height:.75pt" o:hralign="center" o:hrstd="t" o:hr="t" fillcolor="#a0a0a0" stroked="f"/>
-        </w:pict>
-      </w:r>
-    </w:p>
-    <w:p>
-      <w:pPr>
-        <w:rPr>
-          <w:b/>
-          <w:bCs/>
-        </w:rPr>
-      </w:pPr>
-      <w:r>
-        <w:rPr>
-          <w:b/>
-          <w:bCs/>
-        </w:rPr>
-        <w:t>7</w:t>
-      </w:r>
-      <w:r>
-        <w:rPr>
-          <w:b/>
-          <w:bCs/>
-        </w:rPr>
-        <w:t>. Интерфейс (UI/UX) и управление</w:t>
-      </w:r>
-    </w:p>
-    <w:p>
-      <w:pPr>
-        <w:rPr>
-          <w:b/>
-          <w:bCs/>
-        </w:rPr>
-      </w:pPr>
-      <w:r>
-        <w:rPr>
-          <w:b/>
-          <w:bCs/>
-        </w:rPr>
-        <w:t>7</w:t>
-      </w:r>
-      <w:r>
-        <w:rPr>
-          <w:b/>
-          <w:bCs/>
-        </w:rPr>
-        <w:t>.1. В игре (HUD)</w:t>
+        <w:t>В игре (HUD)</w:t>
       </w:r>
     </w:p>
     <w:tbl>
@@ -2762,8 +2671,8 @@
         <w:tblLook w:val="04A0" w:firstRow="1" w:lastRow="0" w:firstColumn="1" w:lastColumn="0" w:noHBand="0" w:noVBand="1"/>
       </w:tblPr>
       <w:tblGrid>
-        <w:gridCol w:w="2879"/>
-        <w:gridCol w:w="6047"/>
+        <w:gridCol w:w="3070"/>
+        <w:gridCol w:w="5856"/>
       </w:tblGrid>
       <w:tr>
         <w:trPr>
@@ -2782,7 +2691,13 @@
             <w:hideMark/>
           </w:tcPr>
           <w:p>
+            <w:pPr>
+              <w:pStyle w:val="a5"/>
+              <w:ind w:firstLine="0"/>
+              <w:jc w:val="center"/>
+            </w:pPr>
             <w:r>
+              <w:lastRenderedPageBreak/>
               <w:t>Элемент</w:t>
             </w:r>
           </w:p>
@@ -2800,6 +2715,11 @@
             <w:hideMark/>
           </w:tcPr>
           <w:p>
+            <w:pPr>
+              <w:pStyle w:val="a5"/>
+              <w:ind w:firstLine="0"/>
+              <w:jc w:val="center"/>
+            </w:pPr>
             <w:r>
               <w:t>Расположение</w:t>
             </w:r>
@@ -2820,6 +2740,11 @@
             <w:hideMark/>
           </w:tcPr>
           <w:p>
+            <w:pPr>
+              <w:pStyle w:val="a5"/>
+              <w:ind w:firstLine="0"/>
+              <w:jc w:val="left"/>
+            </w:pPr>
             <w:r>
               <w:t>Полоска здоровья</w:t>
             </w:r>
@@ -2838,6 +2763,11 @@
             <w:hideMark/>
           </w:tcPr>
           <w:p>
+            <w:pPr>
+              <w:pStyle w:val="a5"/>
+              <w:ind w:firstLine="0"/>
+              <w:jc w:val="left"/>
+            </w:pPr>
             <w:r>
               <w:t>Верхний левый угол</w:t>
             </w:r>
@@ -2858,6 +2788,11 @@
             <w:hideMark/>
           </w:tcPr>
           <w:p>
+            <w:pPr>
+              <w:pStyle w:val="a5"/>
+              <w:ind w:firstLine="0"/>
+              <w:jc w:val="left"/>
+            </w:pPr>
             <w:r>
               <w:t>Текущий уровень</w:t>
             </w:r>
@@ -2876,6 +2811,11 @@
             <w:hideMark/>
           </w:tcPr>
           <w:p>
+            <w:pPr>
+              <w:pStyle w:val="a5"/>
+              <w:ind w:firstLine="0"/>
+              <w:jc w:val="left"/>
+            </w:pPr>
             <w:r>
               <w:t>Верхний левый угол</w:t>
             </w:r>
@@ -2896,18 +2836,13 @@
             <w:hideMark/>
           </w:tcPr>
           <w:p>
+            <w:pPr>
+              <w:pStyle w:val="a5"/>
+              <w:ind w:firstLine="0"/>
+              <w:jc w:val="left"/>
+            </w:pPr>
             <w:r>
-              <w:t>Таймер (</w:t>
-            </w:r>
-            <w:proofErr w:type="spellStart"/>
-            <w:proofErr w:type="gramStart"/>
-            <w:r>
-              <w:t>мм:сс</w:t>
-            </w:r>
-            <w:proofErr w:type="spellEnd"/>
-            <w:proofErr w:type="gramEnd"/>
-            <w:r>
-              <w:t>)</w:t>
+              <w:t>Таймер (мм:сс)</w:t>
             </w:r>
           </w:p>
         </w:tc>
@@ -2924,6 +2859,11 @@
             <w:hideMark/>
           </w:tcPr>
           <w:p>
+            <w:pPr>
+              <w:pStyle w:val="a5"/>
+              <w:ind w:firstLine="0"/>
+              <w:jc w:val="left"/>
+            </w:pPr>
             <w:r>
               <w:t>Верхний центр</w:t>
             </w:r>
@@ -2944,8 +2884,12 @@
             <w:hideMark/>
           </w:tcPr>
           <w:p>
+            <w:pPr>
+              <w:pStyle w:val="a5"/>
+              <w:ind w:firstLine="0"/>
+              <w:jc w:val="left"/>
+            </w:pPr>
             <w:r>
-              <w:lastRenderedPageBreak/>
               <w:t>Выпавшие кристаллы опыта</w:t>
             </w:r>
           </w:p>
@@ -2963,6 +2907,11 @@
             <w:hideMark/>
           </w:tcPr>
           <w:p>
+            <w:pPr>
+              <w:pStyle w:val="a5"/>
+              <w:ind w:firstLine="0"/>
+              <w:jc w:val="left"/>
+            </w:pPr>
             <w:r>
               <w:t>На земле — яркие (желтые/синие)</w:t>
             </w:r>
@@ -2983,6 +2932,11 @@
             <w:hideMark/>
           </w:tcPr>
           <w:p>
+            <w:pPr>
+              <w:pStyle w:val="a5"/>
+              <w:ind w:firstLine="0"/>
+              <w:jc w:val="left"/>
+            </w:pPr>
             <w:r>
               <w:t>Меню паузы</w:t>
             </w:r>
@@ -3001,8 +2955,16 @@
             <w:hideMark/>
           </w:tcPr>
           <w:p>
+            <w:pPr>
+              <w:pStyle w:val="a5"/>
+              <w:ind w:firstLine="0"/>
+              <w:jc w:val="left"/>
+              <w:rPr>
+                <w:lang w:val="en-US"/>
+              </w:rPr>
+            </w:pPr>
             <w:r>
-              <w:t>ESC / Tab</w:t>
+              <w:t>ESC</w:t>
             </w:r>
           </w:p>
         </w:tc>
@@ -3010,51 +2972,43 @@
     </w:tbl>
     <w:p>
       <w:pPr>
-        <w:rPr>
-          <w:b/>
-          <w:bCs/>
-        </w:rPr>
-      </w:pPr>
-      <w:r>
-        <w:rPr>
-          <w:b/>
-          <w:bCs/>
-        </w:rPr>
-        <w:t>7</w:t>
-      </w:r>
-      <w:r>
-        <w:rPr>
-          <w:b/>
-          <w:bCs/>
-        </w:rPr>
-        <w:t>.2. Меню выбора улучшений</w:t>
+        <w:pStyle w:val="1"/>
+        <w:numPr>
+          <w:ilvl w:val="1"/>
+          <w:numId w:val="18"/>
+        </w:numPr>
+        <w:spacing w:before="240"/>
+      </w:pPr>
+      <w:r>
+        <w:t>Меню выбора улучшений</w:t>
       </w:r>
     </w:p>
     <w:p>
       <w:pPr>
+        <w:pStyle w:val="a5"/>
         <w:numPr>
           <w:ilvl w:val="0"/>
-          <w:numId w:val="9"/>
+          <w:numId w:val="33"/>
         </w:numPr>
       </w:pPr>
       <w:r>
-        <w:t>Игра на паузе (</w:t>
-      </w:r>
-      <w:proofErr w:type="spellStart"/>
-      <w:r>
-        <w:t>слоу-мо</w:t>
-      </w:r>
-      <w:proofErr w:type="spellEnd"/>
-      <w:r>
-        <w:t xml:space="preserve"> по желанию).</w:t>
+        <w:t>Игра на паузе</w:t>
+      </w:r>
+      <w:r>
+        <w:rPr>
+          <w:lang w:val="en-US"/>
+        </w:rPr>
+        <w:t>.</w:t>
       </w:r>
     </w:p>
     <w:p>
       <w:pPr>
+        <w:pStyle w:val="a5"/>
         <w:numPr>
           <w:ilvl w:val="0"/>
-          <w:numId w:val="9"/>
+          <w:numId w:val="33"/>
         </w:numPr>
+        <w:spacing w:after="120"/>
       </w:pPr>
       <w:r>
         <w:t>Карточки бонусов: иконка, название, описание (+10% урона).</w:t>
@@ -3062,31 +3016,22 @@
     </w:p>
     <w:p>
       <w:pPr>
-        <w:rPr>
-          <w:b/>
-          <w:bCs/>
-        </w:rPr>
-      </w:pPr>
-      <w:r>
-        <w:rPr>
-          <w:b/>
-          <w:bCs/>
-        </w:rPr>
-        <w:t>7</w:t>
-      </w:r>
-      <w:r>
-        <w:rPr>
-          <w:b/>
-          <w:bCs/>
-        </w:rPr>
-        <w:t>.3. Экран окончания забега</w:t>
+        <w:pStyle w:val="1"/>
+        <w:numPr>
+          <w:ilvl w:val="1"/>
+          <w:numId w:val="18"/>
+        </w:numPr>
+      </w:pPr>
+      <w:r>
+        <w:t>Экран окончания забега</w:t>
       </w:r>
     </w:p>
     <w:p>
       <w:pPr>
+        <w:pStyle w:val="a5"/>
         <w:numPr>
           <w:ilvl w:val="0"/>
-          <w:numId w:val="10"/>
+          <w:numId w:val="32"/>
         </w:numPr>
       </w:pPr>
       <w:r>
@@ -3095,9 +3040,10 @@
     </w:p>
     <w:p>
       <w:pPr>
+        <w:pStyle w:val="a5"/>
         <w:numPr>
           <w:ilvl w:val="0"/>
-          <w:numId w:val="10"/>
+          <w:numId w:val="32"/>
         </w:numPr>
       </w:pPr>
       <w:r>
@@ -3106,9 +3052,10 @@
     </w:p>
     <w:p>
       <w:pPr>
+        <w:pStyle w:val="a5"/>
         <w:numPr>
           <w:ilvl w:val="0"/>
-          <w:numId w:val="10"/>
+          <w:numId w:val="32"/>
         </w:numPr>
       </w:pPr>
       <w:r>
@@ -3117,9 +3064,10 @@
     </w:p>
     <w:p>
       <w:pPr>
+        <w:pStyle w:val="a5"/>
         <w:numPr>
           <w:ilvl w:val="0"/>
-          <w:numId w:val="10"/>
+          <w:numId w:val="32"/>
         </w:numPr>
       </w:pPr>
       <w:r>
@@ -3128,9 +3076,10 @@
     </w:p>
     <w:p>
       <w:pPr>
+        <w:pStyle w:val="a5"/>
         <w:numPr>
           <w:ilvl w:val="0"/>
-          <w:numId w:val="10"/>
+          <w:numId w:val="32"/>
         </w:numPr>
       </w:pPr>
       <w:r>
@@ -3139,9 +3088,10 @@
     </w:p>
     <w:p>
       <w:pPr>
+        <w:pStyle w:val="a5"/>
         <w:numPr>
           <w:ilvl w:val="0"/>
-          <w:numId w:val="10"/>
+          <w:numId w:val="32"/>
         </w:numPr>
       </w:pPr>
       <w:r>
@@ -3149,62 +3099,41 @@
       </w:r>
     </w:p>
     <w:p>
-      <w:r>
-        <w:pict w14:anchorId="6C78AA2F">
-          <v:rect id="_x0000_i1033" style="width:0;height:.75pt" o:hralign="center" o:hrstd="t" o:hr="t" fillcolor="#a0a0a0" stroked="f"/>
+      <w:pPr>
+        <w:ind w:firstLine="0"/>
+      </w:pPr>
+      <w:r>
+        <w:rPr>
+          <w:noProof/>
+        </w:rPr>
+        <w:pict w14:anchorId="0DC9AD1F">
+          <v:rect id="_x0000_i1025" alt="" style="width:467.75pt;height:.05pt;mso-width-percent:0;mso-height-percent:0;mso-width-percent:0;mso-height-percent:0" o:hralign="center" o:hrstd="t" o:hr="t" fillcolor="#a0a0a0" stroked="f"/>
         </w:pict>
       </w:r>
     </w:p>
     <w:p>
       <w:pPr>
-        <w:rPr>
-          <w:b/>
-          <w:bCs/>
-        </w:rPr>
-      </w:pPr>
-      <w:r>
-        <w:rPr>
-          <w:b/>
-          <w:bCs/>
-        </w:rPr>
-        <w:t>8</w:t>
-      </w:r>
-      <w:r>
-        <w:rPr>
-          <w:b/>
-          <w:bCs/>
-        </w:rPr>
-        <w:t>. Визуальный и звуковой стиль</w:t>
+        <w:pStyle w:val="1"/>
+      </w:pPr>
+      <w:r>
+        <w:t>Визуальный и звуковой стиль</w:t>
       </w:r>
     </w:p>
     <w:p>
       <w:pPr>
-        <w:rPr>
-          <w:b/>
-          <w:bCs/>
-        </w:rPr>
-      </w:pPr>
-      <w:r>
-        <w:rPr>
-          <w:b/>
-          <w:bCs/>
-        </w:rPr>
-        <w:t>8</w:t>
-      </w:r>
-      <w:r>
-        <w:rPr>
-          <w:b/>
-          <w:bCs/>
-        </w:rPr>
-        <w:t>.1. Визуальный стиль</w:t>
+        <w:pStyle w:val="1"/>
+        <w:numPr>
+          <w:ilvl w:val="1"/>
+          <w:numId w:val="18"/>
+        </w:numPr>
+      </w:pPr>
+      <w:r>
+        <w:t>Визуальный стиль</w:t>
       </w:r>
     </w:p>
     <w:p>
       <w:pPr>
-        <w:numPr>
-          <w:ilvl w:val="0"/>
-          <w:numId w:val="11"/>
-        </w:numPr>
+        <w:pStyle w:val="a5"/>
       </w:pPr>
       <w:r>
         <w:t>Спрайты: 16–32 битная пиксельная графика.</w:t>
@@ -3212,13 +3141,14 @@
     </w:p>
     <w:p>
       <w:pPr>
-        <w:numPr>
-          <w:ilvl w:val="0"/>
-          <w:numId w:val="11"/>
-        </w:numPr>
-      </w:pPr>
-      <w:r>
-        <w:t>Цветовая палитра: темные фоны, яркие враги, </w:t>
+        <w:pStyle w:val="a5"/>
+        <w:spacing w:after="120"/>
+      </w:pPr>
+      <w:r>
+        <w:t>Цветовая палитра: темные фоны, яркие враги,</w:t>
+      </w:r>
+      <w:r>
+        <w:t xml:space="preserve"> </w:t>
       </w:r>
       <w:r>
         <w:rPr>
@@ -3233,219 +3163,33 @@
     </w:p>
     <w:p>
       <w:pPr>
+        <w:pStyle w:val="1"/>
         <w:numPr>
-          <w:ilvl w:val="0"/>
-          <w:numId w:val="11"/>
+          <w:ilvl w:val="1"/>
+          <w:numId w:val="18"/>
         </w:numPr>
       </w:pPr>
       <w:r>
-        <w:t>Эффекты: частицы при смерти врага, тряска камеры при убийстве босса.</w:t>
+        <w:t>Звук и музыка</w:t>
       </w:r>
     </w:p>
     <w:p>
       <w:pPr>
-        <w:rPr>
-          <w:b/>
-          <w:bCs/>
-        </w:rPr>
-      </w:pPr>
-      <w:r>
-        <w:rPr>
-          <w:b/>
-          <w:bCs/>
-        </w:rPr>
-        <w:t>8</w:t>
-      </w:r>
-      <w:r>
-        <w:rPr>
-          <w:b/>
-          <w:bCs/>
-        </w:rPr>
-        <w:t>.2. Звук и музыка</w:t>
+        <w:pStyle w:val="a5"/>
+      </w:pPr>
+      <w:r>
+        <w:t>Фоновая музыка: Lo-Fi / Synthwave / Chiptune с нарастающим темпом каждые 5 минут.</w:t>
       </w:r>
     </w:p>
     <w:p>
       <w:pPr>
-        <w:numPr>
-          <w:ilvl w:val="0"/>
-          <w:numId w:val="12"/>
-        </w:numPr>
-      </w:pPr>
-      <w:r>
-        <w:t xml:space="preserve">Фоновая музыка: Lo-Fi / </w:t>
-      </w:r>
-      <w:proofErr w:type="spellStart"/>
-      <w:r>
-        <w:t>Synthwave</w:t>
-      </w:r>
-      <w:proofErr w:type="spellEnd"/>
-      <w:r>
-        <w:t xml:space="preserve"> / </w:t>
-      </w:r>
-      <w:proofErr w:type="spellStart"/>
-      <w:r>
-        <w:t>Chiptune</w:t>
-      </w:r>
-      <w:proofErr w:type="spellEnd"/>
-      <w:r>
-        <w:t xml:space="preserve"> с нарастающим темпом каждые 5 минут.</w:t>
+        <w:pStyle w:val="a5"/>
+      </w:pPr>
+      <w:r>
+        <w:lastRenderedPageBreak/>
+        <w:t>Звуки: короткие «пиу» для смерти врага (не напрягают), мощный взрыв для эволюции оружия, сигнал появления босса.</w:t>
       </w:r>
     </w:p>
-    <w:p>
-      <w:pPr>
-        <w:numPr>
-          <w:ilvl w:val="0"/>
-          <w:numId w:val="12"/>
-        </w:numPr>
-      </w:pPr>
-      <w:r>
-        <w:t>Звуки: короткие «</w:t>
-      </w:r>
-      <w:proofErr w:type="spellStart"/>
-      <w:r>
-        <w:t>пиу</w:t>
-      </w:r>
-      <w:proofErr w:type="spellEnd"/>
-      <w:r>
-        <w:t>» для смерти врага (не напрягают), мощный взрыв для эволюции оружия, сигнал появления босса.</w:t>
-      </w:r>
-    </w:p>
-    <w:p>
-      <w:r>
-        <w:pict w14:anchorId="6C25CF86">
-          <v:rect id="_x0000_i1034" style="width:0;height:.75pt" o:hralign="center" o:hrstd="t" o:hr="t" fillcolor="#a0a0a0" stroked="f"/>
-        </w:pict>
-      </w:r>
-    </w:p>
-    <w:p>
-      <w:r>
-        <w:pict w14:anchorId="01972AAA">
-          <v:rect id="_x0000_i1035" style="width:0;height:.75pt" o:hralign="center" o:hrstd="t" o:hr="t" fillcolor="#a0a0a0" stroked="f"/>
-        </w:pict>
-      </w:r>
-    </w:p>
-    <w:p>
-      <w:pPr>
-        <w:rPr>
-          <w:b/>
-          <w:bCs/>
-        </w:rPr>
-      </w:pPr>
-      <w:r>
-        <w:rPr>
-          <w:b/>
-          <w:bCs/>
-        </w:rPr>
-        <w:t>9</w:t>
-      </w:r>
-      <w:r>
-        <w:rPr>
-          <w:b/>
-          <w:bCs/>
-        </w:rPr>
-        <w:t>. Критерии приемки (</w:t>
-      </w:r>
-      <w:proofErr w:type="spellStart"/>
-      <w:r>
-        <w:rPr>
-          <w:b/>
-          <w:bCs/>
-        </w:rPr>
-        <w:t>Done</w:t>
-      </w:r>
-      <w:proofErr w:type="spellEnd"/>
-      <w:r>
-        <w:rPr>
-          <w:b/>
-          <w:bCs/>
-        </w:rPr>
-        <w:t xml:space="preserve"> </w:t>
-      </w:r>
-      <w:proofErr w:type="spellStart"/>
-      <w:r>
-        <w:rPr>
-          <w:b/>
-          <w:bCs/>
-        </w:rPr>
-        <w:t>Done</w:t>
-      </w:r>
-      <w:proofErr w:type="spellEnd"/>
-      <w:r>
-        <w:rPr>
-          <w:b/>
-          <w:bCs/>
-        </w:rPr>
-        <w:t>)</w:t>
-      </w:r>
-    </w:p>
-    <w:p>
-      <w:pPr>
-        <w:numPr>
-          <w:ilvl w:val="0"/>
-          <w:numId w:val="17"/>
-        </w:numPr>
-      </w:pPr>
-      <w:r>
-        <w:t>Забег длится 15 минут и заканчивается появлением Жнеца.</w:t>
-      </w:r>
-    </w:p>
-    <w:p>
-      <w:pPr>
-        <w:numPr>
-          <w:ilvl w:val="0"/>
-          <w:numId w:val="17"/>
-        </w:numPr>
-      </w:pPr>
-      <w:r>
-        <w:t>На экране одновременно 500+ врагов без падения FPS ниже 30.</w:t>
-      </w:r>
-    </w:p>
-    <w:p>
-      <w:pPr>
-        <w:numPr>
-          <w:ilvl w:val="0"/>
-          <w:numId w:val="17"/>
-        </w:numPr>
-      </w:pPr>
-      <w:r>
-        <w:t>Игроку доступно не менее 5 персонажей и 8 видов оружия.</w:t>
-      </w:r>
-    </w:p>
-    <w:p>
-      <w:pPr>
-        <w:numPr>
-          <w:ilvl w:val="0"/>
-          <w:numId w:val="17"/>
-        </w:numPr>
-      </w:pPr>
-      <w:r>
-        <w:t>Эволюция оружия работает и ощущается как мощный буст.</w:t>
-      </w:r>
-    </w:p>
-    <w:p>
-      <w:pPr>
-        <w:numPr>
-          <w:ilvl w:val="0"/>
-          <w:numId w:val="17"/>
-        </w:numPr>
-      </w:pPr>
-      <w:r>
-        <w:lastRenderedPageBreak/>
-        <w:t>После каждого забега игрок получает прогресс (золото, разблокировки).</w:t>
-      </w:r>
-    </w:p>
-    <w:p>
-      <w:pPr>
-        <w:numPr>
-          <w:ilvl w:val="0"/>
-          <w:numId w:val="17"/>
-        </w:numPr>
-      </w:pPr>
-      <w:r>
-        <w:t>Игра вызывает чувство «ещё один забег» по итогам тестов.</w:t>
-      </w:r>
-    </w:p>
-    <w:p/>
     <w:sectPr>
       <w:pgSz w:w="11906" w:h="16838"/>
       <w:pgMar w:top="1134" w:right="850" w:bottom="1134" w:left="1701" w:header="708" w:footer="708" w:gutter="0"/>
@@ -3459,6 +3203,124 @@
 <file path=word/numbering.xml><?xml version="1.0" encoding="utf-8"?>
 <w:numbering xmlns:wpc="http://schemas.microsoft.com/office/word/2010/wordprocessingCanvas" xmlns:cx="http://schemas.microsoft.com/office/drawing/2014/chartex" xmlns:cx1="http://schemas.microsoft.com/office/drawing/2015/9/8/chartex" xmlns:cx2="http://schemas.microsoft.com/office/drawing/2015/10/21/chartex" xmlns:cx3="http://schemas.microsoft.com/office/drawing/2016/5/9/chartex" xmlns:cx4="http://schemas.microsoft.com/office/drawing/2016/5/10/chartex" xmlns:cx5="http://schemas.microsoft.com/office/drawing/2016/5/11/chartex" xmlns:cx6="http://schemas.microsoft.com/office/drawing/2016/5/12/chartex" xmlns:cx7="http://schemas.microsoft.com/office/drawing/2016/5/13/chartex" xmlns:cx8="http://schemas.microsoft.com/office/drawing/2016/5/14/chartex" xmlns:mc="http://schemas.openxmlformats.org/markup-compatibility/2006" xmlns:aink="http://schemas.microsoft.com/office/drawing/2016/ink" xmlns:am3d="http://schemas.microsoft.com/office/drawing/2017/model3d" xmlns:o="urn:schemas-microsoft-com:office:office" xmlns:oel="http://schemas.microsoft.com/office/2019/extlst" xmlns:r="http://schemas.openxmlformats.org/officeDocument/2006/relationships" xmlns:m="http://schemas.openxmlformats.org/officeDocument/2006/math" xmlns:v="urn:schemas-microsoft-com:vml" xmlns:wp14="http://schemas.microsoft.com/office/word/2010/wordprocessingDrawing" xmlns:wp="http://schemas.openxmlformats.org/drawingml/2006/wordprocessingDrawing" xmlns:w10="urn:schemas-microsoft-com:office:word" xmlns:w="http://schemas.openxmlformats.org/wordprocessingml/2006/main" xmlns:w14="http://schemas.microsoft.com/office/word/2010/wordml" xmlns:w15="http://schemas.microsoft.com/office/word/2012/wordml" xmlns:w16cex="http://schemas.microsoft.com/office/word/2018/wordml/cex" xmlns:w16cid="http://schemas.microsoft.com/office/word/2016/wordml/cid" xmlns:w16="http://schemas.microsoft.com/office/word/2018/wordml" xmlns:w16du="http://schemas.microsoft.com/office/word/2023/wordml/word16du" xmlns:w16sdtdh="http://schemas.microsoft.com/office/word/2020/wordml/sdtdatahash" xmlns:w16sdtfl="http://schemas.microsoft.com/office/word/2024/wordml/sdtformatlock" xmlns:w16se="http://schemas.microsoft.com/office/word/2015/wordml/symex" xmlns:wpg="http://schemas.microsoft.com/office/word/2010/wordprocessingGroup" xmlns:wpi="http://schemas.microsoft.com/office/word/2010/wordprocessingInk" xmlns:wne="http://schemas.microsoft.com/office/word/2006/wordml" xmlns:wps="http://schemas.microsoft.com/office/word/2010/wordprocessingShape" mc:Ignorable="w14 w15 w16se w16cid w16 w16cex w16sdtdh w16sdtfl w16du wp14">
   <w:abstractNum w:abstractNumId="0" w15:restartNumberingAfterBreak="0">
+    <w:nsid w:val="03AB5654"/>
+    <w:multiLevelType w:val="multilevel"/>
+    <w:tmpl w:val="E10AF04C"/>
+    <w:styleLink w:val="3"/>
+    <w:lvl w:ilvl="0">
+      <w:start w:val="1"/>
+      <w:numFmt w:val="decimal"/>
+      <w:lvlText w:val="%1."/>
+      <w:lvlJc w:val="left"/>
+      <w:pPr>
+        <w:ind w:left="0" w:firstLine="1069"/>
+      </w:pPr>
+      <w:rPr>
+        <w:rFonts w:hint="default"/>
+        <w:b w:val="0"/>
+        <w:bCs w:val="0"/>
+      </w:rPr>
+    </w:lvl>
+    <w:lvl w:ilvl="1">
+      <w:start w:val="1"/>
+      <w:numFmt w:val="decimal"/>
+      <w:lvlText w:val="%1.%2."/>
+      <w:lvlJc w:val="left"/>
+      <w:pPr>
+        <w:ind w:left="1861" w:hanging="432"/>
+      </w:pPr>
+      <w:rPr>
+        <w:rFonts w:hint="default"/>
+        <w:b w:val="0"/>
+        <w:bCs/>
+      </w:rPr>
+    </w:lvl>
+    <w:lvl w:ilvl="2">
+      <w:start w:val="1"/>
+      <w:numFmt w:val="decimal"/>
+      <w:lvlText w:val="%1.%2.%3."/>
+      <w:lvlJc w:val="left"/>
+      <w:pPr>
+        <w:ind w:left="2293" w:hanging="504"/>
+      </w:pPr>
+      <w:rPr>
+        <w:rFonts w:hint="default"/>
+      </w:rPr>
+    </w:lvl>
+    <w:lvl w:ilvl="3">
+      <w:start w:val="1"/>
+      <w:numFmt w:val="decimal"/>
+      <w:lvlText w:val="%1.%2.%3.%4."/>
+      <w:lvlJc w:val="left"/>
+      <w:pPr>
+        <w:ind w:left="2797" w:hanging="648"/>
+      </w:pPr>
+      <w:rPr>
+        <w:rFonts w:hint="default"/>
+      </w:rPr>
+    </w:lvl>
+    <w:lvl w:ilvl="4">
+      <w:start w:val="1"/>
+      <w:numFmt w:val="decimal"/>
+      <w:lvlText w:val="%1.%2.%3.%4.%5."/>
+      <w:lvlJc w:val="left"/>
+      <w:pPr>
+        <w:ind w:left="3301" w:hanging="792"/>
+      </w:pPr>
+      <w:rPr>
+        <w:rFonts w:hint="default"/>
+      </w:rPr>
+    </w:lvl>
+    <w:lvl w:ilvl="5">
+      <w:start w:val="1"/>
+      <w:numFmt w:val="decimal"/>
+      <w:lvlText w:val="%1.%2.%3.%4.%5.%6."/>
+      <w:lvlJc w:val="left"/>
+      <w:pPr>
+        <w:ind w:left="3805" w:hanging="936"/>
+      </w:pPr>
+      <w:rPr>
+        <w:rFonts w:hint="default"/>
+      </w:rPr>
+    </w:lvl>
+    <w:lvl w:ilvl="6">
+      <w:start w:val="1"/>
+      <w:numFmt w:val="decimal"/>
+      <w:lvlText w:val="%1.%2.%3.%4.%5.%6.%7."/>
+      <w:lvlJc w:val="left"/>
+      <w:pPr>
+        <w:ind w:left="4309" w:hanging="1080"/>
+      </w:pPr>
+      <w:rPr>
+        <w:rFonts w:hint="default"/>
+      </w:rPr>
+    </w:lvl>
+    <w:lvl w:ilvl="7">
+      <w:start w:val="1"/>
+      <w:numFmt w:val="decimal"/>
+      <w:lvlText w:val="%1.%2.%3.%4.%5.%6.%7.%8."/>
+      <w:lvlJc w:val="left"/>
+      <w:pPr>
+        <w:ind w:left="4813" w:hanging="1224"/>
+      </w:pPr>
+      <w:rPr>
+        <w:rFonts w:hint="default"/>
+      </w:rPr>
+    </w:lvl>
+    <w:lvl w:ilvl="8">
+      <w:start w:val="1"/>
+      <w:numFmt w:val="decimal"/>
+      <w:lvlText w:val="%1.%2.%3.%4.%5.%6.%7.%8.%9."/>
+      <w:lvlJc w:val="left"/>
+      <w:pPr>
+        <w:ind w:left="5389" w:hanging="1440"/>
+      </w:pPr>
+      <w:rPr>
+        <w:rFonts w:hint="default"/>
+      </w:rPr>
+    </w:lvl>
+  </w:abstractNum>
+  <w:abstractNum w:abstractNumId="1" w15:restartNumberingAfterBreak="0">
     <w:nsid w:val="19F44A29"/>
     <w:multiLevelType w:val="multilevel"/>
     <w:tmpl w:val="AD0E963A"/>
@@ -3607,7 +3469,7 @@
       </w:rPr>
     </w:lvl>
   </w:abstractNum>
-  <w:abstractNum w:abstractNumId="1" w15:restartNumberingAfterBreak="0">
+  <w:abstractNum w:abstractNumId="2" w15:restartNumberingAfterBreak="0">
     <w:nsid w:val="1B78758B"/>
     <w:multiLevelType w:val="multilevel"/>
     <w:tmpl w:val="5BD8D764"/>
@@ -3756,7 +3618,7 @@
       </w:rPr>
     </w:lvl>
   </w:abstractNum>
-  <w:abstractNum w:abstractNumId="2" w15:restartNumberingAfterBreak="0">
+  <w:abstractNum w:abstractNumId="3" w15:restartNumberingAfterBreak="0">
     <w:nsid w:val="273E2F66"/>
     <w:multiLevelType w:val="multilevel"/>
     <w:tmpl w:val="1EE6D210"/>
@@ -3905,7 +3767,7 @@
       </w:rPr>
     </w:lvl>
   </w:abstractNum>
-  <w:abstractNum w:abstractNumId="3" w15:restartNumberingAfterBreak="0">
+  <w:abstractNum w:abstractNumId="4" w15:restartNumberingAfterBreak="0">
     <w:nsid w:val="289643E6"/>
     <w:multiLevelType w:val="multilevel"/>
     <w:tmpl w:val="12D2893C"/>
@@ -4054,7 +3916,351 @@
       </w:rPr>
     </w:lvl>
   </w:abstractNum>
-  <w:abstractNum w:abstractNumId="4" w15:restartNumberingAfterBreak="0">
+  <w:abstractNum w:abstractNumId="5" w15:restartNumberingAfterBreak="0">
+    <w:nsid w:val="2A4B2737"/>
+    <w:multiLevelType w:val="hybridMultilevel"/>
+    <w:tmpl w:val="61A46520"/>
+    <w:lvl w:ilvl="0" w:tplc="04190001">
+      <w:start w:val="1"/>
+      <w:numFmt w:val="bullet"/>
+      <w:lvlText w:val=""/>
+      <w:lvlJc w:val="left"/>
+      <w:pPr>
+        <w:ind w:left="1429" w:hanging="360"/>
+      </w:pPr>
+      <w:rPr>
+        <w:rFonts w:ascii="Symbol" w:hAnsi="Symbol" w:hint="default"/>
+      </w:rPr>
+    </w:lvl>
+    <w:lvl w:ilvl="1" w:tplc="04190003" w:tentative="1">
+      <w:start w:val="1"/>
+      <w:numFmt w:val="bullet"/>
+      <w:lvlText w:val="o"/>
+      <w:lvlJc w:val="left"/>
+      <w:pPr>
+        <w:ind w:left="2149" w:hanging="360"/>
+      </w:pPr>
+      <w:rPr>
+        <w:rFonts w:ascii="Courier New" w:hAnsi="Courier New" w:cs="Courier New" w:hint="default"/>
+      </w:rPr>
+    </w:lvl>
+    <w:lvl w:ilvl="2" w:tplc="04190005" w:tentative="1">
+      <w:start w:val="1"/>
+      <w:numFmt w:val="bullet"/>
+      <w:lvlText w:val=""/>
+      <w:lvlJc w:val="left"/>
+      <w:pPr>
+        <w:ind w:left="2869" w:hanging="360"/>
+      </w:pPr>
+      <w:rPr>
+        <w:rFonts w:ascii="Wingdings" w:hAnsi="Wingdings" w:hint="default"/>
+      </w:rPr>
+    </w:lvl>
+    <w:lvl w:ilvl="3" w:tplc="04190001" w:tentative="1">
+      <w:start w:val="1"/>
+      <w:numFmt w:val="bullet"/>
+      <w:lvlText w:val=""/>
+      <w:lvlJc w:val="left"/>
+      <w:pPr>
+        <w:ind w:left="3589" w:hanging="360"/>
+      </w:pPr>
+      <w:rPr>
+        <w:rFonts w:ascii="Symbol" w:hAnsi="Symbol" w:hint="default"/>
+      </w:rPr>
+    </w:lvl>
+    <w:lvl w:ilvl="4" w:tplc="04190003" w:tentative="1">
+      <w:start w:val="1"/>
+      <w:numFmt w:val="bullet"/>
+      <w:lvlText w:val="o"/>
+      <w:lvlJc w:val="left"/>
+      <w:pPr>
+        <w:ind w:left="4309" w:hanging="360"/>
+      </w:pPr>
+      <w:rPr>
+        <w:rFonts w:ascii="Courier New" w:hAnsi="Courier New" w:cs="Courier New" w:hint="default"/>
+      </w:rPr>
+    </w:lvl>
+    <w:lvl w:ilvl="5" w:tplc="04190005" w:tentative="1">
+      <w:start w:val="1"/>
+      <w:numFmt w:val="bullet"/>
+      <w:lvlText w:val=""/>
+      <w:lvlJc w:val="left"/>
+      <w:pPr>
+        <w:ind w:left="5029" w:hanging="360"/>
+      </w:pPr>
+      <w:rPr>
+        <w:rFonts w:ascii="Wingdings" w:hAnsi="Wingdings" w:hint="default"/>
+      </w:rPr>
+    </w:lvl>
+    <w:lvl w:ilvl="6" w:tplc="04190001" w:tentative="1">
+      <w:start w:val="1"/>
+      <w:numFmt w:val="bullet"/>
+      <w:lvlText w:val=""/>
+      <w:lvlJc w:val="left"/>
+      <w:pPr>
+        <w:ind w:left="5749" w:hanging="360"/>
+      </w:pPr>
+      <w:rPr>
+        <w:rFonts w:ascii="Symbol" w:hAnsi="Symbol" w:hint="default"/>
+      </w:rPr>
+    </w:lvl>
+    <w:lvl w:ilvl="7" w:tplc="04190003" w:tentative="1">
+      <w:start w:val="1"/>
+      <w:numFmt w:val="bullet"/>
+      <w:lvlText w:val="o"/>
+      <w:lvlJc w:val="left"/>
+      <w:pPr>
+        <w:ind w:left="6469" w:hanging="360"/>
+      </w:pPr>
+      <w:rPr>
+        <w:rFonts w:ascii="Courier New" w:hAnsi="Courier New" w:cs="Courier New" w:hint="default"/>
+      </w:rPr>
+    </w:lvl>
+    <w:lvl w:ilvl="8" w:tplc="04190005" w:tentative="1">
+      <w:start w:val="1"/>
+      <w:numFmt w:val="bullet"/>
+      <w:lvlText w:val=""/>
+      <w:lvlJc w:val="left"/>
+      <w:pPr>
+        <w:ind w:left="7189" w:hanging="360"/>
+      </w:pPr>
+      <w:rPr>
+        <w:rFonts w:ascii="Wingdings" w:hAnsi="Wingdings" w:hint="default"/>
+      </w:rPr>
+    </w:lvl>
+  </w:abstractNum>
+  <w:abstractNum w:abstractNumId="6" w15:restartNumberingAfterBreak="0">
+    <w:nsid w:val="2C2D7493"/>
+    <w:multiLevelType w:val="hybridMultilevel"/>
+    <w:tmpl w:val="044AF196"/>
+    <w:lvl w:ilvl="0" w:tplc="04190001">
+      <w:start w:val="1"/>
+      <w:numFmt w:val="bullet"/>
+      <w:lvlText w:val=""/>
+      <w:lvlJc w:val="left"/>
+      <w:pPr>
+        <w:ind w:left="1429" w:hanging="360"/>
+      </w:pPr>
+      <w:rPr>
+        <w:rFonts w:ascii="Symbol" w:hAnsi="Symbol" w:hint="default"/>
+      </w:rPr>
+    </w:lvl>
+    <w:lvl w:ilvl="1" w:tplc="04190003" w:tentative="1">
+      <w:start w:val="1"/>
+      <w:numFmt w:val="bullet"/>
+      <w:lvlText w:val="o"/>
+      <w:lvlJc w:val="left"/>
+      <w:pPr>
+        <w:ind w:left="2149" w:hanging="360"/>
+      </w:pPr>
+      <w:rPr>
+        <w:rFonts w:ascii="Courier New" w:hAnsi="Courier New" w:cs="Courier New" w:hint="default"/>
+      </w:rPr>
+    </w:lvl>
+    <w:lvl w:ilvl="2" w:tplc="04190005" w:tentative="1">
+      <w:start w:val="1"/>
+      <w:numFmt w:val="bullet"/>
+      <w:lvlText w:val=""/>
+      <w:lvlJc w:val="left"/>
+      <w:pPr>
+        <w:ind w:left="2869" w:hanging="360"/>
+      </w:pPr>
+      <w:rPr>
+        <w:rFonts w:ascii="Wingdings" w:hAnsi="Wingdings" w:hint="default"/>
+      </w:rPr>
+    </w:lvl>
+    <w:lvl w:ilvl="3" w:tplc="04190001" w:tentative="1">
+      <w:start w:val="1"/>
+      <w:numFmt w:val="bullet"/>
+      <w:lvlText w:val=""/>
+      <w:lvlJc w:val="left"/>
+      <w:pPr>
+        <w:ind w:left="3589" w:hanging="360"/>
+      </w:pPr>
+      <w:rPr>
+        <w:rFonts w:ascii="Symbol" w:hAnsi="Symbol" w:hint="default"/>
+      </w:rPr>
+    </w:lvl>
+    <w:lvl w:ilvl="4" w:tplc="04190003" w:tentative="1">
+      <w:start w:val="1"/>
+      <w:numFmt w:val="bullet"/>
+      <w:lvlText w:val="o"/>
+      <w:lvlJc w:val="left"/>
+      <w:pPr>
+        <w:ind w:left="4309" w:hanging="360"/>
+      </w:pPr>
+      <w:rPr>
+        <w:rFonts w:ascii="Courier New" w:hAnsi="Courier New" w:cs="Courier New" w:hint="default"/>
+      </w:rPr>
+    </w:lvl>
+    <w:lvl w:ilvl="5" w:tplc="04190005" w:tentative="1">
+      <w:start w:val="1"/>
+      <w:numFmt w:val="bullet"/>
+      <w:lvlText w:val=""/>
+      <w:lvlJc w:val="left"/>
+      <w:pPr>
+        <w:ind w:left="5029" w:hanging="360"/>
+      </w:pPr>
+      <w:rPr>
+        <w:rFonts w:ascii="Wingdings" w:hAnsi="Wingdings" w:hint="default"/>
+      </w:rPr>
+    </w:lvl>
+    <w:lvl w:ilvl="6" w:tplc="04190001" w:tentative="1">
+      <w:start w:val="1"/>
+      <w:numFmt w:val="bullet"/>
+      <w:lvlText w:val=""/>
+      <w:lvlJc w:val="left"/>
+      <w:pPr>
+        <w:ind w:left="5749" w:hanging="360"/>
+      </w:pPr>
+      <w:rPr>
+        <w:rFonts w:ascii="Symbol" w:hAnsi="Symbol" w:hint="default"/>
+      </w:rPr>
+    </w:lvl>
+    <w:lvl w:ilvl="7" w:tplc="04190003" w:tentative="1">
+      <w:start w:val="1"/>
+      <w:numFmt w:val="bullet"/>
+      <w:lvlText w:val="o"/>
+      <w:lvlJc w:val="left"/>
+      <w:pPr>
+        <w:ind w:left="6469" w:hanging="360"/>
+      </w:pPr>
+      <w:rPr>
+        <w:rFonts w:ascii="Courier New" w:hAnsi="Courier New" w:cs="Courier New" w:hint="default"/>
+      </w:rPr>
+    </w:lvl>
+    <w:lvl w:ilvl="8" w:tplc="04190005" w:tentative="1">
+      <w:start w:val="1"/>
+      <w:numFmt w:val="bullet"/>
+      <w:lvlText w:val=""/>
+      <w:lvlJc w:val="left"/>
+      <w:pPr>
+        <w:ind w:left="7189" w:hanging="360"/>
+      </w:pPr>
+      <w:rPr>
+        <w:rFonts w:ascii="Wingdings" w:hAnsi="Wingdings" w:hint="default"/>
+      </w:rPr>
+    </w:lvl>
+  </w:abstractNum>
+  <w:abstractNum w:abstractNumId="7" w15:restartNumberingAfterBreak="0">
+    <w:nsid w:val="2D3A5103"/>
+    <w:multiLevelType w:val="multilevel"/>
+    <w:tmpl w:val="8EEED10E"/>
+    <w:lvl w:ilvl="0">
+      <w:start w:val="1"/>
+      <w:numFmt w:val="decimal"/>
+      <w:pStyle w:val="1"/>
+      <w:lvlText w:val="%1."/>
+      <w:lvlJc w:val="left"/>
+      <w:pPr>
+        <w:ind w:left="0" w:firstLine="1069"/>
+      </w:pPr>
+      <w:rPr>
+        <w:rFonts w:hint="default"/>
+        <w:b w:val="0"/>
+        <w:bCs w:val="0"/>
+      </w:rPr>
+    </w:lvl>
+    <w:lvl w:ilvl="1">
+      <w:start w:val="1"/>
+      <w:numFmt w:val="decimal"/>
+      <w:lvlText w:val="%1.%2."/>
+      <w:lvlJc w:val="left"/>
+      <w:pPr>
+        <w:ind w:left="0" w:firstLine="1429"/>
+      </w:pPr>
+      <w:rPr>
+        <w:rFonts w:hint="default"/>
+        <w:b w:val="0"/>
+        <w:bCs/>
+      </w:rPr>
+    </w:lvl>
+    <w:lvl w:ilvl="2">
+      <w:start w:val="1"/>
+      <w:numFmt w:val="decimal"/>
+      <w:lvlText w:val="%1.%2.%3."/>
+      <w:lvlJc w:val="left"/>
+      <w:pPr>
+        <w:ind w:left="2293" w:hanging="504"/>
+      </w:pPr>
+      <w:rPr>
+        <w:rFonts w:hint="default"/>
+      </w:rPr>
+    </w:lvl>
+    <w:lvl w:ilvl="3">
+      <w:start w:val="1"/>
+      <w:numFmt w:val="decimal"/>
+      <w:lvlText w:val="%1.%2.%3.%4."/>
+      <w:lvlJc w:val="left"/>
+      <w:pPr>
+        <w:ind w:left="2797" w:hanging="648"/>
+      </w:pPr>
+      <w:rPr>
+        <w:rFonts w:hint="default"/>
+      </w:rPr>
+    </w:lvl>
+    <w:lvl w:ilvl="4">
+      <w:start w:val="1"/>
+      <w:numFmt w:val="decimal"/>
+      <w:lvlText w:val="%1.%2.%3.%4.%5."/>
+      <w:lvlJc w:val="left"/>
+      <w:pPr>
+        <w:ind w:left="3301" w:hanging="792"/>
+      </w:pPr>
+      <w:rPr>
+        <w:rFonts w:hint="default"/>
+      </w:rPr>
+    </w:lvl>
+    <w:lvl w:ilvl="5">
+      <w:start w:val="1"/>
+      <w:numFmt w:val="decimal"/>
+      <w:lvlText w:val="%1.%2.%3.%4.%5.%6."/>
+      <w:lvlJc w:val="left"/>
+      <w:pPr>
+        <w:ind w:left="3805" w:hanging="936"/>
+      </w:pPr>
+      <w:rPr>
+        <w:rFonts w:hint="default"/>
+      </w:rPr>
+    </w:lvl>
+    <w:lvl w:ilvl="6">
+      <w:start w:val="1"/>
+      <w:numFmt w:val="decimal"/>
+      <w:lvlText w:val="%1.%2.%3.%4.%5.%6.%7."/>
+      <w:lvlJc w:val="left"/>
+      <w:pPr>
+        <w:ind w:left="4309" w:hanging="1080"/>
+      </w:pPr>
+      <w:rPr>
+        <w:rFonts w:hint="default"/>
+      </w:rPr>
+    </w:lvl>
+    <w:lvl w:ilvl="7">
+      <w:start w:val="1"/>
+      <w:numFmt w:val="decimal"/>
+      <w:lvlText w:val="%1.%2.%3.%4.%5.%6.%7.%8."/>
+      <w:lvlJc w:val="left"/>
+      <w:pPr>
+        <w:ind w:left="4813" w:hanging="1224"/>
+      </w:pPr>
+      <w:rPr>
+        <w:rFonts w:hint="default"/>
+      </w:rPr>
+    </w:lvl>
+    <w:lvl w:ilvl="8">
+      <w:start w:val="1"/>
+      <w:numFmt w:val="decimal"/>
+      <w:lvlText w:val="%1.%2.%3.%4.%5.%6.%7.%8.%9."/>
+      <w:lvlJc w:val="left"/>
+      <w:pPr>
+        <w:ind w:left="5389" w:hanging="1440"/>
+      </w:pPr>
+      <w:rPr>
+        <w:rFonts w:hint="default"/>
+      </w:rPr>
+    </w:lvl>
+  </w:abstractNum>
+  <w:abstractNum w:abstractNumId="8" w15:restartNumberingAfterBreak="0">
     <w:nsid w:val="2E5B27AA"/>
     <w:multiLevelType w:val="multilevel"/>
     <w:tmpl w:val="C61C96C8"/>
@@ -4203,7 +4409,502 @@
       </w:rPr>
     </w:lvl>
   </w:abstractNum>
-  <w:abstractNum w:abstractNumId="5" w15:restartNumberingAfterBreak="0">
+  <w:abstractNum w:abstractNumId="9" w15:restartNumberingAfterBreak="0">
+    <w:nsid w:val="33C36ECC"/>
+    <w:multiLevelType w:val="hybridMultilevel"/>
+    <w:tmpl w:val="9930325C"/>
+    <w:lvl w:ilvl="0" w:tplc="04190001">
+      <w:start w:val="1"/>
+      <w:numFmt w:val="bullet"/>
+      <w:lvlText w:val=""/>
+      <w:lvlJc w:val="left"/>
+      <w:pPr>
+        <w:ind w:left="1429" w:hanging="360"/>
+      </w:pPr>
+      <w:rPr>
+        <w:rFonts w:ascii="Symbol" w:hAnsi="Symbol" w:hint="default"/>
+      </w:rPr>
+    </w:lvl>
+    <w:lvl w:ilvl="1" w:tplc="04190003">
+      <w:start w:val="1"/>
+      <w:numFmt w:val="bullet"/>
+      <w:lvlText w:val="o"/>
+      <w:lvlJc w:val="left"/>
+      <w:pPr>
+        <w:ind w:left="2149" w:hanging="360"/>
+      </w:pPr>
+      <w:rPr>
+        <w:rFonts w:ascii="Courier New" w:hAnsi="Courier New" w:cs="Courier New" w:hint="default"/>
+      </w:rPr>
+    </w:lvl>
+    <w:lvl w:ilvl="2" w:tplc="04190005" w:tentative="1">
+      <w:start w:val="1"/>
+      <w:numFmt w:val="bullet"/>
+      <w:lvlText w:val=""/>
+      <w:lvlJc w:val="left"/>
+      <w:pPr>
+        <w:ind w:left="2869" w:hanging="360"/>
+      </w:pPr>
+      <w:rPr>
+        <w:rFonts w:ascii="Wingdings" w:hAnsi="Wingdings" w:hint="default"/>
+      </w:rPr>
+    </w:lvl>
+    <w:lvl w:ilvl="3" w:tplc="04190001" w:tentative="1">
+      <w:start w:val="1"/>
+      <w:numFmt w:val="bullet"/>
+      <w:lvlText w:val=""/>
+      <w:lvlJc w:val="left"/>
+      <w:pPr>
+        <w:ind w:left="3589" w:hanging="360"/>
+      </w:pPr>
+      <w:rPr>
+        <w:rFonts w:ascii="Symbol" w:hAnsi="Symbol" w:hint="default"/>
+      </w:rPr>
+    </w:lvl>
+    <w:lvl w:ilvl="4" w:tplc="04190003" w:tentative="1">
+      <w:start w:val="1"/>
+      <w:numFmt w:val="bullet"/>
+      <w:lvlText w:val="o"/>
+      <w:lvlJc w:val="left"/>
+      <w:pPr>
+        <w:ind w:left="4309" w:hanging="360"/>
+      </w:pPr>
+      <w:rPr>
+        <w:rFonts w:ascii="Courier New" w:hAnsi="Courier New" w:cs="Courier New" w:hint="default"/>
+      </w:rPr>
+    </w:lvl>
+    <w:lvl w:ilvl="5" w:tplc="04190005" w:tentative="1">
+      <w:start w:val="1"/>
+      <w:numFmt w:val="bullet"/>
+      <w:lvlText w:val=""/>
+      <w:lvlJc w:val="left"/>
+      <w:pPr>
+        <w:ind w:left="5029" w:hanging="360"/>
+      </w:pPr>
+      <w:rPr>
+        <w:rFonts w:ascii="Wingdings" w:hAnsi="Wingdings" w:hint="default"/>
+      </w:rPr>
+    </w:lvl>
+    <w:lvl w:ilvl="6" w:tplc="04190001" w:tentative="1">
+      <w:start w:val="1"/>
+      <w:numFmt w:val="bullet"/>
+      <w:lvlText w:val=""/>
+      <w:lvlJc w:val="left"/>
+      <w:pPr>
+        <w:ind w:left="5749" w:hanging="360"/>
+      </w:pPr>
+      <w:rPr>
+        <w:rFonts w:ascii="Symbol" w:hAnsi="Symbol" w:hint="default"/>
+      </w:rPr>
+    </w:lvl>
+    <w:lvl w:ilvl="7" w:tplc="04190003" w:tentative="1">
+      <w:start w:val="1"/>
+      <w:numFmt w:val="bullet"/>
+      <w:lvlText w:val="o"/>
+      <w:lvlJc w:val="left"/>
+      <w:pPr>
+        <w:ind w:left="6469" w:hanging="360"/>
+      </w:pPr>
+      <w:rPr>
+        <w:rFonts w:ascii="Courier New" w:hAnsi="Courier New" w:cs="Courier New" w:hint="default"/>
+      </w:rPr>
+    </w:lvl>
+    <w:lvl w:ilvl="8" w:tplc="04190005" w:tentative="1">
+      <w:start w:val="1"/>
+      <w:numFmt w:val="bullet"/>
+      <w:lvlText w:val=""/>
+      <w:lvlJc w:val="left"/>
+      <w:pPr>
+        <w:ind w:left="7189" w:hanging="360"/>
+      </w:pPr>
+      <w:rPr>
+        <w:rFonts w:ascii="Wingdings" w:hAnsi="Wingdings" w:hint="default"/>
+      </w:rPr>
+    </w:lvl>
+  </w:abstractNum>
+  <w:abstractNum w:abstractNumId="10" w15:restartNumberingAfterBreak="0">
+    <w:nsid w:val="46737C2E"/>
+    <w:multiLevelType w:val="multilevel"/>
+    <w:tmpl w:val="2D987FB4"/>
+    <w:styleLink w:val="4"/>
+    <w:lvl w:ilvl="0">
+      <w:start w:val="1"/>
+      <w:numFmt w:val="bullet"/>
+      <w:lvlText w:val=""/>
+      <w:lvlJc w:val="left"/>
+      <w:pPr>
+        <w:tabs>
+          <w:tab w:val="num" w:pos="720"/>
+        </w:tabs>
+        <w:ind w:left="720" w:hanging="360"/>
+      </w:pPr>
+      <w:rPr>
+        <w:rFonts w:ascii="Symbol" w:hAnsi="Symbol" w:hint="default"/>
+        <w:sz w:val="20"/>
+      </w:rPr>
+    </w:lvl>
+    <w:lvl w:ilvl="1">
+      <w:start w:val="1"/>
+      <w:numFmt w:val="bullet"/>
+      <w:lvlText w:val="o"/>
+      <w:lvlJc w:val="left"/>
+      <w:pPr>
+        <w:tabs>
+          <w:tab w:val="num" w:pos="1440"/>
+        </w:tabs>
+        <w:ind w:left="1440" w:hanging="360"/>
+      </w:pPr>
+      <w:rPr>
+        <w:rFonts w:ascii="Courier New" w:hAnsi="Courier New" w:hint="default"/>
+        <w:sz w:val="20"/>
+      </w:rPr>
+    </w:lvl>
+    <w:lvl w:ilvl="2">
+      <w:start w:val="1"/>
+      <w:numFmt w:val="bullet"/>
+      <w:lvlText w:val=""/>
+      <w:lvlJc w:val="left"/>
+      <w:pPr>
+        <w:tabs>
+          <w:tab w:val="num" w:pos="2160"/>
+        </w:tabs>
+        <w:ind w:left="2160" w:hanging="360"/>
+      </w:pPr>
+      <w:rPr>
+        <w:rFonts w:ascii="Wingdings" w:hAnsi="Wingdings" w:hint="default"/>
+        <w:sz w:val="20"/>
+      </w:rPr>
+    </w:lvl>
+    <w:lvl w:ilvl="3">
+      <w:start w:val="1"/>
+      <w:numFmt w:val="bullet"/>
+      <w:lvlText w:val=""/>
+      <w:lvlJc w:val="left"/>
+      <w:pPr>
+        <w:tabs>
+          <w:tab w:val="num" w:pos="2880"/>
+        </w:tabs>
+        <w:ind w:left="2880" w:hanging="360"/>
+      </w:pPr>
+      <w:rPr>
+        <w:rFonts w:ascii="Wingdings" w:hAnsi="Wingdings" w:hint="default"/>
+        <w:sz w:val="20"/>
+      </w:rPr>
+    </w:lvl>
+    <w:lvl w:ilvl="4">
+      <w:start w:val="1"/>
+      <w:numFmt w:val="bullet"/>
+      <w:lvlText w:val=""/>
+      <w:lvlJc w:val="left"/>
+      <w:pPr>
+        <w:tabs>
+          <w:tab w:val="num" w:pos="3600"/>
+        </w:tabs>
+        <w:ind w:left="3600" w:hanging="360"/>
+      </w:pPr>
+      <w:rPr>
+        <w:rFonts w:ascii="Wingdings" w:hAnsi="Wingdings" w:hint="default"/>
+        <w:sz w:val="20"/>
+      </w:rPr>
+    </w:lvl>
+    <w:lvl w:ilvl="5">
+      <w:start w:val="1"/>
+      <w:numFmt w:val="bullet"/>
+      <w:lvlText w:val=""/>
+      <w:lvlJc w:val="left"/>
+      <w:pPr>
+        <w:tabs>
+          <w:tab w:val="num" w:pos="4320"/>
+        </w:tabs>
+        <w:ind w:left="4320" w:hanging="360"/>
+      </w:pPr>
+      <w:rPr>
+        <w:rFonts w:ascii="Wingdings" w:hAnsi="Wingdings" w:hint="default"/>
+        <w:sz w:val="20"/>
+      </w:rPr>
+    </w:lvl>
+    <w:lvl w:ilvl="6">
+      <w:start w:val="1"/>
+      <w:numFmt w:val="bullet"/>
+      <w:lvlText w:val=""/>
+      <w:lvlJc w:val="left"/>
+      <w:pPr>
+        <w:tabs>
+          <w:tab w:val="num" w:pos="5040"/>
+        </w:tabs>
+        <w:ind w:left="5040" w:hanging="360"/>
+      </w:pPr>
+      <w:rPr>
+        <w:rFonts w:ascii="Wingdings" w:hAnsi="Wingdings" w:hint="default"/>
+        <w:sz w:val="20"/>
+      </w:rPr>
+    </w:lvl>
+    <w:lvl w:ilvl="7">
+      <w:start w:val="1"/>
+      <w:numFmt w:val="bullet"/>
+      <w:lvlText w:val=""/>
+      <w:lvlJc w:val="left"/>
+      <w:pPr>
+        <w:tabs>
+          <w:tab w:val="num" w:pos="5760"/>
+        </w:tabs>
+        <w:ind w:left="5760" w:hanging="360"/>
+      </w:pPr>
+      <w:rPr>
+        <w:rFonts w:ascii="Wingdings" w:hAnsi="Wingdings" w:hint="default"/>
+        <w:sz w:val="20"/>
+      </w:rPr>
+    </w:lvl>
+    <w:lvl w:ilvl="8">
+      <w:start w:val="1"/>
+      <w:numFmt w:val="bullet"/>
+      <w:lvlText w:val=""/>
+      <w:lvlJc w:val="left"/>
+      <w:pPr>
+        <w:tabs>
+          <w:tab w:val="num" w:pos="6480"/>
+        </w:tabs>
+        <w:ind w:left="6480" w:hanging="360"/>
+      </w:pPr>
+      <w:rPr>
+        <w:rFonts w:ascii="Wingdings" w:hAnsi="Wingdings" w:hint="default"/>
+        <w:sz w:val="20"/>
+      </w:rPr>
+    </w:lvl>
+  </w:abstractNum>
+  <w:abstractNum w:abstractNumId="11" w15:restartNumberingAfterBreak="0">
+    <w:nsid w:val="4A9F09DA"/>
+    <w:multiLevelType w:val="multilevel"/>
+    <w:tmpl w:val="A5CAA150"/>
+    <w:styleLink w:val="10"/>
+    <w:lvl w:ilvl="0">
+      <w:start w:val="1"/>
+      <w:numFmt w:val="decimal"/>
+      <w:lvlText w:val="%1."/>
+      <w:lvlJc w:val="left"/>
+      <w:pPr>
+        <w:ind w:left="1429" w:hanging="360"/>
+      </w:pPr>
+    </w:lvl>
+    <w:lvl w:ilvl="1">
+      <w:start w:val="2"/>
+      <w:numFmt w:val="decimal"/>
+      <w:isLgl/>
+      <w:lvlText w:val="%1.%2."/>
+      <w:lvlJc w:val="left"/>
+      <w:pPr>
+        <w:ind w:left="1489" w:hanging="420"/>
+      </w:pPr>
+      <w:rPr>
+        <w:rFonts w:hint="default"/>
+      </w:rPr>
+    </w:lvl>
+    <w:lvl w:ilvl="2">
+      <w:start w:val="1"/>
+      <w:numFmt w:val="decimal"/>
+      <w:isLgl/>
+      <w:lvlText w:val="%1.%2.%3."/>
+      <w:lvlJc w:val="left"/>
+      <w:pPr>
+        <w:ind w:left="1789" w:hanging="720"/>
+      </w:pPr>
+      <w:rPr>
+        <w:rFonts w:hint="default"/>
+      </w:rPr>
+    </w:lvl>
+    <w:lvl w:ilvl="3">
+      <w:start w:val="1"/>
+      <w:numFmt w:val="decimal"/>
+      <w:isLgl/>
+      <w:lvlText w:val="%1.%2.%3.%4."/>
+      <w:lvlJc w:val="left"/>
+      <w:pPr>
+        <w:ind w:left="1789" w:hanging="720"/>
+      </w:pPr>
+      <w:rPr>
+        <w:rFonts w:hint="default"/>
+      </w:rPr>
+    </w:lvl>
+    <w:lvl w:ilvl="4">
+      <w:start w:val="1"/>
+      <w:numFmt w:val="decimal"/>
+      <w:isLgl/>
+      <w:lvlText w:val="%1.%2.%3.%4.%5."/>
+      <w:lvlJc w:val="left"/>
+      <w:pPr>
+        <w:ind w:left="2149" w:hanging="1080"/>
+      </w:pPr>
+      <w:rPr>
+        <w:rFonts w:hint="default"/>
+      </w:rPr>
+    </w:lvl>
+    <w:lvl w:ilvl="5">
+      <w:start w:val="1"/>
+      <w:numFmt w:val="decimal"/>
+      <w:isLgl/>
+      <w:lvlText w:val="%1.%2.%3.%4.%5.%6."/>
+      <w:lvlJc w:val="left"/>
+      <w:pPr>
+        <w:ind w:left="2149" w:hanging="1080"/>
+      </w:pPr>
+      <w:rPr>
+        <w:rFonts w:hint="default"/>
+      </w:rPr>
+    </w:lvl>
+    <w:lvl w:ilvl="6">
+      <w:start w:val="1"/>
+      <w:numFmt w:val="decimal"/>
+      <w:isLgl/>
+      <w:lvlText w:val="%1.%2.%3.%4.%5.%6.%7."/>
+      <w:lvlJc w:val="left"/>
+      <w:pPr>
+        <w:ind w:left="2509" w:hanging="1440"/>
+      </w:pPr>
+      <w:rPr>
+        <w:rFonts w:hint="default"/>
+      </w:rPr>
+    </w:lvl>
+    <w:lvl w:ilvl="7">
+      <w:start w:val="1"/>
+      <w:numFmt w:val="decimal"/>
+      <w:isLgl/>
+      <w:lvlText w:val="%1.%2.%3.%4.%5.%6.%7.%8."/>
+      <w:lvlJc w:val="left"/>
+      <w:pPr>
+        <w:ind w:left="2509" w:hanging="1440"/>
+      </w:pPr>
+      <w:rPr>
+        <w:rFonts w:hint="default"/>
+      </w:rPr>
+    </w:lvl>
+    <w:lvl w:ilvl="8">
+      <w:start w:val="1"/>
+      <w:numFmt w:val="decimal"/>
+      <w:isLgl/>
+      <w:lvlText w:val="%1.%2.%3.%4.%5.%6.%7.%8.%9."/>
+      <w:lvlJc w:val="left"/>
+      <w:pPr>
+        <w:ind w:left="2869" w:hanging="1800"/>
+      </w:pPr>
+      <w:rPr>
+        <w:rFonts w:hint="default"/>
+      </w:rPr>
+    </w:lvl>
+  </w:abstractNum>
+  <w:abstractNum w:abstractNumId="12" w15:restartNumberingAfterBreak="0">
+    <w:nsid w:val="4AA90496"/>
+    <w:multiLevelType w:val="hybridMultilevel"/>
+    <w:tmpl w:val="495EE8BE"/>
+    <w:lvl w:ilvl="0" w:tplc="04190001">
+      <w:start w:val="1"/>
+      <w:numFmt w:val="bullet"/>
+      <w:lvlText w:val=""/>
+      <w:lvlJc w:val="left"/>
+      <w:pPr>
+        <w:ind w:left="1429" w:hanging="360"/>
+      </w:pPr>
+      <w:rPr>
+        <w:rFonts w:ascii="Symbol" w:hAnsi="Symbol" w:hint="default"/>
+      </w:rPr>
+    </w:lvl>
+    <w:lvl w:ilvl="1" w:tplc="04190003" w:tentative="1">
+      <w:start w:val="1"/>
+      <w:numFmt w:val="bullet"/>
+      <w:lvlText w:val="o"/>
+      <w:lvlJc w:val="left"/>
+      <w:pPr>
+        <w:ind w:left="2149" w:hanging="360"/>
+      </w:pPr>
+      <w:rPr>
+        <w:rFonts w:ascii="Courier New" w:hAnsi="Courier New" w:cs="Courier New" w:hint="default"/>
+      </w:rPr>
+    </w:lvl>
+    <w:lvl w:ilvl="2" w:tplc="04190005" w:tentative="1">
+      <w:start w:val="1"/>
+      <w:numFmt w:val="bullet"/>
+      <w:lvlText w:val=""/>
+      <w:lvlJc w:val="left"/>
+      <w:pPr>
+        <w:ind w:left="2869" w:hanging="360"/>
+      </w:pPr>
+      <w:rPr>
+        <w:rFonts w:ascii="Wingdings" w:hAnsi="Wingdings" w:hint="default"/>
+      </w:rPr>
+    </w:lvl>
+    <w:lvl w:ilvl="3" w:tplc="04190001" w:tentative="1">
+      <w:start w:val="1"/>
+      <w:numFmt w:val="bullet"/>
+      <w:lvlText w:val=""/>
+      <w:lvlJc w:val="left"/>
+      <w:pPr>
+        <w:ind w:left="3589" w:hanging="360"/>
+      </w:pPr>
+      <w:rPr>
+        <w:rFonts w:ascii="Symbol" w:hAnsi="Symbol" w:hint="default"/>
+      </w:rPr>
+    </w:lvl>
+    <w:lvl w:ilvl="4" w:tplc="04190003" w:tentative="1">
+      <w:start w:val="1"/>
+      <w:numFmt w:val="bullet"/>
+      <w:lvlText w:val="o"/>
+      <w:lvlJc w:val="left"/>
+      <w:pPr>
+        <w:ind w:left="4309" w:hanging="360"/>
+      </w:pPr>
+      <w:rPr>
+        <w:rFonts w:ascii="Courier New" w:hAnsi="Courier New" w:cs="Courier New" w:hint="default"/>
+      </w:rPr>
+    </w:lvl>
+    <w:lvl w:ilvl="5" w:tplc="04190005" w:tentative="1">
+      <w:start w:val="1"/>
+      <w:numFmt w:val="bullet"/>
+      <w:lvlText w:val=""/>
+      <w:lvlJc w:val="left"/>
+      <w:pPr>
+        <w:ind w:left="5029" w:hanging="360"/>
+      </w:pPr>
+      <w:rPr>
+        <w:rFonts w:ascii="Wingdings" w:hAnsi="Wingdings" w:hint="default"/>
+      </w:rPr>
+    </w:lvl>
+    <w:lvl w:ilvl="6" w:tplc="04190001" w:tentative="1">
+      <w:start w:val="1"/>
+      <w:numFmt w:val="bullet"/>
+      <w:lvlText w:val=""/>
+      <w:lvlJc w:val="left"/>
+      <w:pPr>
+        <w:ind w:left="5749" w:hanging="360"/>
+      </w:pPr>
+      <w:rPr>
+        <w:rFonts w:ascii="Symbol" w:hAnsi="Symbol" w:hint="default"/>
+      </w:rPr>
+    </w:lvl>
+    <w:lvl w:ilvl="7" w:tplc="04190003" w:tentative="1">
+      <w:start w:val="1"/>
+      <w:numFmt w:val="bullet"/>
+      <w:lvlText w:val="o"/>
+      <w:lvlJc w:val="left"/>
+      <w:pPr>
+        <w:ind w:left="6469" w:hanging="360"/>
+      </w:pPr>
+      <w:rPr>
+        <w:rFonts w:ascii="Courier New" w:hAnsi="Courier New" w:cs="Courier New" w:hint="default"/>
+      </w:rPr>
+    </w:lvl>
+    <w:lvl w:ilvl="8" w:tplc="04190005" w:tentative="1">
+      <w:start w:val="1"/>
+      <w:numFmt w:val="bullet"/>
+      <w:lvlText w:val=""/>
+      <w:lvlJc w:val="left"/>
+      <w:pPr>
+        <w:ind w:left="7189" w:hanging="360"/>
+      </w:pPr>
+      <w:rPr>
+        <w:rFonts w:ascii="Wingdings" w:hAnsi="Wingdings" w:hint="default"/>
+      </w:rPr>
+    </w:lvl>
+  </w:abstractNum>
+  <w:abstractNum w:abstractNumId="13" w15:restartNumberingAfterBreak="0">
     <w:nsid w:val="4AC104BE"/>
     <w:multiLevelType w:val="multilevel"/>
     <w:tmpl w:val="19842640"/>
@@ -4352,7 +5053,7 @@
       </w:rPr>
     </w:lvl>
   </w:abstractNum>
-  <w:abstractNum w:abstractNumId="6" w15:restartNumberingAfterBreak="0">
+  <w:abstractNum w:abstractNumId="14" w15:restartNumberingAfterBreak="0">
     <w:nsid w:val="4F37358D"/>
     <w:multiLevelType w:val="multilevel"/>
     <w:tmpl w:val="4E6E4AEE"/>
@@ -4501,7 +5202,237 @@
       </w:rPr>
     </w:lvl>
   </w:abstractNum>
-  <w:abstractNum w:abstractNumId="7" w15:restartNumberingAfterBreak="0">
+  <w:abstractNum w:abstractNumId="15" w15:restartNumberingAfterBreak="0">
+    <w:nsid w:val="514F0362"/>
+    <w:multiLevelType w:val="multilevel"/>
+    <w:tmpl w:val="5AE44544"/>
+    <w:styleLink w:val="2"/>
+    <w:lvl w:ilvl="0">
+      <w:start w:val="1"/>
+      <w:numFmt w:val="decimal"/>
+      <w:lvlText w:val="%1."/>
+      <w:lvlJc w:val="left"/>
+      <w:pPr>
+        <w:ind w:left="1429" w:hanging="360"/>
+      </w:pPr>
+      <w:rPr>
+        <w:b w:val="0"/>
+        <w:bCs w:val="0"/>
+      </w:rPr>
+    </w:lvl>
+    <w:lvl w:ilvl="1">
+      <w:start w:val="1"/>
+      <w:numFmt w:val="decimal"/>
+      <w:lvlText w:val="%1.%2."/>
+      <w:lvlJc w:val="left"/>
+      <w:pPr>
+        <w:ind w:left="1861" w:hanging="432"/>
+      </w:pPr>
+      <w:rPr>
+        <w:rFonts w:hint="default"/>
+        <w:b w:val="0"/>
+        <w:bCs/>
+      </w:rPr>
+    </w:lvl>
+    <w:lvl w:ilvl="2">
+      <w:start w:val="1"/>
+      <w:numFmt w:val="decimal"/>
+      <w:lvlText w:val="%1.%2.%3."/>
+      <w:lvlJc w:val="left"/>
+      <w:pPr>
+        <w:ind w:left="2293" w:hanging="504"/>
+      </w:pPr>
+      <w:rPr>
+        <w:rFonts w:hint="default"/>
+      </w:rPr>
+    </w:lvl>
+    <w:lvl w:ilvl="3">
+      <w:start w:val="1"/>
+      <w:numFmt w:val="decimal"/>
+      <w:lvlText w:val="%1.%2.%3.%4."/>
+      <w:lvlJc w:val="left"/>
+      <w:pPr>
+        <w:ind w:left="2797" w:hanging="648"/>
+      </w:pPr>
+      <w:rPr>
+        <w:rFonts w:hint="default"/>
+      </w:rPr>
+    </w:lvl>
+    <w:lvl w:ilvl="4">
+      <w:start w:val="1"/>
+      <w:numFmt w:val="decimal"/>
+      <w:lvlText w:val="%1.%2.%3.%4.%5."/>
+      <w:lvlJc w:val="left"/>
+      <w:pPr>
+        <w:ind w:left="3301" w:hanging="792"/>
+      </w:pPr>
+      <w:rPr>
+        <w:rFonts w:hint="default"/>
+      </w:rPr>
+    </w:lvl>
+    <w:lvl w:ilvl="5">
+      <w:start w:val="1"/>
+      <w:numFmt w:val="decimal"/>
+      <w:lvlText w:val="%1.%2.%3.%4.%5.%6."/>
+      <w:lvlJc w:val="left"/>
+      <w:pPr>
+        <w:ind w:left="3805" w:hanging="936"/>
+      </w:pPr>
+      <w:rPr>
+        <w:rFonts w:hint="default"/>
+      </w:rPr>
+    </w:lvl>
+    <w:lvl w:ilvl="6">
+      <w:start w:val="1"/>
+      <w:numFmt w:val="decimal"/>
+      <w:lvlText w:val="%1.%2.%3.%4.%5.%6.%7."/>
+      <w:lvlJc w:val="left"/>
+      <w:pPr>
+        <w:ind w:left="4309" w:hanging="1080"/>
+      </w:pPr>
+      <w:rPr>
+        <w:rFonts w:hint="default"/>
+      </w:rPr>
+    </w:lvl>
+    <w:lvl w:ilvl="7">
+      <w:start w:val="1"/>
+      <w:numFmt w:val="decimal"/>
+      <w:lvlText w:val="%1.%2.%3.%4.%5.%6.%7.%8."/>
+      <w:lvlJc w:val="left"/>
+      <w:pPr>
+        <w:ind w:left="4813" w:hanging="1224"/>
+      </w:pPr>
+      <w:rPr>
+        <w:rFonts w:hint="default"/>
+      </w:rPr>
+    </w:lvl>
+    <w:lvl w:ilvl="8">
+      <w:start w:val="1"/>
+      <w:numFmt w:val="decimal"/>
+      <w:lvlText w:val="%1.%2.%3.%4.%5.%6.%7.%8.%9."/>
+      <w:lvlJc w:val="left"/>
+      <w:pPr>
+        <w:ind w:left="5389" w:hanging="1440"/>
+      </w:pPr>
+      <w:rPr>
+        <w:rFonts w:hint="default"/>
+      </w:rPr>
+    </w:lvl>
+  </w:abstractNum>
+  <w:abstractNum w:abstractNumId="16" w15:restartNumberingAfterBreak="0">
+    <w:nsid w:val="574E0868"/>
+    <w:multiLevelType w:val="hybridMultilevel"/>
+    <w:tmpl w:val="726E52BC"/>
+    <w:lvl w:ilvl="0" w:tplc="04190001">
+      <w:start w:val="1"/>
+      <w:numFmt w:val="bullet"/>
+      <w:lvlText w:val=""/>
+      <w:lvlJc w:val="left"/>
+      <w:pPr>
+        <w:ind w:left="1429" w:hanging="360"/>
+      </w:pPr>
+      <w:rPr>
+        <w:rFonts w:ascii="Symbol" w:hAnsi="Symbol" w:hint="default"/>
+      </w:rPr>
+    </w:lvl>
+    <w:lvl w:ilvl="1" w:tplc="04190003" w:tentative="1">
+      <w:start w:val="1"/>
+      <w:numFmt w:val="bullet"/>
+      <w:lvlText w:val="o"/>
+      <w:lvlJc w:val="left"/>
+      <w:pPr>
+        <w:ind w:left="2149" w:hanging="360"/>
+      </w:pPr>
+      <w:rPr>
+        <w:rFonts w:ascii="Courier New" w:hAnsi="Courier New" w:cs="Courier New" w:hint="default"/>
+      </w:rPr>
+    </w:lvl>
+    <w:lvl w:ilvl="2" w:tplc="04190005" w:tentative="1">
+      <w:start w:val="1"/>
+      <w:numFmt w:val="bullet"/>
+      <w:lvlText w:val=""/>
+      <w:lvlJc w:val="left"/>
+      <w:pPr>
+        <w:ind w:left="2869" w:hanging="360"/>
+      </w:pPr>
+      <w:rPr>
+        <w:rFonts w:ascii="Wingdings" w:hAnsi="Wingdings" w:hint="default"/>
+      </w:rPr>
+    </w:lvl>
+    <w:lvl w:ilvl="3" w:tplc="04190001" w:tentative="1">
+      <w:start w:val="1"/>
+      <w:numFmt w:val="bullet"/>
+      <w:lvlText w:val=""/>
+      <w:lvlJc w:val="left"/>
+      <w:pPr>
+        <w:ind w:left="3589" w:hanging="360"/>
+      </w:pPr>
+      <w:rPr>
+        <w:rFonts w:ascii="Symbol" w:hAnsi="Symbol" w:hint="default"/>
+      </w:rPr>
+    </w:lvl>
+    <w:lvl w:ilvl="4" w:tplc="04190003" w:tentative="1">
+      <w:start w:val="1"/>
+      <w:numFmt w:val="bullet"/>
+      <w:lvlText w:val="o"/>
+      <w:lvlJc w:val="left"/>
+      <w:pPr>
+        <w:ind w:left="4309" w:hanging="360"/>
+      </w:pPr>
+      <w:rPr>
+        <w:rFonts w:ascii="Courier New" w:hAnsi="Courier New" w:cs="Courier New" w:hint="default"/>
+      </w:rPr>
+    </w:lvl>
+    <w:lvl w:ilvl="5" w:tplc="04190005" w:tentative="1">
+      <w:start w:val="1"/>
+      <w:numFmt w:val="bullet"/>
+      <w:lvlText w:val=""/>
+      <w:lvlJc w:val="left"/>
+      <w:pPr>
+        <w:ind w:left="5029" w:hanging="360"/>
+      </w:pPr>
+      <w:rPr>
+        <w:rFonts w:ascii="Wingdings" w:hAnsi="Wingdings" w:hint="default"/>
+      </w:rPr>
+    </w:lvl>
+    <w:lvl w:ilvl="6" w:tplc="04190001" w:tentative="1">
+      <w:start w:val="1"/>
+      <w:numFmt w:val="bullet"/>
+      <w:lvlText w:val=""/>
+      <w:lvlJc w:val="left"/>
+      <w:pPr>
+        <w:ind w:left="5749" w:hanging="360"/>
+      </w:pPr>
+      <w:rPr>
+        <w:rFonts w:ascii="Symbol" w:hAnsi="Symbol" w:hint="default"/>
+      </w:rPr>
+    </w:lvl>
+    <w:lvl w:ilvl="7" w:tplc="04190003" w:tentative="1">
+      <w:start w:val="1"/>
+      <w:numFmt w:val="bullet"/>
+      <w:lvlText w:val="o"/>
+      <w:lvlJc w:val="left"/>
+      <w:pPr>
+        <w:ind w:left="6469" w:hanging="360"/>
+      </w:pPr>
+      <w:rPr>
+        <w:rFonts w:ascii="Courier New" w:hAnsi="Courier New" w:cs="Courier New" w:hint="default"/>
+      </w:rPr>
+    </w:lvl>
+    <w:lvl w:ilvl="8" w:tplc="04190005" w:tentative="1">
+      <w:start w:val="1"/>
+      <w:numFmt w:val="bullet"/>
+      <w:lvlText w:val=""/>
+      <w:lvlJc w:val="left"/>
+      <w:pPr>
+        <w:ind w:left="7189" w:hanging="360"/>
+      </w:pPr>
+      <w:rPr>
+        <w:rFonts w:ascii="Wingdings" w:hAnsi="Wingdings" w:hint="default"/>
+      </w:rPr>
+    </w:lvl>
+  </w:abstractNum>
+  <w:abstractNum w:abstractNumId="17" w15:restartNumberingAfterBreak="0">
     <w:nsid w:val="5AD72B28"/>
     <w:multiLevelType w:val="multilevel"/>
     <w:tmpl w:val="C54A3CF4"/>
@@ -4650,7 +5581,94 @@
       </w:rPr>
     </w:lvl>
   </w:abstractNum>
-  <w:abstractNum w:abstractNumId="8" w15:restartNumberingAfterBreak="0">
+  <w:abstractNum w:abstractNumId="18" w15:restartNumberingAfterBreak="0">
+    <w:nsid w:val="5DA54521"/>
+    <w:multiLevelType w:val="multilevel"/>
+    <w:tmpl w:val="52003F0A"/>
+    <w:lvl w:ilvl="0">
+      <w:start w:val="1"/>
+      <w:numFmt w:val="decimal"/>
+      <w:lvlText w:val="%1."/>
+      <w:lvlJc w:val="left"/>
+      <w:pPr>
+        <w:ind w:left="1068" w:hanging="360"/>
+      </w:pPr>
+    </w:lvl>
+    <w:lvl w:ilvl="1">
+      <w:start w:val="1"/>
+      <w:numFmt w:val="decimal"/>
+      <w:pStyle w:val="20"/>
+      <w:lvlText w:val="%1.%2."/>
+      <w:lvlJc w:val="left"/>
+      <w:pPr>
+        <w:ind w:left="1500" w:hanging="432"/>
+      </w:pPr>
+    </w:lvl>
+    <w:lvl w:ilvl="2">
+      <w:start w:val="1"/>
+      <w:numFmt w:val="decimal"/>
+      <w:lvlText w:val="%1.%2.%3."/>
+      <w:lvlJc w:val="left"/>
+      <w:pPr>
+        <w:ind w:left="1932" w:hanging="504"/>
+      </w:pPr>
+    </w:lvl>
+    <w:lvl w:ilvl="3">
+      <w:start w:val="1"/>
+      <w:numFmt w:val="decimal"/>
+      <w:lvlText w:val="%1.%2.%3.%4."/>
+      <w:lvlJc w:val="left"/>
+      <w:pPr>
+        <w:ind w:left="2436" w:hanging="648"/>
+      </w:pPr>
+    </w:lvl>
+    <w:lvl w:ilvl="4">
+      <w:start w:val="1"/>
+      <w:numFmt w:val="decimal"/>
+      <w:lvlText w:val="%1.%2.%3.%4.%5."/>
+      <w:lvlJc w:val="left"/>
+      <w:pPr>
+        <w:ind w:left="2940" w:hanging="792"/>
+      </w:pPr>
+    </w:lvl>
+    <w:lvl w:ilvl="5">
+      <w:start w:val="1"/>
+      <w:numFmt w:val="decimal"/>
+      <w:lvlText w:val="%1.%2.%3.%4.%5.%6."/>
+      <w:lvlJc w:val="left"/>
+      <w:pPr>
+        <w:ind w:left="3444" w:hanging="936"/>
+      </w:pPr>
+    </w:lvl>
+    <w:lvl w:ilvl="6">
+      <w:start w:val="1"/>
+      <w:numFmt w:val="decimal"/>
+      <w:lvlText w:val="%1.%2.%3.%4.%5.%6.%7."/>
+      <w:lvlJc w:val="left"/>
+      <w:pPr>
+        <w:ind w:left="3948" w:hanging="1080"/>
+      </w:pPr>
+    </w:lvl>
+    <w:lvl w:ilvl="7">
+      <w:start w:val="1"/>
+      <w:numFmt w:val="decimal"/>
+      <w:lvlText w:val="%1.%2.%3.%4.%5.%6.%7.%8."/>
+      <w:lvlJc w:val="left"/>
+      <w:pPr>
+        <w:ind w:left="4452" w:hanging="1224"/>
+      </w:pPr>
+    </w:lvl>
+    <w:lvl w:ilvl="8">
+      <w:start w:val="1"/>
+      <w:numFmt w:val="decimal"/>
+      <w:lvlText w:val="%1.%2.%3.%4.%5.%6.%7.%8.%9."/>
+      <w:lvlJc w:val="left"/>
+      <w:pPr>
+        <w:ind w:left="5028" w:hanging="1440"/>
+      </w:pPr>
+    </w:lvl>
+  </w:abstractNum>
+  <w:abstractNum w:abstractNumId="19" w15:restartNumberingAfterBreak="0">
     <w:nsid w:val="5E4B1B28"/>
     <w:multiLevelType w:val="multilevel"/>
     <w:tmpl w:val="F9A60236"/>
@@ -4799,7 +5817,120 @@
       </w:rPr>
     </w:lvl>
   </w:abstractNum>
-  <w:abstractNum w:abstractNumId="9" w15:restartNumberingAfterBreak="0">
+  <w:abstractNum w:abstractNumId="20" w15:restartNumberingAfterBreak="0">
+    <w:nsid w:val="5F37195A"/>
+    <w:multiLevelType w:val="hybridMultilevel"/>
+    <w:tmpl w:val="A66E5CB4"/>
+    <w:lvl w:ilvl="0" w:tplc="04190001">
+      <w:start w:val="1"/>
+      <w:numFmt w:val="bullet"/>
+      <w:lvlText w:val=""/>
+      <w:lvlJc w:val="left"/>
+      <w:pPr>
+        <w:ind w:left="1429" w:hanging="360"/>
+      </w:pPr>
+      <w:rPr>
+        <w:rFonts w:ascii="Symbol" w:hAnsi="Symbol" w:hint="default"/>
+      </w:rPr>
+    </w:lvl>
+    <w:lvl w:ilvl="1" w:tplc="04190003" w:tentative="1">
+      <w:start w:val="1"/>
+      <w:numFmt w:val="bullet"/>
+      <w:lvlText w:val="o"/>
+      <w:lvlJc w:val="left"/>
+      <w:pPr>
+        <w:ind w:left="2149" w:hanging="360"/>
+      </w:pPr>
+      <w:rPr>
+        <w:rFonts w:ascii="Courier New" w:hAnsi="Courier New" w:cs="Courier New" w:hint="default"/>
+      </w:rPr>
+    </w:lvl>
+    <w:lvl w:ilvl="2" w:tplc="04190005" w:tentative="1">
+      <w:start w:val="1"/>
+      <w:numFmt w:val="bullet"/>
+      <w:lvlText w:val=""/>
+      <w:lvlJc w:val="left"/>
+      <w:pPr>
+        <w:ind w:left="2869" w:hanging="360"/>
+      </w:pPr>
+      <w:rPr>
+        <w:rFonts w:ascii="Wingdings" w:hAnsi="Wingdings" w:hint="default"/>
+      </w:rPr>
+    </w:lvl>
+    <w:lvl w:ilvl="3" w:tplc="04190001" w:tentative="1">
+      <w:start w:val="1"/>
+      <w:numFmt w:val="bullet"/>
+      <w:lvlText w:val=""/>
+      <w:lvlJc w:val="left"/>
+      <w:pPr>
+        <w:ind w:left="3589" w:hanging="360"/>
+      </w:pPr>
+      <w:rPr>
+        <w:rFonts w:ascii="Symbol" w:hAnsi="Symbol" w:hint="default"/>
+      </w:rPr>
+    </w:lvl>
+    <w:lvl w:ilvl="4" w:tplc="04190003" w:tentative="1">
+      <w:start w:val="1"/>
+      <w:numFmt w:val="bullet"/>
+      <w:lvlText w:val="o"/>
+      <w:lvlJc w:val="left"/>
+      <w:pPr>
+        <w:ind w:left="4309" w:hanging="360"/>
+      </w:pPr>
+      <w:rPr>
+        <w:rFonts w:ascii="Courier New" w:hAnsi="Courier New" w:cs="Courier New" w:hint="default"/>
+      </w:rPr>
+    </w:lvl>
+    <w:lvl w:ilvl="5" w:tplc="04190005" w:tentative="1">
+      <w:start w:val="1"/>
+      <w:numFmt w:val="bullet"/>
+      <w:lvlText w:val=""/>
+      <w:lvlJc w:val="left"/>
+      <w:pPr>
+        <w:ind w:left="5029" w:hanging="360"/>
+      </w:pPr>
+      <w:rPr>
+        <w:rFonts w:ascii="Wingdings" w:hAnsi="Wingdings" w:hint="default"/>
+      </w:rPr>
+    </w:lvl>
+    <w:lvl w:ilvl="6" w:tplc="04190001" w:tentative="1">
+      <w:start w:val="1"/>
+      <w:numFmt w:val="bullet"/>
+      <w:lvlText w:val=""/>
+      <w:lvlJc w:val="left"/>
+      <w:pPr>
+        <w:ind w:left="5749" w:hanging="360"/>
+      </w:pPr>
+      <w:rPr>
+        <w:rFonts w:ascii="Symbol" w:hAnsi="Symbol" w:hint="default"/>
+      </w:rPr>
+    </w:lvl>
+    <w:lvl w:ilvl="7" w:tplc="04190003" w:tentative="1">
+      <w:start w:val="1"/>
+      <w:numFmt w:val="bullet"/>
+      <w:lvlText w:val="o"/>
+      <w:lvlJc w:val="left"/>
+      <w:pPr>
+        <w:ind w:left="6469" w:hanging="360"/>
+      </w:pPr>
+      <w:rPr>
+        <w:rFonts w:ascii="Courier New" w:hAnsi="Courier New" w:cs="Courier New" w:hint="default"/>
+      </w:rPr>
+    </w:lvl>
+    <w:lvl w:ilvl="8" w:tplc="04190005" w:tentative="1">
+      <w:start w:val="1"/>
+      <w:numFmt w:val="bullet"/>
+      <w:lvlText w:val=""/>
+      <w:lvlJc w:val="left"/>
+      <w:pPr>
+        <w:ind w:left="7189" w:hanging="360"/>
+      </w:pPr>
+      <w:rPr>
+        <w:rFonts w:ascii="Wingdings" w:hAnsi="Wingdings" w:hint="default"/>
+      </w:rPr>
+    </w:lvl>
+  </w:abstractNum>
+  <w:abstractNum w:abstractNumId="21" w15:restartNumberingAfterBreak="0">
     <w:nsid w:val="5FC4299A"/>
     <w:multiLevelType w:val="multilevel"/>
     <w:tmpl w:val="6A12D628"/>
@@ -4948,7 +6079,7 @@
       </w:rPr>
     </w:lvl>
   </w:abstractNum>
-  <w:abstractNum w:abstractNumId="10" w15:restartNumberingAfterBreak="0">
+  <w:abstractNum w:abstractNumId="22" w15:restartNumberingAfterBreak="0">
     <w:nsid w:val="6D4419BC"/>
     <w:multiLevelType w:val="multilevel"/>
     <w:tmpl w:val="D7B4A016"/>
@@ -5097,7 +6228,7 @@
       </w:rPr>
     </w:lvl>
   </w:abstractNum>
-  <w:abstractNum w:abstractNumId="11" w15:restartNumberingAfterBreak="0">
+  <w:abstractNum w:abstractNumId="23" w15:restartNumberingAfterBreak="0">
     <w:nsid w:val="6E946E05"/>
     <w:multiLevelType w:val="multilevel"/>
     <w:tmpl w:val="2D987FB4"/>
@@ -5246,7 +6377,7 @@
       </w:rPr>
     </w:lvl>
   </w:abstractNum>
-  <w:abstractNum w:abstractNumId="12" w15:restartNumberingAfterBreak="0">
+  <w:abstractNum w:abstractNumId="24" w15:restartNumberingAfterBreak="0">
     <w:nsid w:val="73583828"/>
     <w:multiLevelType w:val="multilevel"/>
     <w:tmpl w:val="27C0779A"/>
@@ -5395,7 +6526,7 @@
       </w:rPr>
     </w:lvl>
   </w:abstractNum>
-  <w:abstractNum w:abstractNumId="13" w15:restartNumberingAfterBreak="0">
+  <w:abstractNum w:abstractNumId="25" w15:restartNumberingAfterBreak="0">
     <w:nsid w:val="73612501"/>
     <w:multiLevelType w:val="multilevel"/>
     <w:tmpl w:val="933AAD2E"/>
@@ -5544,7 +6675,7 @@
       </w:rPr>
     </w:lvl>
   </w:abstractNum>
-  <w:abstractNum w:abstractNumId="14" w15:restartNumberingAfterBreak="0">
+  <w:abstractNum w:abstractNumId="26" w15:restartNumberingAfterBreak="0">
     <w:nsid w:val="74D85473"/>
     <w:multiLevelType w:val="multilevel"/>
     <w:tmpl w:val="1BDE6F92"/>
@@ -5693,7 +6824,7 @@
       </w:rPr>
     </w:lvl>
   </w:abstractNum>
-  <w:abstractNum w:abstractNumId="15" w15:restartNumberingAfterBreak="0">
+  <w:abstractNum w:abstractNumId="27" w15:restartNumberingAfterBreak="0">
     <w:nsid w:val="7E183E48"/>
     <w:multiLevelType w:val="multilevel"/>
     <w:tmpl w:val="40405A18"/>
@@ -5842,7 +6973,7 @@
       </w:rPr>
     </w:lvl>
   </w:abstractNum>
-  <w:abstractNum w:abstractNumId="16" w15:restartNumberingAfterBreak="0">
+  <w:abstractNum w:abstractNumId="28" w15:restartNumberingAfterBreak="0">
     <w:nsid w:val="7F884B46"/>
     <w:multiLevelType w:val="multilevel"/>
     <w:tmpl w:val="EC1CB3FC"/>
@@ -5992,55 +7123,130 @@
     </w:lvl>
   </w:abstractNum>
   <w:num w:numId="1" w16cid:durableId="673994609">
+    <w:abstractNumId w:val="27"/>
+  </w:num>
+  <w:num w:numId="2" w16cid:durableId="1735618735">
+    <w:abstractNumId w:val="24"/>
+  </w:num>
+  <w:num w:numId="3" w16cid:durableId="33894117">
+    <w:abstractNumId w:val="26"/>
+  </w:num>
+  <w:num w:numId="4" w16cid:durableId="690568900">
+    <w:abstractNumId w:val="13"/>
+  </w:num>
+  <w:num w:numId="5" w16cid:durableId="2058773590">
+    <w:abstractNumId w:val="8"/>
+  </w:num>
+  <w:num w:numId="6" w16cid:durableId="1266155653">
+    <w:abstractNumId w:val="23"/>
+  </w:num>
+  <w:num w:numId="7" w16cid:durableId="1512992862">
+    <w:abstractNumId w:val="14"/>
+  </w:num>
+  <w:num w:numId="8" w16cid:durableId="571820028">
+    <w:abstractNumId w:val="25"/>
+  </w:num>
+  <w:num w:numId="9" w16cid:durableId="504174718">
+    <w:abstractNumId w:val="22"/>
+  </w:num>
+  <w:num w:numId="10" w16cid:durableId="7098577">
+    <w:abstractNumId w:val="28"/>
+  </w:num>
+  <w:num w:numId="11" w16cid:durableId="1193425095">
+    <w:abstractNumId w:val="3"/>
+  </w:num>
+  <w:num w:numId="12" w16cid:durableId="96490336">
+    <w:abstractNumId w:val="2"/>
+  </w:num>
+  <w:num w:numId="13" w16cid:durableId="1426341785">
+    <w:abstractNumId w:val="17"/>
+  </w:num>
+  <w:num w:numId="14" w16cid:durableId="126630625">
+    <w:abstractNumId w:val="21"/>
+  </w:num>
+  <w:num w:numId="15" w16cid:durableId="968557436">
+    <w:abstractNumId w:val="1"/>
+  </w:num>
+  <w:num w:numId="16" w16cid:durableId="2026901801">
+    <w:abstractNumId w:val="19"/>
+  </w:num>
+  <w:num w:numId="17" w16cid:durableId="1120997193">
+    <w:abstractNumId w:val="4"/>
+  </w:num>
+  <w:num w:numId="18" w16cid:durableId="189026533">
+    <w:abstractNumId w:val="7"/>
+  </w:num>
+  <w:num w:numId="19" w16cid:durableId="1711682625">
+    <w:abstractNumId w:val="18"/>
+  </w:num>
+  <w:num w:numId="20" w16cid:durableId="723721445">
+    <w:abstractNumId w:val="9"/>
+  </w:num>
+  <w:num w:numId="21" w16cid:durableId="2085057581">
+    <w:abstractNumId w:val="5"/>
+  </w:num>
+  <w:num w:numId="22" w16cid:durableId="2017924575">
+    <w:abstractNumId w:val="18"/>
+  </w:num>
+  <w:num w:numId="23" w16cid:durableId="518618117">
+    <w:abstractNumId w:val="11"/>
+  </w:num>
+  <w:num w:numId="24" w16cid:durableId="36781779">
+    <w:abstractNumId w:val="18"/>
+    <w:lvlOverride w:ilvl="0">
+      <w:startOverride w:val="1"/>
+    </w:lvlOverride>
+    <w:lvlOverride w:ilvl="1">
+      <w:startOverride w:val="1"/>
+    </w:lvlOverride>
+    <w:lvlOverride w:ilvl="2">
+      <w:startOverride w:val="1"/>
+    </w:lvlOverride>
+    <w:lvlOverride w:ilvl="3">
+      <w:startOverride w:val="1"/>
+    </w:lvlOverride>
+    <w:lvlOverride w:ilvl="4">
+      <w:startOverride w:val="1"/>
+    </w:lvlOverride>
+    <w:lvlOverride w:ilvl="5">
+      <w:startOverride w:val="1"/>
+    </w:lvlOverride>
+    <w:lvlOverride w:ilvl="6">
+      <w:startOverride w:val="1"/>
+    </w:lvlOverride>
+    <w:lvlOverride w:ilvl="7">
+      <w:startOverride w:val="1"/>
+    </w:lvlOverride>
+    <w:lvlOverride w:ilvl="8">
+      <w:startOverride w:val="1"/>
+    </w:lvlOverride>
+  </w:num>
+  <w:num w:numId="25" w16cid:durableId="205337418">
+    <w:abstractNumId w:val="7"/>
+  </w:num>
+  <w:num w:numId="26" w16cid:durableId="1772898459">
+    <w:abstractNumId w:val="7"/>
+  </w:num>
+  <w:num w:numId="27" w16cid:durableId="1768651175">
+    <w:abstractNumId w:val="12"/>
+  </w:num>
+  <w:num w:numId="28" w16cid:durableId="1995983107">
+    <w:abstractNumId w:val="6"/>
+  </w:num>
+  <w:num w:numId="29" w16cid:durableId="1968587058">
     <w:abstractNumId w:val="15"/>
   </w:num>
-  <w:num w:numId="2" w16cid:durableId="1735618735">
-    <w:abstractNumId w:val="12"/>
+  <w:num w:numId="30" w16cid:durableId="775246840">
+    <w:abstractNumId w:val="0"/>
   </w:num>
-  <w:num w:numId="3" w16cid:durableId="33894117">
-    <w:abstractNumId w:val="14"/>
-  </w:num>
-  <w:num w:numId="4" w16cid:durableId="690568900">
-    <w:abstractNumId w:val="5"/>
-  </w:num>
-  <w:num w:numId="5" w16cid:durableId="2058773590">
-    <w:abstractNumId w:val="4"/>
-  </w:num>
-  <w:num w:numId="6" w16cid:durableId="1266155653">
-    <w:abstractNumId w:val="11"/>
-  </w:num>
-  <w:num w:numId="7" w16cid:durableId="1512992862">
-    <w:abstractNumId w:val="6"/>
-  </w:num>
-  <w:num w:numId="8" w16cid:durableId="571820028">
-    <w:abstractNumId w:val="13"/>
-  </w:num>
-  <w:num w:numId="9" w16cid:durableId="504174718">
+  <w:num w:numId="31" w16cid:durableId="1276063669">
     <w:abstractNumId w:val="10"/>
   </w:num>
-  <w:num w:numId="10" w16cid:durableId="7098577">
+  <w:num w:numId="32" w16cid:durableId="1551189895">
     <w:abstractNumId w:val="16"/>
   </w:num>
-  <w:num w:numId="11" w16cid:durableId="1193425095">
-    <w:abstractNumId w:val="2"/>
-  </w:num>
-  <w:num w:numId="12" w16cid:durableId="96490336">
-    <w:abstractNumId w:val="1"/>
-  </w:num>
-  <w:num w:numId="13" w16cid:durableId="1426341785">
-    <w:abstractNumId w:val="7"/>
-  </w:num>
-  <w:num w:numId="14" w16cid:durableId="126630625">
-    <w:abstractNumId w:val="9"/>
-  </w:num>
-  <w:num w:numId="15" w16cid:durableId="968557436">
-    <w:abstractNumId w:val="0"/>
-  </w:num>
-  <w:num w:numId="16" w16cid:durableId="2026901801">
-    <w:abstractNumId w:val="8"/>
-  </w:num>
-  <w:num w:numId="17" w16cid:durableId="1120997193">
-    <w:abstractNumId w:val="3"/>
+  <w:num w:numId="33" w16cid:durableId="89204173">
+    <w:abstractNumId w:val="20"/>
   </w:num>
 </w:numbering>
 </file>
@@ -6443,11 +7649,57 @@
   <w:style w:type="paragraph" w:default="1" w:styleId="a">
     <w:name w:val="Normal"/>
     <w:qFormat/>
+    <w:rsid w:val="001D0756"/>
+    <w:pPr>
+      <w:spacing w:after="120" w:line="360" w:lineRule="auto"/>
+      <w:ind w:firstLine="709"/>
+    </w:pPr>
+    <w:rPr>
+      <w:rFonts w:ascii="Times New Roman" w:hAnsi="Times New Roman"/>
+      <w:sz w:val="28"/>
+    </w:rPr>
+  </w:style>
+  <w:style w:type="paragraph" w:styleId="1">
+    <w:name w:val="heading 1"/>
+    <w:basedOn w:val="a"/>
+    <w:next w:val="a"/>
+    <w:link w:val="11"/>
+    <w:uiPriority w:val="9"/>
+    <w:qFormat/>
+    <w:rsid w:val="00920D91"/>
+    <w:pPr>
+      <w:numPr>
+        <w:numId w:val="18"/>
+      </w:numPr>
+      <w:outlineLvl w:val="0"/>
+    </w:pPr>
+    <w:rPr>
+      <w:bCs/>
+    </w:rPr>
+  </w:style>
+  <w:style w:type="paragraph" w:styleId="20">
+    <w:name w:val="heading 2"/>
+    <w:basedOn w:val="a"/>
+    <w:next w:val="a"/>
+    <w:link w:val="21"/>
+    <w:uiPriority w:val="9"/>
+    <w:unhideWhenUsed/>
+    <w:qFormat/>
+    <w:rsid w:val="001D0756"/>
+    <w:pPr>
+      <w:numPr>
+        <w:ilvl w:val="1"/>
+        <w:numId w:val="19"/>
+      </w:numPr>
+      <w:outlineLvl w:val="1"/>
+    </w:pPr>
+    <w:rPr>
+      <w:bCs/>
+    </w:rPr>
   </w:style>
   <w:style w:type="character" w:default="1" w:styleId="a0">
     <w:name w:val="Default Paragraph Font"/>
     <w:uiPriority w:val="1"/>
-    <w:semiHidden/>
     <w:unhideWhenUsed/>
   </w:style>
   <w:style w:type="table" w:default="1" w:styleId="a1">
@@ -6493,6 +7745,86 @@
       <w:color w:val="605E5C"/>
       <w:shd w:val="clear" w:color="auto" w:fill="E1DFDD"/>
     </w:rPr>
+  </w:style>
+  <w:style w:type="paragraph" w:styleId="a5">
+    <w:name w:val="No Spacing"/>
+    <w:aliases w:val="текст"/>
+    <w:uiPriority w:val="1"/>
+    <w:qFormat/>
+    <w:rsid w:val="001D0756"/>
+    <w:pPr>
+      <w:spacing w:after="0" w:line="360" w:lineRule="auto"/>
+      <w:ind w:firstLine="709"/>
+      <w:jc w:val="both"/>
+    </w:pPr>
+    <w:rPr>
+      <w:rFonts w:ascii="Times New Roman" w:hAnsi="Times New Roman"/>
+      <w:sz w:val="24"/>
+    </w:rPr>
+  </w:style>
+  <w:style w:type="character" w:customStyle="1" w:styleId="11">
+    <w:name w:val="Заголовок 1 Знак"/>
+    <w:basedOn w:val="a0"/>
+    <w:link w:val="1"/>
+    <w:uiPriority w:val="9"/>
+    <w:rsid w:val="00187003"/>
+    <w:rPr>
+      <w:rFonts w:ascii="Times New Roman" w:hAnsi="Times New Roman"/>
+      <w:bCs/>
+      <w:sz w:val="28"/>
+    </w:rPr>
+  </w:style>
+  <w:style w:type="character" w:customStyle="1" w:styleId="21">
+    <w:name w:val="Заголовок 2 Знак"/>
+    <w:basedOn w:val="a0"/>
+    <w:link w:val="20"/>
+    <w:uiPriority w:val="9"/>
+    <w:rsid w:val="001D0756"/>
+    <w:rPr>
+      <w:rFonts w:ascii="Times New Roman" w:hAnsi="Times New Roman"/>
+      <w:bCs/>
+      <w:sz w:val="28"/>
+    </w:rPr>
+  </w:style>
+  <w:style w:type="numbering" w:customStyle="1" w:styleId="10">
+    <w:name w:val="Текущий список1"/>
+    <w:uiPriority w:val="99"/>
+    <w:rsid w:val="001D0756"/>
+    <w:pPr>
+      <w:numPr>
+        <w:numId w:val="23"/>
+      </w:numPr>
+    </w:pPr>
+  </w:style>
+  <w:style w:type="numbering" w:customStyle="1" w:styleId="2">
+    <w:name w:val="Текущий список2"/>
+    <w:uiPriority w:val="99"/>
+    <w:rsid w:val="00187003"/>
+    <w:pPr>
+      <w:numPr>
+        <w:numId w:val="29"/>
+      </w:numPr>
+    </w:pPr>
+  </w:style>
+  <w:style w:type="numbering" w:customStyle="1" w:styleId="3">
+    <w:name w:val="Текущий список3"/>
+    <w:uiPriority w:val="99"/>
+    <w:rsid w:val="00187003"/>
+    <w:pPr>
+      <w:numPr>
+        <w:numId w:val="30"/>
+      </w:numPr>
+    </w:pPr>
+  </w:style>
+  <w:style w:type="numbering" w:customStyle="1" w:styleId="4">
+    <w:name w:val="Текущий список4"/>
+    <w:uiPriority w:val="99"/>
+    <w:rsid w:val="00920D91"/>
+    <w:pPr>
+      <w:numPr>
+        <w:numId w:val="31"/>
+      </w:numPr>
+    </w:pPr>
   </w:style>
 </w:styles>
 </file>
